--- a/word proj/사례_지자체, 공무원법, 토지보상법, 재개발 등_답안.docx
+++ b/word proj/사례_지자체, 공무원법, 토지보상법, 재개발 등_답안.docx
@@ -19,8 +19,10 @@
       <w:r>
         <w:rPr>
           <w:rFonts w:ascii="Arial" w:hAnsi="Arial"/>
+          <w:b/>
+          <w:sz w:val="24"/>
         </w:rPr>
-        <w:t>1. 지방자치단체</w:t>
+        <w:t>【1) 주민의 의의와 인정기준】</w:t>
       </w:r>
     </w:p>
     <w:p>
@@ -28,7 +30,7 @@
         <w:rPr>
           <w:rFonts w:ascii="Arial" w:hAnsi="Arial"/>
         </w:rPr>
-        <w:t>2. 폐지</w:t>
+        <w:t xml:space="preserve">  1번. 지방자치단체</w:t>
       </w:r>
     </w:p>
     <w:p>
@@ -36,7 +38,7 @@
         <w:rPr>
           <w:rFonts w:ascii="Arial" w:hAnsi="Arial"/>
         </w:rPr>
-        <w:t>3. 지방자치단체</w:t>
+        <w:t xml:space="preserve">  2번. 지방자치단체</w:t>
       </w:r>
     </w:p>
     <w:p>
@@ -44,7 +46,7 @@
         <w:rPr>
           <w:rFonts w:ascii="Arial" w:hAnsi="Arial"/>
         </w:rPr>
-        <w:t>4. 의회</w:t>
+        <w:t xml:space="preserve">  3번. 의회</w:t>
       </w:r>
     </w:p>
     <w:p>
@@ -52,7 +54,17 @@
         <w:rPr>
           <w:rFonts w:ascii="Arial" w:hAnsi="Arial"/>
         </w:rPr>
-        <w:t>5. 의회</w:t>
+        <w:t xml:space="preserve">  4번. 지방자치단체</w:t>
+      </w:r>
+    </w:p>
+    <w:p>
+      <w:r>
+        <w:rPr>
+          <w:rFonts w:ascii="Arial" w:hAnsi="Arial"/>
+          <w:b/>
+          <w:sz w:val="24"/>
+        </w:rPr>
+        <w:t>【2) 주민소송(22조)】</w:t>
       </w:r>
     </w:p>
     <w:p>
@@ -60,7 +72,7 @@
         <w:rPr>
           <w:rFonts w:ascii="Arial" w:hAnsi="Arial"/>
         </w:rPr>
-        <w:t>6. 지방자치단체</w:t>
+        <w:t xml:space="preserve">  5번. 중지</w:t>
       </w:r>
     </w:p>
     <w:p>
@@ -68,7 +80,7 @@
         <w:rPr>
           <w:rFonts w:ascii="Arial" w:hAnsi="Arial"/>
         </w:rPr>
-        <w:t>7. 의회</w:t>
+        <w:t xml:space="preserve">  6번. 지방자치단체</w:t>
       </w:r>
     </w:p>
     <w:p>
@@ -76,7 +88,7 @@
         <w:rPr>
           <w:rFonts w:ascii="Arial" w:hAnsi="Arial"/>
         </w:rPr>
-        <w:t>8. 중지</w:t>
+        <w:t xml:space="preserve">  7번. 지방자치단체</w:t>
       </w:r>
     </w:p>
     <w:p>
@@ -84,7 +96,7 @@
         <w:rPr>
           <w:rFonts w:ascii="Arial" w:hAnsi="Arial"/>
         </w:rPr>
-        <w:t>9. 지방자치단체</w:t>
+        <w:t xml:space="preserve">  8번. 지방자치단체</w:t>
       </w:r>
     </w:p>
     <w:p>
@@ -92,7 +104,17 @@
         <w:rPr>
           <w:rFonts w:ascii="Arial" w:hAnsi="Arial"/>
         </w:rPr>
-        <w:t>10. 자치사무</w:t>
+        <w:t xml:space="preserve">  9번. 지방자치단체</w:t>
+      </w:r>
+    </w:p>
+    <w:p>
+      <w:r>
+        <w:rPr>
+          <w:rFonts w:ascii="Arial" w:hAnsi="Arial"/>
+          <w:b/>
+          <w:sz w:val="24"/>
+        </w:rPr>
+        <w:t>【2. 권한의 위임과 재위임】</w:t>
       </w:r>
     </w:p>
     <w:p>
@@ -100,7 +122,7 @@
         <w:rPr>
           <w:rFonts w:ascii="Arial" w:hAnsi="Arial"/>
         </w:rPr>
-        <w:t>11. 관리처분</w:t>
+        <w:t xml:space="preserve">  10번. 자치사무</w:t>
       </w:r>
     </w:p>
     <w:p>
@@ -108,7 +130,17 @@
         <w:rPr>
           <w:rFonts w:ascii="Arial" w:hAnsi="Arial"/>
         </w:rPr>
-        <w:t>12. 지방자치단체</w:t>
+        <w:t xml:space="preserve">  11번. 지방자치단체</w:t>
+      </w:r>
+    </w:p>
+    <w:p>
+      <w:r>
+        <w:rPr>
+          <w:rFonts w:ascii="Arial" w:hAnsi="Arial"/>
+          <w:b/>
+          <w:sz w:val="24"/>
+        </w:rPr>
+        <w:t>【1) ★조례재정의 한계 – 자치조례】</w:t>
       </w:r>
     </w:p>
     <w:p>
@@ -116,7 +148,7 @@
         <w:rPr>
           <w:rFonts w:ascii="Arial" w:hAnsi="Arial"/>
         </w:rPr>
-        <w:t>13. 행정소송</w:t>
+        <w:t xml:space="preserve">  12번. 지방자치단체</w:t>
       </w:r>
     </w:p>
     <w:p>
@@ -124,7 +156,7 @@
         <w:rPr>
           <w:rFonts w:ascii="Arial" w:hAnsi="Arial"/>
         </w:rPr>
-        <w:t>14. 지방자치단체</w:t>
+        <w:t xml:space="preserve">  13번. 자치사무</w:t>
       </w:r>
     </w:p>
     <w:p>
@@ -132,7 +164,7 @@
         <w:rPr>
           <w:rFonts w:ascii="Arial" w:hAnsi="Arial"/>
         </w:rPr>
-        <w:t>15. 지방자치단체</w:t>
+        <w:t xml:space="preserve">  14번. 자치사무</w:t>
       </w:r>
     </w:p>
     <w:p>
@@ -140,7 +172,7 @@
         <w:rPr>
           <w:rFonts w:ascii="Arial" w:hAnsi="Arial"/>
         </w:rPr>
-        <w:t>16. 지방자치단체</w:t>
+        <w:t xml:space="preserve">  15번. 지방자치단체</w:t>
       </w:r>
     </w:p>
     <w:p>
@@ -148,7 +180,7 @@
         <w:rPr>
           <w:rFonts w:ascii="Arial" w:hAnsi="Arial"/>
         </w:rPr>
-        <w:t>17. 자치사무</w:t>
+        <w:t xml:space="preserve">  16번. 의회</w:t>
       </w:r>
     </w:p>
     <w:p>
@@ -156,7 +188,17 @@
         <w:rPr>
           <w:rFonts w:ascii="Arial" w:hAnsi="Arial"/>
         </w:rPr>
-        <w:t>18. 위임사무</w:t>
+        <w:t xml:space="preserve">  17번. 지방자치단체</w:t>
+      </w:r>
+    </w:p>
+    <w:p>
+      <w:r>
+        <w:rPr>
+          <w:rFonts w:ascii="Arial" w:hAnsi="Arial"/>
+          <w:b/>
+          <w:sz w:val="24"/>
+        </w:rPr>
+        <w:t>【2) 조례재정의 한계 – 위임조례】</w:t>
       </w:r>
     </w:p>
     <w:p>
@@ -164,7 +206,7 @@
         <w:rPr>
           <w:rFonts w:ascii="Arial" w:hAnsi="Arial"/>
         </w:rPr>
-        <w:t>19. 지방자치단체</w:t>
+        <w:t xml:space="preserve">  18번. 자치사무</w:t>
       </w:r>
     </w:p>
     <w:p>
@@ -172,7 +214,7 @@
         <w:rPr>
           <w:rFonts w:ascii="Arial" w:hAnsi="Arial"/>
         </w:rPr>
-        <w:t>20. 지방자치단체</w:t>
+        <w:t xml:space="preserve">  19번. 위임사무</w:t>
       </w:r>
     </w:p>
     <w:p>
@@ -180,7 +222,17 @@
         <w:rPr>
           <w:rFonts w:ascii="Arial" w:hAnsi="Arial"/>
         </w:rPr>
-        <w:t>21. 자치사무</w:t>
+        <w:t xml:space="preserve">  20번. 지방자치단체</w:t>
+      </w:r>
+    </w:p>
+    <w:p>
+      <w:r>
+        <w:rPr>
+          <w:rFonts w:ascii="Arial" w:hAnsi="Arial"/>
+          <w:b/>
+          <w:sz w:val="24"/>
+        </w:rPr>
+        <w:t>【3) 조례의 처분성】</w:t>
       </w:r>
     </w:p>
     <w:p>
@@ -188,7 +240,17 @@
         <w:rPr>
           <w:rFonts w:ascii="Arial" w:hAnsi="Arial"/>
         </w:rPr>
-        <w:t>22. 위임사무</w:t>
+        <w:t xml:space="preserve">  21번. 지방자치단체</w:t>
+      </w:r>
+    </w:p>
+    <w:p>
+      <w:r>
+        <w:rPr>
+          <w:rFonts w:ascii="Arial" w:hAnsi="Arial"/>
+          <w:b/>
+          <w:sz w:val="24"/>
+        </w:rPr>
+        <w:t>【4. 조례의 통제】</w:t>
       </w:r>
     </w:p>
     <w:p>
@@ -196,7 +258,17 @@
         <w:rPr>
           <w:rFonts w:ascii="Arial" w:hAnsi="Arial"/>
         </w:rPr>
-        <w:t>23. 자치사무</w:t>
+        <w:t xml:space="preserve">  22번. 의회</w:t>
+      </w:r>
+    </w:p>
+    <w:p>
+      <w:r>
+        <w:rPr>
+          <w:rFonts w:ascii="Arial" w:hAnsi="Arial"/>
+          <w:b/>
+          <w:sz w:val="24"/>
+        </w:rPr>
+        <w:t>【1) 지자체장에 의한 통제(재의요구)】</w:t>
       </w:r>
     </w:p>
     <w:p>
@@ -204,7 +276,17 @@
         <w:rPr>
           <w:rFonts w:ascii="Arial" w:hAnsi="Arial"/>
         </w:rPr>
-        <w:t>24. 위임사무</w:t>
+        <w:t xml:space="preserve">  23번. 지방자치단체</w:t>
+      </w:r>
+    </w:p>
+    <w:p>
+      <w:r>
+        <w:rPr>
+          <w:rFonts w:ascii="Arial" w:hAnsi="Arial"/>
+          <w:b/>
+          <w:sz w:val="24"/>
+        </w:rPr>
+        <w:t>【2) 감독청의 통제(재의요구 지시)】</w:t>
       </w:r>
     </w:p>
     <w:p>
@@ -212,7 +294,7 @@
         <w:rPr>
           <w:rFonts w:ascii="Arial" w:hAnsi="Arial"/>
         </w:rPr>
-        <w:t>25. 지방자치단체</w:t>
+        <w:t xml:space="preserve">  24번. 의회</w:t>
       </w:r>
     </w:p>
     <w:p>
@@ -220,7 +302,7 @@
         <w:rPr>
           <w:rFonts w:ascii="Arial" w:hAnsi="Arial"/>
         </w:rPr>
-        <w:t>26. 자치사무</w:t>
+        <w:t xml:space="preserve">  25번. 의회</w:t>
       </w:r>
     </w:p>
     <w:p>
@@ -228,7 +310,17 @@
         <w:rPr>
           <w:rFonts w:ascii="Arial" w:hAnsi="Arial"/>
         </w:rPr>
-        <w:t>27. 의회</w:t>
+        <w:t xml:space="preserve">  26번. 지방자치단체</w:t>
+      </w:r>
+    </w:p>
+    <w:p>
+      <w:r>
+        <w:rPr>
+          <w:rFonts w:ascii="Arial" w:hAnsi="Arial"/>
+          <w:b/>
+          <w:sz w:val="24"/>
+        </w:rPr>
+        <w:t>【5. 자치사무/기관위임사무 통제】</w:t>
       </w:r>
     </w:p>
     <w:p>
@@ -236,7 +328,17 @@
         <w:rPr>
           <w:rFonts w:ascii="Arial" w:hAnsi="Arial"/>
         </w:rPr>
-        <w:t>28. 지방자치단체</w:t>
+        <w:t xml:space="preserve">  27번. 자치사무</w:t>
+      </w:r>
+    </w:p>
+    <w:p>
+      <w:r>
+        <w:rPr>
+          <w:rFonts w:ascii="Arial" w:hAnsi="Arial"/>
+          <w:b/>
+          <w:sz w:val="24"/>
+        </w:rPr>
+        <w:t>【1) 자치사무에 대한 통제 : 감독청의 시정명령 및 취소정지(188조)】</w:t>
       </w:r>
     </w:p>
     <w:p>
@@ -244,7 +346,7 @@
         <w:rPr>
           <w:rFonts w:ascii="Arial" w:hAnsi="Arial"/>
         </w:rPr>
-        <w:t>29. 의회</w:t>
+        <w:t xml:space="preserve">  28번. 자치사무</w:t>
       </w:r>
     </w:p>
     <w:p>
@@ -252,7 +354,7 @@
         <w:rPr>
           <w:rFonts w:ascii="Arial" w:hAnsi="Arial"/>
         </w:rPr>
-        <w:t>30. 자치사무</w:t>
+        <w:t xml:space="preserve">  29번. 자치사무</w:t>
       </w:r>
     </w:p>
     <w:p>
@@ -260,7 +362,7 @@
         <w:rPr>
           <w:rFonts w:ascii="Arial" w:hAnsi="Arial"/>
         </w:rPr>
-        <w:t>31. 위임사무</w:t>
+        <w:t xml:space="preserve">  30번. 자치사무</w:t>
       </w:r>
     </w:p>
     <w:p>
@@ -268,7 +370,7 @@
         <w:rPr>
           <w:rFonts w:ascii="Arial" w:hAnsi="Arial"/>
         </w:rPr>
-        <w:t>32. 위임사무</w:t>
+        <w:t xml:space="preserve">  31번. 자치사무</w:t>
       </w:r>
     </w:p>
     <w:p>
@@ -276,7 +378,17 @@
         <w:rPr>
           <w:rFonts w:ascii="Arial" w:hAnsi="Arial"/>
         </w:rPr>
-        <w:t>33. 위임사무</w:t>
+        <w:t xml:space="preserve">  32번. 지방자치단체</w:t>
+      </w:r>
+    </w:p>
+    <w:p>
+      <w:r>
+        <w:rPr>
+          <w:rFonts w:ascii="Arial" w:hAnsi="Arial"/>
+          <w:b/>
+          <w:sz w:val="24"/>
+        </w:rPr>
+        <w:t>【2) 기관위임사무에 대한 통제】</w:t>
       </w:r>
     </w:p>
     <w:p>
@@ -284,7 +396,7 @@
         <w:rPr>
           <w:rFonts w:ascii="Arial" w:hAnsi="Arial"/>
         </w:rPr>
-        <w:t>34. 지방자치단체</w:t>
+        <w:t xml:space="preserve">  33번. 위임사무</w:t>
       </w:r>
     </w:p>
     <w:p>
@@ -292,7 +404,7 @@
         <w:rPr>
           <w:rFonts w:ascii="Arial" w:hAnsi="Arial"/>
         </w:rPr>
-        <w:t>35. 지방자치단체</w:t>
+        <w:t xml:space="preserve">  34번. 지방자치단체</w:t>
       </w:r>
     </w:p>
     <w:p>
@@ -300,7 +412,7 @@
         <w:rPr>
           <w:rFonts w:ascii="Arial" w:hAnsi="Arial"/>
         </w:rPr>
-        <w:t>36. 의회</w:t>
+        <w:t xml:space="preserve">  35번. 지방자치단체</w:t>
       </w:r>
     </w:p>
     <w:p>
@@ -308,7 +420,17 @@
         <w:rPr>
           <w:rFonts w:ascii="Arial" w:hAnsi="Arial"/>
         </w:rPr>
-        <w:t>37. 의회</w:t>
+        <w:t xml:space="preserve">  36번. 자치사무</w:t>
+      </w:r>
+    </w:p>
+    <w:p>
+      <w:r>
+        <w:rPr>
+          <w:rFonts w:ascii="Arial" w:hAnsi="Arial"/>
+          <w:b/>
+          <w:sz w:val="24"/>
+        </w:rPr>
+        <w:t>【6. 분쟁조정결정제도】</w:t>
       </w:r>
     </w:p>
     <w:p>
@@ -316,7 +438,17 @@
         <w:rPr>
           <w:rFonts w:ascii="Arial" w:hAnsi="Arial"/>
         </w:rPr>
-        <w:t>38. 지방자치단체</w:t>
+        <w:t xml:space="preserve">  37번. 지방자치단체</w:t>
+      </w:r>
+    </w:p>
+    <w:p>
+      <w:r>
+        <w:rPr>
+          <w:rFonts w:ascii="Arial" w:hAnsi="Arial"/>
+          <w:b/>
+          <w:sz w:val="24"/>
+        </w:rPr>
+        <w:t>【1. 공무원 임명행위】</w:t>
       </w:r>
     </w:p>
     <w:p>
@@ -324,7 +456,7 @@
         <w:rPr>
           <w:rFonts w:ascii="Arial" w:hAnsi="Arial"/>
         </w:rPr>
-        <w:t>39. 의회</w:t>
+        <w:t xml:space="preserve">  38번. 임용</w:t>
       </w:r>
     </w:p>
     <w:p>
@@ -332,7 +464,17 @@
         <w:rPr>
           <w:rFonts w:ascii="Arial" w:hAnsi="Arial"/>
         </w:rPr>
-        <w:t>40. 의회</w:t>
+        <w:t xml:space="preserve">  39번. 임용</w:t>
+      </w:r>
+    </w:p>
+    <w:p>
+      <w:r>
+        <w:rPr>
+          <w:rFonts w:ascii="Arial" w:hAnsi="Arial"/>
+          <w:b/>
+          <w:sz w:val="24"/>
+        </w:rPr>
+        <w:t>【1) 결격사유있는 공무원 임용의 효력】</w:t>
       </w:r>
     </w:p>
     <w:p>
@@ -340,7 +482,7 @@
         <w:rPr>
           <w:rFonts w:ascii="Arial" w:hAnsi="Arial"/>
         </w:rPr>
-        <w:t>41. 의회</w:t>
+        <w:t xml:space="preserve">  40번. 임용</w:t>
       </w:r>
     </w:p>
     <w:p>
@@ -348,7 +490,7 @@
         <w:rPr>
           <w:rFonts w:ascii="Arial" w:hAnsi="Arial"/>
         </w:rPr>
-        <w:t>42. 의회</w:t>
+        <w:t xml:space="preserve">  41번. 임용</w:t>
       </w:r>
     </w:p>
     <w:p>
@@ -356,7 +498,17 @@
         <w:rPr>
           <w:rFonts w:ascii="Arial" w:hAnsi="Arial"/>
         </w:rPr>
-        <w:t>43. 지방자치단체</w:t>
+        <w:t xml:space="preserve">  42번. 임용</w:t>
+      </w:r>
+    </w:p>
+    <w:p>
+      <w:r>
+        <w:rPr>
+          <w:rFonts w:ascii="Arial" w:hAnsi="Arial"/>
+          <w:b/>
+          <w:sz w:val="24"/>
+        </w:rPr>
+        <w:t>【3. 직무명령 복종의무】</w:t>
       </w:r>
     </w:p>
     <w:p>
@@ -364,7 +516,7 @@
         <w:rPr>
           <w:rFonts w:ascii="Arial" w:hAnsi="Arial"/>
         </w:rPr>
-        <w:t>44. 자치사무</w:t>
+        <w:t xml:space="preserve">  43번. 직무명령</w:t>
       </w:r>
     </w:p>
     <w:p>
@@ -372,7 +524,7 @@
         <w:rPr>
           <w:rFonts w:ascii="Arial" w:hAnsi="Arial"/>
         </w:rPr>
-        <w:t>45. 위임사무</w:t>
+        <w:t xml:space="preserve">  44번. 직무명령</w:t>
       </w:r>
     </w:p>
     <w:p>
@@ -380,7 +532,7 @@
         <w:rPr>
           <w:rFonts w:ascii="Arial" w:hAnsi="Arial"/>
         </w:rPr>
-        <w:t>46. 자치사무</w:t>
+        <w:t xml:space="preserve">  45번. 직무명령</w:t>
       </w:r>
     </w:p>
     <w:p>
@@ -388,7 +540,17 @@
         <w:rPr>
           <w:rFonts w:ascii="Arial" w:hAnsi="Arial"/>
         </w:rPr>
-        <w:t>47. 자치사무</w:t>
+        <w:t xml:space="preserve">  46번. 직무명령</w:t>
+      </w:r>
+    </w:p>
+    <w:p>
+      <w:r>
+        <w:rPr>
+          <w:rFonts w:ascii="Arial" w:hAnsi="Arial"/>
+          <w:b/>
+          <w:sz w:val="24"/>
+        </w:rPr>
+        <w:t>【1) 행정규칙에 기한 직무상명령 준수의무】</w:t>
       </w:r>
     </w:p>
     <w:p>
@@ -396,7 +558,7 @@
         <w:rPr>
           <w:rFonts w:ascii="Arial" w:hAnsi="Arial"/>
         </w:rPr>
-        <w:t>48. 자치사무</w:t>
+        <w:t xml:space="preserve">  47번. 징계</w:t>
       </w:r>
     </w:p>
     <w:p>
@@ -404,7 +566,17 @@
         <w:rPr>
           <w:rFonts w:ascii="Arial" w:hAnsi="Arial"/>
         </w:rPr>
-        <w:t>49. 자치사무</w:t>
+        <w:t xml:space="preserve">  48번. 징계</w:t>
+      </w:r>
+    </w:p>
+    <w:p>
+      <w:r>
+        <w:rPr>
+          <w:rFonts w:ascii="Arial" w:hAnsi="Arial"/>
+          <w:b/>
+          <w:sz w:val="24"/>
+        </w:rPr>
+        <w:t>【4. 공무원 징계】</w:t>
       </w:r>
     </w:p>
     <w:p>
@@ -412,7 +584,17 @@
         <w:rPr>
           <w:rFonts w:ascii="Arial" w:hAnsi="Arial"/>
         </w:rPr>
-        <w:t>50. 위임사무</w:t>
+        <w:t xml:space="preserve">  49번. 징계</w:t>
+      </w:r>
+    </w:p>
+    <w:p>
+      <w:r>
+        <w:rPr>
+          <w:rFonts w:ascii="Arial" w:hAnsi="Arial"/>
+          <w:b/>
+          <w:sz w:val="24"/>
+        </w:rPr>
+        <w:t>【1) 징계절차】</w:t>
       </w:r>
     </w:p>
     <w:p>
@@ -420,7 +602,7 @@
         <w:rPr>
           <w:rFonts w:ascii="Arial" w:hAnsi="Arial"/>
         </w:rPr>
-        <w:t>51. 자치사무</w:t>
+        <w:t xml:space="preserve">  50번. 징계</w:t>
       </w:r>
     </w:p>
     <w:p>
@@ -428,7 +610,7 @@
         <w:rPr>
           <w:rFonts w:ascii="Arial" w:hAnsi="Arial"/>
         </w:rPr>
-        <w:t>52. 지방자치단체</w:t>
+        <w:t xml:space="preserve">  51번. 징계위원회</w:t>
       </w:r>
     </w:p>
     <w:p>
@@ -436,7 +618,7 @@
         <w:rPr>
           <w:rFonts w:ascii="Arial" w:hAnsi="Arial"/>
         </w:rPr>
-        <w:t>53. 위임사무</w:t>
+        <w:t xml:space="preserve">  52번. 행정소송</w:t>
       </w:r>
     </w:p>
     <w:p>
@@ -444,7 +626,17 @@
         <w:rPr>
           <w:rFonts w:ascii="Arial" w:hAnsi="Arial"/>
         </w:rPr>
-        <w:t>54. 지방자치단체</w:t>
+        <w:t xml:space="preserve">  53번. 징계</w:t>
+      </w:r>
+    </w:p>
+    <w:p>
+      <w:r>
+        <w:rPr>
+          <w:rFonts w:ascii="Arial" w:hAnsi="Arial"/>
+          <w:b/>
+          <w:sz w:val="24"/>
+        </w:rPr>
+        <w:t>【2) 징계의결의 하자와 방어권 행사】</w:t>
       </w:r>
     </w:p>
     <w:p>
@@ -452,7 +644,7 @@
         <w:rPr>
           <w:rFonts w:ascii="Arial" w:hAnsi="Arial"/>
         </w:rPr>
-        <w:t>55. 위임사무</w:t>
+        <w:t xml:space="preserve">  54번. 징계</w:t>
       </w:r>
     </w:p>
     <w:p>
@@ -460,7 +652,7 @@
         <w:rPr>
           <w:rFonts w:ascii="Arial" w:hAnsi="Arial"/>
         </w:rPr>
-        <w:t>56. 위임사무</w:t>
+        <w:t xml:space="preserve">  55번. 징계</w:t>
       </w:r>
     </w:p>
     <w:p>
@@ -468,7 +660,7 @@
         <w:rPr>
           <w:rFonts w:ascii="Arial" w:hAnsi="Arial"/>
         </w:rPr>
-        <w:t>57. 지방자치단체</w:t>
+        <w:t xml:space="preserve">  56번. 징계위원회</w:t>
       </w:r>
     </w:p>
     <w:p>
@@ -476,7 +668,7 @@
         <w:rPr>
           <w:rFonts w:ascii="Arial" w:hAnsi="Arial"/>
         </w:rPr>
-        <w:t>58. 자치사무</w:t>
+        <w:t xml:space="preserve">  57번. 징계</w:t>
       </w:r>
     </w:p>
     <w:p>
@@ -484,7 +676,17 @@
         <w:rPr>
           <w:rFonts w:ascii="Arial" w:hAnsi="Arial"/>
         </w:rPr>
-        <w:t>59. 위임사무</w:t>
+        <w:t xml:space="preserve">  58번. 징계위원회</w:t>
+      </w:r>
+    </w:p>
+    <w:p>
+      <w:r>
+        <w:rPr>
+          <w:rFonts w:ascii="Arial" w:hAnsi="Arial"/>
+          <w:b/>
+          <w:sz w:val="24"/>
+        </w:rPr>
+        <w:t>【5. 소청절차】</w:t>
       </w:r>
     </w:p>
     <w:p>
@@ -492,7 +694,17 @@
         <w:rPr>
           <w:rFonts w:ascii="Arial" w:hAnsi="Arial"/>
         </w:rPr>
-        <w:t>60. 지방자치단체</w:t>
+        <w:t xml:space="preserve">  59번. 소청심사</w:t>
+      </w:r>
+    </w:p>
+    <w:p>
+      <w:r>
+        <w:rPr>
+          <w:rFonts w:ascii="Arial" w:hAnsi="Arial"/>
+          <w:b/>
+          <w:sz w:val="24"/>
+        </w:rPr>
+        <w:t>【1) 필요적 전심절차】</w:t>
       </w:r>
     </w:p>
     <w:p>
@@ -500,7 +712,17 @@
         <w:rPr>
           <w:rFonts w:ascii="Arial" w:hAnsi="Arial"/>
         </w:rPr>
-        <w:t>61. 임용</w:t>
+        <w:t xml:space="preserve">  60번. 행정소송</w:t>
+      </w:r>
+    </w:p>
+    <w:p>
+      <w:r>
+        <w:rPr>
+          <w:rFonts w:ascii="Arial" w:hAnsi="Arial"/>
+          <w:b/>
+          <w:sz w:val="24"/>
+        </w:rPr>
+        <w:t>【2) 소청심사위원회 법적지위 (합의제행정청)】</w:t>
       </w:r>
     </w:p>
     <w:p>
@@ -508,7 +730,7 @@
         <w:rPr>
           <w:rFonts w:ascii="Arial" w:hAnsi="Arial"/>
         </w:rPr>
-        <w:t>62. 임용</w:t>
+        <w:t xml:space="preserve">  61번. 소청심사</w:t>
       </w:r>
     </w:p>
     <w:p>
@@ -516,7 +738,7 @@
         <w:rPr>
           <w:rFonts w:ascii="Arial" w:hAnsi="Arial"/>
         </w:rPr>
-        <w:t>63. 임용</w:t>
+        <w:t xml:space="preserve">  62번. 소청심사</w:t>
       </w:r>
     </w:p>
     <w:p>
@@ -524,7 +746,7 @@
         <w:rPr>
           <w:rFonts w:ascii="Arial" w:hAnsi="Arial"/>
         </w:rPr>
-        <w:t>64. 임용</w:t>
+        <w:t xml:space="preserve">  63번. 소청심사</w:t>
       </w:r>
     </w:p>
     <w:p>
@@ -532,7 +754,17 @@
         <w:rPr>
           <w:rFonts w:ascii="Arial" w:hAnsi="Arial"/>
         </w:rPr>
-        <w:t>65. 임용</w:t>
+        <w:t xml:space="preserve">  64번. 징계위원회</w:t>
+      </w:r>
+    </w:p>
+    <w:p>
+      <w:r>
+        <w:rPr>
+          <w:rFonts w:ascii="Arial" w:hAnsi="Arial"/>
+          <w:b/>
+          <w:sz w:val="24"/>
+        </w:rPr>
+        <w:t>【1) 의의 및 징계와의 구분】</w:t>
       </w:r>
     </w:p>
     <w:p>
@@ -540,7 +772,7 @@
         <w:rPr>
           <w:rFonts w:ascii="Arial" w:hAnsi="Arial"/>
         </w:rPr>
-        <w:t>66. 직무명령</w:t>
+        <w:t xml:space="preserve">  65번. 징계</w:t>
       </w:r>
     </w:p>
     <w:p>
@@ -548,7 +780,17 @@
         <w:rPr>
           <w:rFonts w:ascii="Arial" w:hAnsi="Arial"/>
         </w:rPr>
-        <w:t>67. 직무명령</w:t>
+        <w:t xml:space="preserve">  66번. 징계</w:t>
+      </w:r>
+    </w:p>
+    <w:p>
+      <w:r>
+        <w:rPr>
+          <w:rFonts w:ascii="Arial" w:hAnsi="Arial"/>
+          <w:b/>
+          <w:sz w:val="24"/>
+        </w:rPr>
+        <w:t>【2) 직위해제 시 행정절차법 적용 여부】</w:t>
       </w:r>
     </w:p>
     <w:p>
@@ -556,7 +798,7 @@
         <w:rPr>
           <w:rFonts w:ascii="Arial" w:hAnsi="Arial"/>
         </w:rPr>
-        <w:t>68. 직무명령</w:t>
+        <w:t xml:space="preserve">  67번. 징계</w:t>
       </w:r>
     </w:p>
     <w:p>
@@ -564,7 +806,17 @@
         <w:rPr>
           <w:rFonts w:ascii="Arial" w:hAnsi="Arial"/>
         </w:rPr>
-        <w:t>69. 직무명령</w:t>
+        <w:t xml:space="preserve">  68번. 소청심사</w:t>
+      </w:r>
+    </w:p>
+    <w:p>
+      <w:r>
+        <w:rPr>
+          <w:rFonts w:ascii="Arial" w:hAnsi="Arial"/>
+          <w:b/>
+          <w:sz w:val="24"/>
+        </w:rPr>
+        <w:t>【3) 직위해제와 직권면직 사이 하자승계 부정】</w:t>
       </w:r>
     </w:p>
     <w:p>
@@ -572,7 +824,17 @@
         <w:rPr>
           <w:rFonts w:ascii="Arial" w:hAnsi="Arial"/>
         </w:rPr>
-        <w:t>70. 징계</w:t>
+        <w:t xml:space="preserve">  69번. 징계위원회</w:t>
+      </w:r>
+    </w:p>
+    <w:p>
+      <w:r>
+        <w:rPr>
+          <w:rFonts w:ascii="Arial" w:hAnsi="Arial"/>
+          <w:b/>
+          <w:sz w:val="24"/>
+        </w:rPr>
+        <w:t>【4) 직위해제와 소의이익】</w:t>
       </w:r>
     </w:p>
     <w:p>
@@ -580,7 +842,7 @@
         <w:rPr>
           <w:rFonts w:ascii="Arial" w:hAnsi="Arial"/>
         </w:rPr>
-        <w:t>71. 징계</w:t>
+        <w:t xml:space="preserve">  70번. 징계</w:t>
       </w:r>
     </w:p>
     <w:p>
@@ -588,7 +850,17 @@
         <w:rPr>
           <w:rFonts w:ascii="Arial" w:hAnsi="Arial"/>
         </w:rPr>
-        <w:t>72. 징계</w:t>
+        <w:t xml:space="preserve">  71번. 협의</w:t>
+      </w:r>
+    </w:p>
+    <w:p>
+      <w:r>
+        <w:rPr>
+          <w:rFonts w:ascii="Arial" w:hAnsi="Arial"/>
+          <w:b/>
+          <w:sz w:val="24"/>
+        </w:rPr>
+        <w:t>【7. 사립학교 교원에 대한 재임용거부】</w:t>
       </w:r>
     </w:p>
     <w:p>
@@ -596,7 +868,7 @@
         <w:rPr>
           <w:rFonts w:ascii="Arial" w:hAnsi="Arial"/>
         </w:rPr>
-        <w:t>73. 징계</w:t>
+        <w:t xml:space="preserve">  72번. 임용</w:t>
       </w:r>
     </w:p>
     <w:p>
@@ -604,7 +876,7 @@
         <w:rPr>
           <w:rFonts w:ascii="Arial" w:hAnsi="Arial"/>
         </w:rPr>
-        <w:t>74. 징계</w:t>
+        <w:t xml:space="preserve">  73번. 임용</w:t>
       </w:r>
     </w:p>
     <w:p>
@@ -612,7 +884,7 @@
         <w:rPr>
           <w:rFonts w:ascii="Arial" w:hAnsi="Arial"/>
         </w:rPr>
-        <w:t>75. 징계</w:t>
+        <w:t xml:space="preserve">  74번. 소청심사</w:t>
       </w:r>
     </w:p>
     <w:p>
@@ -620,7 +892,17 @@
         <w:rPr>
           <w:rFonts w:ascii="Arial" w:hAnsi="Arial"/>
         </w:rPr>
-        <w:t>76. 징계</w:t>
+        <w:t xml:space="preserve">  75번. 소청심사</w:t>
+      </w:r>
+    </w:p>
+    <w:p>
+      <w:r>
+        <w:rPr>
+          <w:rFonts w:ascii="Arial" w:hAnsi="Arial"/>
+          <w:b/>
+          <w:sz w:val="24"/>
+        </w:rPr>
+        <w:t>【1. 사업인정, 사업인정고시(=지정승인고시)의 처분성】</w:t>
       </w:r>
     </w:p>
     <w:p>
@@ -628,7 +910,7 @@
         <w:rPr>
           <w:rFonts w:ascii="Arial" w:hAnsi="Arial"/>
         </w:rPr>
-        <w:t>77. 징계위원회</w:t>
+        <w:t xml:space="preserve">  76번. 사업인정</w:t>
       </w:r>
     </w:p>
     <w:p>
@@ -636,7 +918,7 @@
         <w:rPr>
           <w:rFonts w:ascii="Arial" w:hAnsi="Arial"/>
         </w:rPr>
-        <w:t>78. 행정소송</w:t>
+        <w:t xml:space="preserve">  77번. 관계인</w:t>
       </w:r>
     </w:p>
     <w:p>
@@ -644,7 +926,7 @@
         <w:rPr>
           <w:rFonts w:ascii="Arial" w:hAnsi="Arial"/>
         </w:rPr>
-        <w:t>79. 징계</w:t>
+        <w:t xml:space="preserve">  78번. 사업시행자</w:t>
       </w:r>
     </w:p>
     <w:p>
@@ -652,7 +934,7 @@
         <w:rPr>
           <w:rFonts w:ascii="Arial" w:hAnsi="Arial"/>
         </w:rPr>
-        <w:t>80. 징계</w:t>
+        <w:t xml:space="preserve">  79번. 사업시행자</w:t>
       </w:r>
     </w:p>
     <w:p>
@@ -660,7 +942,7 @@
         <w:rPr>
           <w:rFonts w:ascii="Arial" w:hAnsi="Arial"/>
         </w:rPr>
-        <w:t>81. 징계</w:t>
+        <w:t xml:space="preserve">  80번. 사업인정</w:t>
       </w:r>
     </w:p>
     <w:p>
@@ -668,7 +950,17 @@
         <w:rPr>
           <w:rFonts w:ascii="Arial" w:hAnsi="Arial"/>
         </w:rPr>
-        <w:t>82. 징계</w:t>
+        <w:t xml:space="preserve">  81번. 사업인정</w:t>
+      </w:r>
+    </w:p>
+    <w:p>
+      <w:r>
+        <w:rPr>
+          <w:rFonts w:ascii="Arial" w:hAnsi="Arial"/>
+          <w:b/>
+          <w:sz w:val="24"/>
+        </w:rPr>
+        <w:t>【2. 토지보상법상 협의】</w:t>
       </w:r>
     </w:p>
     <w:p>
@@ -676,7 +968,7 @@
         <w:rPr>
           <w:rFonts w:ascii="Arial" w:hAnsi="Arial"/>
         </w:rPr>
-        <w:t>83. 징계위원회</w:t>
+        <w:t xml:space="preserve">  82번. 협의</w:t>
       </w:r>
     </w:p>
     <w:p>
@@ -684,7 +976,7 @@
         <w:rPr>
           <w:rFonts w:ascii="Arial" w:hAnsi="Arial"/>
         </w:rPr>
-        <w:t>84. 징계</w:t>
+        <w:t xml:space="preserve">  83번. 사업인정</w:t>
       </w:r>
     </w:p>
     <w:p>
@@ -692,7 +984,7 @@
         <w:rPr>
           <w:rFonts w:ascii="Arial" w:hAnsi="Arial"/>
         </w:rPr>
-        <w:t>85. 징계</w:t>
+        <w:t xml:space="preserve">  84번. 협의</w:t>
       </w:r>
     </w:p>
     <w:p>
@@ -700,7 +992,17 @@
         <w:rPr>
           <w:rFonts w:ascii="Arial" w:hAnsi="Arial"/>
         </w:rPr>
-        <w:t>86. 징계</w:t>
+        <w:t xml:space="preserve">  85번. 토지수용위원회</w:t>
+      </w:r>
+    </w:p>
+    <w:p>
+      <w:r>
+        <w:rPr>
+          <w:rFonts w:ascii="Arial" w:hAnsi="Arial"/>
+          <w:b/>
+          <w:sz w:val="24"/>
+        </w:rPr>
+        <w:t>【3. 수용재결의 법적성질 및 불복방법】</w:t>
       </w:r>
     </w:p>
     <w:p>
@@ -708,7 +1010,7 @@
         <w:rPr>
           <w:rFonts w:ascii="Arial" w:hAnsi="Arial"/>
         </w:rPr>
-        <w:t>87. 징계</w:t>
+        <w:t xml:space="preserve">  86번. 재결</w:t>
       </w:r>
     </w:p>
     <w:p>
@@ -716,7 +1018,17 @@
         <w:rPr>
           <w:rFonts w:ascii="Arial" w:hAnsi="Arial"/>
         </w:rPr>
-        <w:t>88. 소청심사</w:t>
+        <w:t xml:space="preserve">  87번. 토지수용위원회</w:t>
+      </w:r>
+    </w:p>
+    <w:p>
+      <w:r>
+        <w:rPr>
+          <w:rFonts w:ascii="Arial" w:hAnsi="Arial"/>
+          <w:b/>
+          <w:sz w:val="24"/>
+        </w:rPr>
+        <w:t>【1) 이의신청】</w:t>
       </w:r>
     </w:p>
     <w:p>
@@ -724,7 +1036,7 @@
         <w:rPr>
           <w:rFonts w:ascii="Arial" w:hAnsi="Arial"/>
         </w:rPr>
-        <w:t>89. 징계</w:t>
+        <w:t xml:space="preserve">  88번. 이의신청</w:t>
       </w:r>
     </w:p>
     <w:p>
@@ -732,7 +1044,7 @@
         <w:rPr>
           <w:rFonts w:ascii="Arial" w:hAnsi="Arial"/>
         </w:rPr>
-        <w:t>90. 행정소송</w:t>
+        <w:t xml:space="preserve">  89번. 토지수용위원회</w:t>
       </w:r>
     </w:p>
     <w:p>
@@ -740,7 +1052,7 @@
         <w:rPr>
           <w:rFonts w:ascii="Arial" w:hAnsi="Arial"/>
         </w:rPr>
-        <w:t>91. 소청심사</w:t>
+        <w:t xml:space="preserve">  90번. 토지수용위원회</w:t>
       </w:r>
     </w:p>
     <w:p>
@@ -748,7 +1060,7 @@
         <w:rPr>
           <w:rFonts w:ascii="Arial" w:hAnsi="Arial"/>
         </w:rPr>
-        <w:t>92. 소청심사</w:t>
+        <w:t xml:space="preserve">  91번. 이의신청</w:t>
       </w:r>
     </w:p>
     <w:p>
@@ -756,7 +1068,7 @@
         <w:rPr>
           <w:rFonts w:ascii="Arial" w:hAnsi="Arial"/>
         </w:rPr>
-        <w:t>93. 징계</w:t>
+        <w:t xml:space="preserve">  92번. 행정소송</w:t>
       </w:r>
     </w:p>
     <w:p>
@@ -764,7 +1076,17 @@
         <w:rPr>
           <w:rFonts w:ascii="Arial" w:hAnsi="Arial"/>
         </w:rPr>
-        <w:t>94. 소청심사</w:t>
+        <w:t xml:space="preserve">  93번. 토지수용위원회</w:t>
+      </w:r>
+    </w:p>
+    <w:p>
+      <w:r>
+        <w:rPr>
+          <w:rFonts w:ascii="Arial" w:hAnsi="Arial"/>
+          <w:b/>
+          <w:sz w:val="24"/>
+        </w:rPr>
+        <w:t>【2) 행정소송】</w:t>
       </w:r>
     </w:p>
     <w:p>
@@ -772,7 +1094,7 @@
         <w:rPr>
           <w:rFonts w:ascii="Arial" w:hAnsi="Arial"/>
         </w:rPr>
-        <w:t>95. 징계</w:t>
+        <w:t xml:space="preserve">  94번. 행정소송</w:t>
       </w:r>
     </w:p>
     <w:p>
@@ -780,7 +1102,7 @@
         <w:rPr>
           <w:rFonts w:ascii="Arial" w:hAnsi="Arial"/>
         </w:rPr>
-        <w:t>96. 징계위원회</w:t>
+        <w:t xml:space="preserve">  95번. 재결</w:t>
       </w:r>
     </w:p>
     <w:p>
@@ -788,7 +1110,17 @@
         <w:rPr>
           <w:rFonts w:ascii="Arial" w:hAnsi="Arial"/>
         </w:rPr>
-        <w:t>97. 징계</w:t>
+        <w:t xml:space="preserve">  96번. 재결</w:t>
+      </w:r>
+    </w:p>
+    <w:p>
+      <w:r>
+        <w:rPr>
+          <w:rFonts w:ascii="Arial" w:hAnsi="Arial"/>
+          <w:b/>
+          <w:sz w:val="24"/>
+        </w:rPr>
+        <w:t>【3) 당사자소송】</w:t>
       </w:r>
     </w:p>
     <w:p>
@@ -796,7 +1128,17 @@
         <w:rPr>
           <w:rFonts w:ascii="Arial" w:hAnsi="Arial"/>
         </w:rPr>
-        <w:t>98. 징계</w:t>
+        <w:t xml:space="preserve">  97번. 사업시행자</w:t>
+      </w:r>
+    </w:p>
+    <w:p>
+      <w:r>
+        <w:rPr>
+          <w:rFonts w:ascii="Arial" w:hAnsi="Arial"/>
+          <w:b/>
+          <w:sz w:val="24"/>
+        </w:rPr>
+        <w:t>【4) 수용재결 취소를 구함이 없이 말소청구 가부】</w:t>
       </w:r>
     </w:p>
     <w:p>
@@ -804,7 +1146,7 @@
         <w:rPr>
           <w:rFonts w:ascii="Arial" w:hAnsi="Arial"/>
         </w:rPr>
-        <w:t>99. 징계</w:t>
+        <w:t xml:space="preserve">  98번. 재결</w:t>
       </w:r>
     </w:p>
     <w:p>
@@ -812,7 +1154,17 @@
         <w:rPr>
           <w:rFonts w:ascii="Arial" w:hAnsi="Arial"/>
         </w:rPr>
-        <w:t>100. 소청심사</w:t>
+        <w:t xml:space="preserve">  99번. 재결</w:t>
+      </w:r>
+    </w:p>
+    <w:p>
+      <w:r>
+        <w:rPr>
+          <w:rFonts w:ascii="Arial" w:hAnsi="Arial"/>
+          <w:b/>
+          <w:sz w:val="24"/>
+        </w:rPr>
+        <w:t>【4. 잔여지 또는 사용하는 토지 소유자에 대한 권리구제수단】</w:t>
       </w:r>
     </w:p>
     <w:p>
@@ -820,7 +1172,17 @@
         <w:rPr>
           <w:rFonts w:ascii="Arial" w:hAnsi="Arial"/>
         </w:rPr>
-        <w:t>101. 징계</w:t>
+        <w:t xml:space="preserve">  100번. 토지수용위원회</w:t>
+      </w:r>
+    </w:p>
+    <w:p>
+      <w:r>
+        <w:rPr>
+          <w:rFonts w:ascii="Arial" w:hAnsi="Arial"/>
+          <w:b/>
+          <w:sz w:val="24"/>
+        </w:rPr>
+        <w:t>【1) 손실보상청구】</w:t>
       </w:r>
     </w:p>
     <w:p>
@@ -828,7 +1190,7 @@
         <w:rPr>
           <w:rFonts w:ascii="Arial" w:hAnsi="Arial"/>
         </w:rPr>
-        <w:t>102. 임용</w:t>
+        <w:t xml:space="preserve">  101번. 손실보상</w:t>
       </w:r>
     </w:p>
     <w:p>
@@ -836,7 +1198,17 @@
         <w:rPr>
           <w:rFonts w:ascii="Arial" w:hAnsi="Arial"/>
         </w:rPr>
-        <w:t>103. 징계</w:t>
+        <w:t xml:space="preserve">  102번. 사업시행자</w:t>
+      </w:r>
+    </w:p>
+    <w:p>
+      <w:r>
+        <w:rPr>
+          <w:rFonts w:ascii="Arial" w:hAnsi="Arial"/>
+          <w:b/>
+          <w:sz w:val="24"/>
+        </w:rPr>
+        <w:t>【2) 수용청구】</w:t>
       </w:r>
     </w:p>
     <w:p>
@@ -844,7 +1216,17 @@
         <w:rPr>
           <w:rFonts w:ascii="Arial" w:hAnsi="Arial"/>
         </w:rPr>
-        <w:t>104. 협의</w:t>
+        <w:t xml:space="preserve">  103번. 토지수용위원회</w:t>
+      </w:r>
+    </w:p>
+    <w:p>
+      <w:r>
+        <w:rPr>
+          <w:rFonts w:ascii="Arial" w:hAnsi="Arial"/>
+          <w:b/>
+          <w:sz w:val="24"/>
+        </w:rPr>
+        <w:t>【5. 이주대책/생활대책 대상자】</w:t>
       </w:r>
     </w:p>
     <w:p>
@@ -852,7 +1234,7 @@
         <w:rPr>
           <w:rFonts w:ascii="Arial" w:hAnsi="Arial"/>
         </w:rPr>
-        <w:t>105. 임용</w:t>
+        <w:t xml:space="preserve">  104번. 공익사업</w:t>
       </w:r>
     </w:p>
     <w:p>
@@ -860,7 +1242,17 @@
         <w:rPr>
           <w:rFonts w:ascii="Arial" w:hAnsi="Arial"/>
         </w:rPr>
-        <w:t>106. 징계</w:t>
+        <w:t xml:space="preserve">  105번. 조합</w:t>
+      </w:r>
+    </w:p>
+    <w:p>
+      <w:r>
+        <w:rPr>
+          <w:rFonts w:ascii="Arial" w:hAnsi="Arial"/>
+          <w:b/>
+          <w:sz w:val="24"/>
+        </w:rPr>
+        <w:t>【6. 간접손실보상】</w:t>
       </w:r>
     </w:p>
     <w:p>
@@ -868,7 +1260,7 @@
         <w:rPr>
           <w:rFonts w:ascii="Arial" w:hAnsi="Arial"/>
         </w:rPr>
-        <w:t>107. 임용</w:t>
+        <w:t xml:space="preserve">  106번. 손실보상</w:t>
       </w:r>
     </w:p>
     <w:p>
@@ -876,7 +1268,7 @@
         <w:rPr>
           <w:rFonts w:ascii="Arial" w:hAnsi="Arial"/>
         </w:rPr>
-        <w:t>108. 소청심사</w:t>
+        <w:t xml:space="preserve">  107번. 손실보상</w:t>
       </w:r>
     </w:p>
     <w:p>
@@ -884,7 +1276,7 @@
         <w:rPr>
           <w:rFonts w:ascii="Arial" w:hAnsi="Arial"/>
         </w:rPr>
-        <w:t>109. 임용</w:t>
+        <w:t xml:space="preserve">  108번. 공익사업</w:t>
       </w:r>
     </w:p>
     <w:p>
@@ -892,7 +1284,7 @@
         <w:rPr>
           <w:rFonts w:ascii="Arial" w:hAnsi="Arial"/>
         </w:rPr>
-        <w:t>110. 소청심사</w:t>
+        <w:t xml:space="preserve">  109번. 공익사업</w:t>
       </w:r>
     </w:p>
     <w:p>
@@ -900,7 +1292,7 @@
         <w:rPr>
           <w:rFonts w:ascii="Arial" w:hAnsi="Arial"/>
         </w:rPr>
-        <w:t>111. 사업인정</w:t>
+        <w:t xml:space="preserve">  110번. 손실보상</w:t>
       </w:r>
     </w:p>
     <w:p>
@@ -908,7 +1300,7 @@
         <w:rPr>
           <w:rFonts w:ascii="Arial" w:hAnsi="Arial"/>
         </w:rPr>
-        <w:t>112. 사업시행자</w:t>
+        <w:t xml:space="preserve">  111번. 공익사업</w:t>
       </w:r>
     </w:p>
     <w:p>
@@ -916,7 +1308,7 @@
         <w:rPr>
           <w:rFonts w:ascii="Arial" w:hAnsi="Arial"/>
         </w:rPr>
-        <w:t>113. 관계인</w:t>
+        <w:t xml:space="preserve">  112번. 공익사업</w:t>
       </w:r>
     </w:p>
     <w:p>
@@ -924,7 +1316,17 @@
         <w:rPr>
           <w:rFonts w:ascii="Arial" w:hAnsi="Arial"/>
         </w:rPr>
-        <w:t>114. 사업시행자</w:t>
+        <w:t xml:space="preserve">  113번. 공익사업</w:t>
+      </w:r>
+    </w:p>
+    <w:p>
+      <w:r>
+        <w:rPr>
+          <w:rFonts w:ascii="Arial" w:hAnsi="Arial"/>
+          <w:b/>
+          <w:sz w:val="24"/>
+        </w:rPr>
+        <w:t>【7. 환매권】</w:t>
       </w:r>
     </w:p>
     <w:p>
@@ -932,7 +1334,7 @@
         <w:rPr>
           <w:rFonts w:ascii="Arial" w:hAnsi="Arial"/>
         </w:rPr>
-        <w:t>115. 사업시행자</w:t>
+        <w:t xml:space="preserve">  114번. 토지소유자</w:t>
       </w:r>
     </w:p>
     <w:p>
@@ -940,7 +1342,7 @@
         <w:rPr>
           <w:rFonts w:ascii="Arial" w:hAnsi="Arial"/>
         </w:rPr>
-        <w:t>116. 사업인정</w:t>
+        <w:t xml:space="preserve">  115번. 폐지</w:t>
       </w:r>
     </w:p>
     <w:p>
@@ -948,7 +1350,17 @@
         <w:rPr>
           <w:rFonts w:ascii="Arial" w:hAnsi="Arial"/>
         </w:rPr>
-        <w:t>117. 사업인정</w:t>
+        <w:t xml:space="preserve">  116번. 공익사업</w:t>
+      </w:r>
+    </w:p>
+    <w:p>
+      <w:r>
+        <w:rPr>
+          <w:rFonts w:ascii="Arial" w:hAnsi="Arial"/>
+          <w:b/>
+          <w:sz w:val="24"/>
+        </w:rPr>
+        <w:t>【1. 추진위원회 구성승인】</w:t>
       </w:r>
     </w:p>
     <w:p>
@@ -956,7 +1368,7 @@
         <w:rPr>
           <w:rFonts w:ascii="Arial" w:hAnsi="Arial"/>
         </w:rPr>
-        <w:t>118. 협의</w:t>
+        <w:t xml:space="preserve">  117번. 추진위원회</w:t>
       </w:r>
     </w:p>
     <w:p>
@@ -964,7 +1376,7 @@
         <w:rPr>
           <w:rFonts w:ascii="Arial" w:hAnsi="Arial"/>
         </w:rPr>
-        <w:t>119. 재결</w:t>
+        <w:t xml:space="preserve">  118번. 조합</w:t>
       </w:r>
     </w:p>
     <w:p>
@@ -972,7 +1384,7 @@
         <w:rPr>
           <w:rFonts w:ascii="Arial" w:hAnsi="Arial"/>
         </w:rPr>
-        <w:t>120. 사업인정</w:t>
+        <w:t xml:space="preserve">  119번. 조합</w:t>
       </w:r>
     </w:p>
     <w:p>
@@ -980,7 +1392,17 @@
         <w:rPr>
           <w:rFonts w:ascii="Arial" w:hAnsi="Arial"/>
         </w:rPr>
-        <w:t>121. 협의</w:t>
+        <w:t xml:space="preserve">  120번. 정비사업</w:t>
+      </w:r>
+    </w:p>
+    <w:p>
+      <w:r>
+        <w:rPr>
+          <w:rFonts w:ascii="Arial" w:hAnsi="Arial"/>
+          <w:b/>
+          <w:sz w:val="24"/>
+        </w:rPr>
+        <w:t>【2. 조합설립인가】</w:t>
       </w:r>
     </w:p>
     <w:p>
@@ -988,7 +1410,7 @@
         <w:rPr>
           <w:rFonts w:ascii="Arial" w:hAnsi="Arial"/>
         </w:rPr>
-        <w:t>122. 재결</w:t>
+        <w:t xml:space="preserve">  121번. 조합설립인가</w:t>
       </w:r>
     </w:p>
     <w:p>
@@ -996,7 +1418,7 @@
         <w:rPr>
           <w:rFonts w:ascii="Arial" w:hAnsi="Arial"/>
         </w:rPr>
-        <w:t>123. 협의취득</w:t>
+        <w:t xml:space="preserve">  122번. 재개발</w:t>
       </w:r>
     </w:p>
     <w:p>
@@ -1004,7 +1426,7 @@
         <w:rPr>
           <w:rFonts w:ascii="Arial" w:hAnsi="Arial"/>
         </w:rPr>
-        <w:t>124. 재결</w:t>
+        <w:t xml:space="preserve">  123번. 정비사업</w:t>
       </w:r>
     </w:p>
     <w:p>
@@ -1012,7 +1434,7 @@
         <w:rPr>
           <w:rFonts w:ascii="Arial" w:hAnsi="Arial"/>
         </w:rPr>
-        <w:t>125. 사업시행자</w:t>
+        <w:t xml:space="preserve">  124번. 조합설립인가</w:t>
       </w:r>
     </w:p>
     <w:p>
@@ -1020,7 +1442,7 @@
         <w:rPr>
           <w:rFonts w:ascii="Arial" w:hAnsi="Arial"/>
         </w:rPr>
-        <w:t>126. 재결</w:t>
+        <w:t xml:space="preserve">  125번. 재개발</w:t>
       </w:r>
     </w:p>
     <w:p>
@@ -1028,7 +1450,7 @@
         <w:rPr>
           <w:rFonts w:ascii="Arial" w:hAnsi="Arial"/>
         </w:rPr>
-        <w:t>127. 이의신청</w:t>
+        <w:t xml:space="preserve">  126번. 조합설립인가</w:t>
       </w:r>
     </w:p>
     <w:p>
@@ -1036,7 +1458,7 @@
         <w:rPr>
           <w:rFonts w:ascii="Arial" w:hAnsi="Arial"/>
         </w:rPr>
-        <w:t>128. 재결</w:t>
+        <w:t xml:space="preserve">  127번. 조합설립인가</w:t>
       </w:r>
     </w:p>
     <w:p>
@@ -1044,7 +1466,7 @@
         <w:rPr>
           <w:rFonts w:ascii="Arial" w:hAnsi="Arial"/>
         </w:rPr>
-        <w:t>129. 중앙토지수용위원회</w:t>
+        <w:t xml:space="preserve">  128번. 조합설립인가</w:t>
       </w:r>
     </w:p>
     <w:p>
@@ -1052,7 +1474,7 @@
         <w:rPr>
           <w:rFonts w:ascii="Arial" w:hAnsi="Arial"/>
         </w:rPr>
-        <w:t>130. 토지수용</w:t>
+        <w:t xml:space="preserve">  129번. 조합설립인가</w:t>
       </w:r>
     </w:p>
     <w:p>
@@ -1060,7 +1482,7 @@
         <w:rPr>
           <w:rFonts w:ascii="Arial" w:hAnsi="Arial"/>
         </w:rPr>
-        <w:t>131. 재결</w:t>
+        <w:t xml:space="preserve">  130번. 조합</w:t>
       </w:r>
     </w:p>
     <w:p>
@@ -1068,7 +1490,7 @@
         <w:rPr>
           <w:rFonts w:ascii="Arial" w:hAnsi="Arial"/>
         </w:rPr>
-        <w:t>132. 이의신청</w:t>
+        <w:t xml:space="preserve">  131번. 조합</w:t>
       </w:r>
     </w:p>
     <w:p>
@@ -1076,7 +1498,7 @@
         <w:rPr>
           <w:rFonts w:ascii="Arial" w:hAnsi="Arial"/>
         </w:rPr>
-        <w:t>133. 재결</w:t>
+        <w:t xml:space="preserve">  132번. 조합설립인가</w:t>
       </w:r>
     </w:p>
     <w:p>
@@ -1084,7 +1506,17 @@
         <w:rPr>
           <w:rFonts w:ascii="Arial" w:hAnsi="Arial"/>
         </w:rPr>
-        <w:t>134. 행정소송</w:t>
+        <w:t xml:space="preserve">  133번. 조합설립인가</w:t>
+      </w:r>
+    </w:p>
+    <w:p>
+      <w:r>
+        <w:rPr>
+          <w:rFonts w:ascii="Arial" w:hAnsi="Arial"/>
+          <w:b/>
+          <w:sz w:val="24"/>
+        </w:rPr>
+        <w:t>【3. 관리처분계획·사업시행계획】</w:t>
       </w:r>
     </w:p>
     <w:p>
@@ -1092,7 +1524,7 @@
         <w:rPr>
           <w:rFonts w:ascii="Arial" w:hAnsi="Arial"/>
         </w:rPr>
-        <w:t>135. 재결</w:t>
+        <w:t xml:space="preserve">  134번. 사업시행계획</w:t>
       </w:r>
     </w:p>
     <w:p>
@@ -1100,7 +1532,7 @@
         <w:rPr>
           <w:rFonts w:ascii="Arial" w:hAnsi="Arial"/>
         </w:rPr>
-        <w:t>136. 중앙토지수용위원회</w:t>
+        <w:t xml:space="preserve">  135번. 정비사업</w:t>
       </w:r>
     </w:p>
     <w:p>
@@ -1108,7 +1540,7 @@
         <w:rPr>
           <w:rFonts w:ascii="Arial" w:hAnsi="Arial"/>
         </w:rPr>
-        <w:t>137. 행정소송</w:t>
+        <w:t xml:space="preserve">  136번. 재개발</w:t>
       </w:r>
     </w:p>
     <w:p>
@@ -1116,7 +1548,7 @@
         <w:rPr>
           <w:rFonts w:ascii="Arial" w:hAnsi="Arial"/>
         </w:rPr>
-        <w:t>138. 재결</w:t>
+        <w:t xml:space="preserve">  137번. 사업시행계획</w:t>
       </w:r>
     </w:p>
     <w:p>
@@ -1124,7 +1556,7 @@
         <w:rPr>
           <w:rFonts w:ascii="Arial" w:hAnsi="Arial"/>
         </w:rPr>
-        <w:t>139. 이의신청</w:t>
+        <w:t xml:space="preserve">  138번. 사업시행계획</w:t>
       </w:r>
     </w:p>
     <w:p>
@@ -1132,7 +1564,7 @@
         <w:rPr>
           <w:rFonts w:ascii="Arial" w:hAnsi="Arial"/>
         </w:rPr>
-        <w:t>140. 재결</w:t>
+        <w:t xml:space="preserve">  139번. 사업시행계획</w:t>
       </w:r>
     </w:p>
     <w:p>
@@ -1140,7 +1572,7 @@
         <w:rPr>
           <w:rFonts w:ascii="Arial" w:hAnsi="Arial"/>
         </w:rPr>
-        <w:t>141. 이의신청</w:t>
+        <w:t xml:space="preserve">  140번. 사업시행계획</w:t>
       </w:r>
     </w:p>
     <w:p>
@@ -1148,7 +1580,7 @@
         <w:rPr>
           <w:rFonts w:ascii="Arial" w:hAnsi="Arial"/>
         </w:rPr>
-        <w:t>142. 사업시행자</w:t>
+        <w:t xml:space="preserve">  141번. 인가</w:t>
       </w:r>
     </w:p>
     <w:p>
@@ -1156,7 +1588,7 @@
         <w:rPr>
           <w:rFonts w:ascii="Arial" w:hAnsi="Arial"/>
         </w:rPr>
-        <w:t>143. 토지소유자</w:t>
+        <w:t xml:space="preserve">  142번. 정비사업</w:t>
       </w:r>
     </w:p>
     <w:p>
@@ -1164,7 +1596,17 @@
         <w:rPr>
           <w:rFonts w:ascii="Arial" w:hAnsi="Arial"/>
         </w:rPr>
-        <w:t>144. 재결</w:t>
+        <w:t xml:space="preserve">  143번. 정비사업</w:t>
+      </w:r>
+    </w:p>
+    <w:p>
+      <w:r>
+        <w:rPr>
+          <w:rFonts w:ascii="Arial" w:hAnsi="Arial"/>
+          <w:b/>
+          <w:sz w:val="24"/>
+        </w:rPr>
+        <w:t>【2) 취소소송과 ‘병합’제기】</w:t>
       </w:r>
     </w:p>
     <w:p>
@@ -1172,7 +1614,7 @@
         <w:rPr>
           <w:rFonts w:ascii="Arial" w:hAnsi="Arial"/>
         </w:rPr>
-        <w:t>145. 재결</w:t>
+        <w:t xml:space="preserve">  144번. 자치사무</w:t>
       </w:r>
     </w:p>
     <w:p>
@@ -1180,7 +1622,7 @@
         <w:rPr>
           <w:rFonts w:ascii="Arial" w:hAnsi="Arial"/>
         </w:rPr>
-        <w:t>146. 재결</w:t>
+        <w:t xml:space="preserve">  145번. 지방자치단체</w:t>
       </w:r>
     </w:p>
     <w:p>
@@ -1188,7 +1630,7 @@
         <w:rPr>
           <w:rFonts w:ascii="Arial" w:hAnsi="Arial"/>
         </w:rPr>
-        <w:t>147. 사업시행자</w:t>
+        <w:t xml:space="preserve">  146번. 지방자치단체</w:t>
       </w:r>
     </w:p>
     <w:p>
@@ -1196,7 +1638,7 @@
         <w:rPr>
           <w:rFonts w:ascii="Arial" w:hAnsi="Arial"/>
         </w:rPr>
-        <w:t>148. 토지소유자</w:t>
+        <w:t xml:space="preserve">  147번. 지방자치단체</w:t>
       </w:r>
     </w:p>
     <w:p>
@@ -1204,7 +1646,7 @@
         <w:rPr>
           <w:rFonts w:ascii="Arial" w:hAnsi="Arial"/>
         </w:rPr>
-        <w:t>149. 손실보상</w:t>
+        <w:t xml:space="preserve">  148번. 지방자치단체</w:t>
       </w:r>
     </w:p>
     <w:p>
@@ -1212,7 +1654,7 @@
         <w:rPr>
           <w:rFonts w:ascii="Arial" w:hAnsi="Arial"/>
         </w:rPr>
-        <w:t>150. 사업시행자</w:t>
+        <w:t xml:space="preserve">  149번. 의회</w:t>
       </w:r>
     </w:p>
     <w:p>
@@ -1220,7 +1662,7 @@
         <w:rPr>
           <w:rFonts w:ascii="Arial" w:hAnsi="Arial"/>
         </w:rPr>
-        <w:t>151. 재결</w:t>
+        <w:t xml:space="preserve">  150번. 의회</w:t>
       </w:r>
     </w:p>
     <w:p>
@@ -1228,7 +1670,7 @@
         <w:rPr>
           <w:rFonts w:ascii="Arial" w:hAnsi="Arial"/>
         </w:rPr>
-        <w:t>152. 토지소유자</w:t>
+        <w:t xml:space="preserve">  151번. 의회</w:t>
       </w:r>
     </w:p>
     <w:p>
@@ -1236,7 +1678,7 @@
         <w:rPr>
           <w:rFonts w:ascii="Arial" w:hAnsi="Arial"/>
         </w:rPr>
-        <w:t>153. 사업시행자</w:t>
+        <w:t xml:space="preserve">  152번. 의회</w:t>
       </w:r>
     </w:p>
     <w:p>
@@ -1244,7 +1686,7 @@
         <w:rPr>
           <w:rFonts w:ascii="Arial" w:hAnsi="Arial"/>
         </w:rPr>
-        <w:t>154. 공익사업</w:t>
+        <w:t xml:space="preserve">  153번. 사업시행계획</w:t>
       </w:r>
     </w:p>
     <w:p>
@@ -1252,7 +1694,7 @@
         <w:rPr>
           <w:rFonts w:ascii="Arial" w:hAnsi="Arial"/>
         </w:rPr>
-        <w:t>155. 조합</w:t>
+        <w:t xml:space="preserve">  154번. 조합</w:t>
       </w:r>
     </w:p>
     <w:p>
@@ -1260,7 +1702,7 @@
         <w:rPr>
           <w:rFonts w:ascii="Arial" w:hAnsi="Arial"/>
         </w:rPr>
-        <w:t>156. 손실보상</w:t>
+        <w:t xml:space="preserve">  155번. 인가</w:t>
       </w:r>
     </w:p>
     <w:p>
@@ -1268,7 +1710,7 @@
         <w:rPr>
           <w:rFonts w:ascii="Arial" w:hAnsi="Arial"/>
         </w:rPr>
-        <w:t>157. 손실보상</w:t>
+        <w:t xml:space="preserve">  156번. 인가</w:t>
       </w:r>
     </w:p>
     <w:p>
@@ -1276,7 +1718,7 @@
         <w:rPr>
           <w:rFonts w:ascii="Arial" w:hAnsi="Arial"/>
         </w:rPr>
-        <w:t>158. 손실보상</w:t>
+        <w:t xml:space="preserve">  157번. 인가</w:t>
       </w:r>
     </w:p>
     <w:p>
@@ -1284,7 +1726,7 @@
         <w:rPr>
           <w:rFonts w:ascii="Arial" w:hAnsi="Arial"/>
         </w:rPr>
-        <w:t>159. 공익사업</w:t>
+        <w:t xml:space="preserve">  158번. 사업시행계획</w:t>
       </w:r>
     </w:p>
     <w:p>
@@ -1292,711 +1734,7 @@
         <w:rPr>
           <w:rFonts w:ascii="Arial" w:hAnsi="Arial"/>
         </w:rPr>
-        <w:t>160. 공익사업</w:t>
-      </w:r>
-    </w:p>
-    <w:p>
-      <w:r>
-        <w:rPr>
-          <w:rFonts w:ascii="Arial" w:hAnsi="Arial"/>
-        </w:rPr>
-        <w:t>161. 공익사업</w:t>
-      </w:r>
-    </w:p>
-    <w:p>
-      <w:r>
-        <w:rPr>
-          <w:rFonts w:ascii="Arial" w:hAnsi="Arial"/>
-        </w:rPr>
-        <w:t>162. 토지소유자</w:t>
-      </w:r>
-    </w:p>
-    <w:p>
-      <w:r>
-        <w:rPr>
-          <w:rFonts w:ascii="Arial" w:hAnsi="Arial"/>
-        </w:rPr>
-        <w:t>163. 손실보상</w:t>
-      </w:r>
-    </w:p>
-    <w:p>
-      <w:r>
-        <w:rPr>
-          <w:rFonts w:ascii="Arial" w:hAnsi="Arial"/>
-        </w:rPr>
-        <w:t>164. 공익사업</w:t>
-      </w:r>
-    </w:p>
-    <w:p>
-      <w:r>
-        <w:rPr>
-          <w:rFonts w:ascii="Arial" w:hAnsi="Arial"/>
-        </w:rPr>
-        <w:t>165. 손실보상</w:t>
-      </w:r>
-    </w:p>
-    <w:p>
-      <w:r>
-        <w:rPr>
-          <w:rFonts w:ascii="Arial" w:hAnsi="Arial"/>
-        </w:rPr>
-        <w:t>166. 공익사업</w:t>
-      </w:r>
-    </w:p>
-    <w:p>
-      <w:r>
-        <w:rPr>
-          <w:rFonts w:ascii="Arial" w:hAnsi="Arial"/>
-        </w:rPr>
-        <w:t>167. 공익사업</w:t>
-      </w:r>
-    </w:p>
-    <w:p>
-      <w:r>
-        <w:rPr>
-          <w:rFonts w:ascii="Arial" w:hAnsi="Arial"/>
-        </w:rPr>
-        <w:t>168. 공익사업</w:t>
-      </w:r>
-    </w:p>
-    <w:p>
-      <w:r>
-        <w:rPr>
-          <w:rFonts w:ascii="Arial" w:hAnsi="Arial"/>
-        </w:rPr>
-        <w:t>169. 손실보상</w:t>
-      </w:r>
-    </w:p>
-    <w:p>
-      <w:r>
-        <w:rPr>
-          <w:rFonts w:ascii="Arial" w:hAnsi="Arial"/>
-        </w:rPr>
-        <w:t>170. 토지소유자</w:t>
-      </w:r>
-    </w:p>
-    <w:p>
-      <w:r>
-        <w:rPr>
-          <w:rFonts w:ascii="Arial" w:hAnsi="Arial"/>
-        </w:rPr>
-        <w:t>171. 폐지</w:t>
-      </w:r>
-    </w:p>
-    <w:p>
-      <w:r>
-        <w:rPr>
-          <w:rFonts w:ascii="Arial" w:hAnsi="Arial"/>
-        </w:rPr>
-        <w:t>172. 공익사업</w:t>
-      </w:r>
-    </w:p>
-    <w:p>
-      <w:r>
-        <w:rPr>
-          <w:rFonts w:ascii="Arial" w:hAnsi="Arial"/>
-        </w:rPr>
-        <w:t>173. 공익사업</w:t>
-      </w:r>
-    </w:p>
-    <w:p>
-      <w:r>
-        <w:rPr>
-          <w:rFonts w:ascii="Arial" w:hAnsi="Arial"/>
-        </w:rPr>
-        <w:t>174. 추진위원회</w:t>
-      </w:r>
-    </w:p>
-    <w:p>
-      <w:r>
-        <w:rPr>
-          <w:rFonts w:ascii="Arial" w:hAnsi="Arial"/>
-        </w:rPr>
-        <w:t>175. 조합설립</w:t>
-      </w:r>
-    </w:p>
-    <w:p>
-      <w:r>
-        <w:rPr>
-          <w:rFonts w:ascii="Arial" w:hAnsi="Arial"/>
-        </w:rPr>
-        <w:t>176. 토지소유자</w:t>
-      </w:r>
-    </w:p>
-    <w:p>
-      <w:r>
-        <w:rPr>
-          <w:rFonts w:ascii="Arial" w:hAnsi="Arial"/>
-        </w:rPr>
-        <w:t>177. 조합설립</w:t>
-      </w:r>
-    </w:p>
-    <w:p>
-      <w:r>
-        <w:rPr>
-          <w:rFonts w:ascii="Arial" w:hAnsi="Arial"/>
-        </w:rPr>
-        <w:t>178. 추진위원회</w:t>
-      </w:r>
-    </w:p>
-    <w:p>
-      <w:r>
-        <w:rPr>
-          <w:rFonts w:ascii="Arial" w:hAnsi="Arial"/>
-        </w:rPr>
-        <w:t>179. 조합설립</w:t>
-      </w:r>
-    </w:p>
-    <w:p>
-      <w:r>
-        <w:rPr>
-          <w:rFonts w:ascii="Arial" w:hAnsi="Arial"/>
-        </w:rPr>
-        <w:t>180. 조합</w:t>
-      </w:r>
-    </w:p>
-    <w:p>
-      <w:r>
-        <w:rPr>
-          <w:rFonts w:ascii="Arial" w:hAnsi="Arial"/>
-        </w:rPr>
-        <w:t>181. 조합설립</w:t>
-      </w:r>
-    </w:p>
-    <w:p>
-      <w:r>
-        <w:rPr>
-          <w:rFonts w:ascii="Arial" w:hAnsi="Arial"/>
-        </w:rPr>
-        <w:t>182. 인가</w:t>
-      </w:r>
-    </w:p>
-    <w:p>
-      <w:r>
-        <w:rPr>
-          <w:rFonts w:ascii="Arial" w:hAnsi="Arial"/>
-        </w:rPr>
-        <w:t>183. 조합</w:t>
-      </w:r>
-    </w:p>
-    <w:p>
-      <w:r>
-        <w:rPr>
-          <w:rFonts w:ascii="Arial" w:hAnsi="Arial"/>
-        </w:rPr>
-        <w:t>184. 재개발</w:t>
-      </w:r>
-    </w:p>
-    <w:p>
-      <w:r>
-        <w:rPr>
-          <w:rFonts w:ascii="Arial" w:hAnsi="Arial"/>
-        </w:rPr>
-        <w:t>185. 사업시행자</w:t>
-      </w:r>
-    </w:p>
-    <w:p>
-      <w:r>
-        <w:rPr>
-          <w:rFonts w:ascii="Arial" w:hAnsi="Arial"/>
-        </w:rPr>
-        <w:t>186. 조합</w:t>
-      </w:r>
-    </w:p>
-    <w:p>
-      <w:r>
-        <w:rPr>
-          <w:rFonts w:ascii="Arial" w:hAnsi="Arial"/>
-        </w:rPr>
-        <w:t>187. 조합설립</w:t>
-      </w:r>
-    </w:p>
-    <w:p>
-      <w:r>
-        <w:rPr>
-          <w:rFonts w:ascii="Arial" w:hAnsi="Arial"/>
-        </w:rPr>
-        <w:t>188. 인가</w:t>
-      </w:r>
-    </w:p>
-    <w:p>
-      <w:r>
-        <w:rPr>
-          <w:rFonts w:ascii="Arial" w:hAnsi="Arial"/>
-        </w:rPr>
-        <w:t>189. 조합설립</w:t>
-      </w:r>
-    </w:p>
-    <w:p>
-      <w:r>
-        <w:rPr>
-          <w:rFonts w:ascii="Arial" w:hAnsi="Arial"/>
-        </w:rPr>
-        <w:t>190. 조합</w:t>
-      </w:r>
-    </w:p>
-    <w:p>
-      <w:r>
-        <w:rPr>
-          <w:rFonts w:ascii="Arial" w:hAnsi="Arial"/>
-        </w:rPr>
-        <w:t>191. 조합설립</w:t>
-      </w:r>
-    </w:p>
-    <w:p>
-      <w:r>
-        <w:rPr>
-          <w:rFonts w:ascii="Arial" w:hAnsi="Arial"/>
-        </w:rPr>
-        <w:t>192. 인가</w:t>
-      </w:r>
-    </w:p>
-    <w:p>
-      <w:r>
-        <w:rPr>
-          <w:rFonts w:ascii="Arial" w:hAnsi="Arial"/>
-        </w:rPr>
-        <w:t>193. 조합설립</w:t>
-      </w:r>
-    </w:p>
-    <w:p>
-      <w:r>
-        <w:rPr>
-          <w:rFonts w:ascii="Arial" w:hAnsi="Arial"/>
-        </w:rPr>
-        <w:t>194. 인가</w:t>
-      </w:r>
-    </w:p>
-    <w:p>
-      <w:r>
-        <w:rPr>
-          <w:rFonts w:ascii="Arial" w:hAnsi="Arial"/>
-        </w:rPr>
-        <w:t>195. 도시 및 주거환경정비법</w:t>
-      </w:r>
-    </w:p>
-    <w:p>
-      <w:r>
-        <w:rPr>
-          <w:rFonts w:ascii="Arial" w:hAnsi="Arial"/>
-        </w:rPr>
-        <w:t>196. 변경인가</w:t>
-      </w:r>
-    </w:p>
-    <w:p>
-      <w:r>
-        <w:rPr>
-          <w:rFonts w:ascii="Arial" w:hAnsi="Arial"/>
-        </w:rPr>
-        <w:t>197. 조합설립</w:t>
-      </w:r>
-    </w:p>
-    <w:p>
-      <w:r>
-        <w:rPr>
-          <w:rFonts w:ascii="Arial" w:hAnsi="Arial"/>
-        </w:rPr>
-        <w:t>198. 조합</w:t>
-      </w:r>
-    </w:p>
-    <w:p>
-      <w:r>
-        <w:rPr>
-          <w:rFonts w:ascii="Arial" w:hAnsi="Arial"/>
-        </w:rPr>
-        <w:t>199. 조합설립</w:t>
-      </w:r>
-    </w:p>
-    <w:p>
-      <w:r>
-        <w:rPr>
-          <w:rFonts w:ascii="Arial" w:hAnsi="Arial"/>
-        </w:rPr>
-        <w:t>200. 조합설립</w:t>
-      </w:r>
-    </w:p>
-    <w:p>
-      <w:r>
-        <w:rPr>
-          <w:rFonts w:ascii="Arial" w:hAnsi="Arial"/>
-        </w:rPr>
-        <w:t>201. 조합설립</w:t>
-      </w:r>
-    </w:p>
-    <w:p>
-      <w:r>
-        <w:rPr>
-          <w:rFonts w:ascii="Arial" w:hAnsi="Arial"/>
-        </w:rPr>
-        <w:t>202. 조합설립</w:t>
-      </w:r>
-    </w:p>
-    <w:p>
-      <w:r>
-        <w:rPr>
-          <w:rFonts w:ascii="Arial" w:hAnsi="Arial"/>
-        </w:rPr>
-        <w:t>203. 인가</w:t>
-      </w:r>
-    </w:p>
-    <w:p>
-      <w:r>
-        <w:rPr>
-          <w:rFonts w:ascii="Arial" w:hAnsi="Arial"/>
-        </w:rPr>
-        <w:t>204. 조합설립</w:t>
-      </w:r>
-    </w:p>
-    <w:p>
-      <w:r>
-        <w:rPr>
-          <w:rFonts w:ascii="Arial" w:hAnsi="Arial"/>
-        </w:rPr>
-        <w:t>205. 인가</w:t>
-      </w:r>
-    </w:p>
-    <w:p>
-      <w:r>
-        <w:rPr>
-          <w:rFonts w:ascii="Arial" w:hAnsi="Arial"/>
-        </w:rPr>
-        <w:t>206. 관리처분</w:t>
-      </w:r>
-    </w:p>
-    <w:p>
-      <w:r>
-        <w:rPr>
-          <w:rFonts w:ascii="Arial" w:hAnsi="Arial"/>
-        </w:rPr>
-        <w:t>207. 사업시행계획</w:t>
-      </w:r>
-    </w:p>
-    <w:p>
-      <w:r>
-        <w:rPr>
-          <w:rFonts w:ascii="Arial" w:hAnsi="Arial"/>
-        </w:rPr>
-        <w:t>208. 사업시행계획</w:t>
-      </w:r>
-    </w:p>
-    <w:p>
-      <w:r>
-        <w:rPr>
-          <w:rFonts w:ascii="Arial" w:hAnsi="Arial"/>
-        </w:rPr>
-        <w:t>209. 정비사업</w:t>
-      </w:r>
-    </w:p>
-    <w:p>
-      <w:r>
-        <w:rPr>
-          <w:rFonts w:ascii="Arial" w:hAnsi="Arial"/>
-        </w:rPr>
-        <w:t>210. 사업시행계획</w:t>
-      </w:r>
-    </w:p>
-    <w:p>
-      <w:r>
-        <w:rPr>
-          <w:rFonts w:ascii="Arial" w:hAnsi="Arial"/>
-        </w:rPr>
-        <w:t>211. 조합</w:t>
-      </w:r>
-    </w:p>
-    <w:p>
-      <w:r>
-        <w:rPr>
-          <w:rFonts w:ascii="Arial" w:hAnsi="Arial"/>
-        </w:rPr>
-        <w:t>212. 사업시행계획</w:t>
-      </w:r>
-    </w:p>
-    <w:p>
-      <w:r>
-        <w:rPr>
-          <w:rFonts w:ascii="Arial" w:hAnsi="Arial"/>
-        </w:rPr>
-        <w:t>213. 관리처분</w:t>
-      </w:r>
-    </w:p>
-    <w:p>
-      <w:r>
-        <w:rPr>
-          <w:rFonts w:ascii="Arial" w:hAnsi="Arial"/>
-        </w:rPr>
-        <w:t>214. 사업시행계획</w:t>
-      </w:r>
-    </w:p>
-    <w:p>
-      <w:r>
-        <w:rPr>
-          <w:rFonts w:ascii="Arial" w:hAnsi="Arial"/>
-        </w:rPr>
-        <w:t>215. 관리처분</w:t>
-      </w:r>
-    </w:p>
-    <w:p>
-      <w:r>
-        <w:rPr>
-          <w:rFonts w:ascii="Arial" w:hAnsi="Arial"/>
-        </w:rPr>
-        <w:t>216. 사업시행계획</w:t>
-      </w:r>
-    </w:p>
-    <w:p>
-      <w:r>
-        <w:rPr>
-          <w:rFonts w:ascii="Arial" w:hAnsi="Arial"/>
-        </w:rPr>
-        <w:t>217. 사업시행계획</w:t>
-      </w:r>
-    </w:p>
-    <w:p>
-      <w:r>
-        <w:rPr>
-          <w:rFonts w:ascii="Arial" w:hAnsi="Arial"/>
-        </w:rPr>
-        <w:t>218. 관리처분</w:t>
-      </w:r>
-    </w:p>
-    <w:p>
-      <w:r>
-        <w:rPr>
-          <w:rFonts w:ascii="Arial" w:hAnsi="Arial"/>
-        </w:rPr>
-        <w:t>219. 인가</w:t>
-      </w:r>
-    </w:p>
-    <w:p>
-      <w:r>
-        <w:rPr>
-          <w:rFonts w:ascii="Arial" w:hAnsi="Arial"/>
-        </w:rPr>
-        <w:t>220. 사업시행계획</w:t>
-      </w:r>
-    </w:p>
-    <w:p>
-      <w:r>
-        <w:rPr>
-          <w:rFonts w:ascii="Arial" w:hAnsi="Arial"/>
-        </w:rPr>
-        <w:t>221. 조합</w:t>
-      </w:r>
-    </w:p>
-    <w:p>
-      <w:r>
-        <w:rPr>
-          <w:rFonts w:ascii="Arial" w:hAnsi="Arial"/>
-        </w:rPr>
-        <w:t>222. 사업시행계획</w:t>
-      </w:r>
-    </w:p>
-    <w:p>
-      <w:r>
-        <w:rPr>
-          <w:rFonts w:ascii="Arial" w:hAnsi="Arial"/>
-        </w:rPr>
-        <w:t>223. 정비사업</w:t>
-      </w:r>
-    </w:p>
-    <w:p>
-      <w:r>
-        <w:rPr>
-          <w:rFonts w:ascii="Arial" w:hAnsi="Arial"/>
-        </w:rPr>
-        <w:t>224. 자치사무</w:t>
-      </w:r>
-    </w:p>
-    <w:p>
-      <w:r>
-        <w:rPr>
-          <w:rFonts w:ascii="Arial" w:hAnsi="Arial"/>
-        </w:rPr>
-        <w:t>225. 지방자치단체</w:t>
-      </w:r>
-    </w:p>
-    <w:p>
-      <w:r>
-        <w:rPr>
-          <w:rFonts w:ascii="Arial" w:hAnsi="Arial"/>
-        </w:rPr>
-        <w:t>226. 의회</w:t>
-      </w:r>
-    </w:p>
-    <w:p>
-      <w:r>
-        <w:rPr>
-          <w:rFonts w:ascii="Arial" w:hAnsi="Arial"/>
-        </w:rPr>
-        <w:t>227. 지방자치단체</w:t>
-      </w:r>
-    </w:p>
-    <w:p>
-      <w:r>
-        <w:rPr>
-          <w:rFonts w:ascii="Arial" w:hAnsi="Arial"/>
-        </w:rPr>
-        <w:t>228. 의회</w:t>
-      </w:r>
-    </w:p>
-    <w:p>
-      <w:r>
-        <w:rPr>
-          <w:rFonts w:ascii="Arial" w:hAnsi="Arial"/>
-        </w:rPr>
-        <w:t>229. 지방자치단체</w:t>
-      </w:r>
-    </w:p>
-    <w:p>
-      <w:r>
-        <w:rPr>
-          <w:rFonts w:ascii="Arial" w:hAnsi="Arial"/>
-        </w:rPr>
-        <w:t>230. 지방자치단체</w:t>
-      </w:r>
-    </w:p>
-    <w:p>
-      <w:r>
-        <w:rPr>
-          <w:rFonts w:ascii="Arial" w:hAnsi="Arial"/>
-        </w:rPr>
-        <w:t>231. 의회</w:t>
-      </w:r>
-    </w:p>
-    <w:p>
-      <w:r>
-        <w:rPr>
-          <w:rFonts w:ascii="Arial" w:hAnsi="Arial"/>
-        </w:rPr>
-        <w:t>232. 의회</w:t>
-      </w:r>
-    </w:p>
-    <w:p>
-      <w:r>
-        <w:rPr>
-          <w:rFonts w:ascii="Arial" w:hAnsi="Arial"/>
-        </w:rPr>
-        <w:t>233. 의회</w:t>
-      </w:r>
-    </w:p>
-    <w:p>
-      <w:r>
-        <w:rPr>
-          <w:rFonts w:ascii="Arial" w:hAnsi="Arial"/>
-        </w:rPr>
-        <w:t>234. 의회</w:t>
-      </w:r>
-    </w:p>
-    <w:p>
-      <w:r>
-        <w:rPr>
-          <w:rFonts w:ascii="Arial" w:hAnsi="Arial"/>
-        </w:rPr>
-        <w:t>235. 의회</w:t>
-      </w:r>
-    </w:p>
-    <w:p>
-      <w:r>
-        <w:rPr>
-          <w:rFonts w:ascii="Arial" w:hAnsi="Arial"/>
-        </w:rPr>
-        <w:t>236. 의회</w:t>
-      </w:r>
-    </w:p>
-    <w:p>
-      <w:r>
-        <w:rPr>
-          <w:rFonts w:ascii="Arial" w:hAnsi="Arial"/>
-        </w:rPr>
-        <w:t>237. 사업시행계획</w:t>
-      </w:r>
-    </w:p>
-    <w:p>
-      <w:r>
-        <w:rPr>
-          <w:rFonts w:ascii="Arial" w:hAnsi="Arial"/>
-        </w:rPr>
-        <w:t>238. 관리처분</w:t>
-      </w:r>
-    </w:p>
-    <w:p>
-      <w:r>
-        <w:rPr>
-          <w:rFonts w:ascii="Arial" w:hAnsi="Arial"/>
-        </w:rPr>
-        <w:t>239. 조합</w:t>
-      </w:r>
-    </w:p>
-    <w:p>
-      <w:r>
-        <w:rPr>
-          <w:rFonts w:ascii="Arial" w:hAnsi="Arial"/>
-        </w:rPr>
-        <w:t>240. 인가</w:t>
-      </w:r>
-    </w:p>
-    <w:p>
-      <w:r>
-        <w:rPr>
-          <w:rFonts w:ascii="Arial" w:hAnsi="Arial"/>
-        </w:rPr>
-        <w:t>241. 인가</w:t>
-      </w:r>
-    </w:p>
-    <w:p>
-      <w:r>
-        <w:rPr>
-          <w:rFonts w:ascii="Arial" w:hAnsi="Arial"/>
-        </w:rPr>
-        <w:t>242. 관리처분계획인가</w:t>
-      </w:r>
-    </w:p>
-    <w:p>
-      <w:r>
-        <w:rPr>
-          <w:rFonts w:ascii="Arial" w:hAnsi="Arial"/>
-        </w:rPr>
-        <w:t>243. 관리처분</w:t>
-      </w:r>
-    </w:p>
-    <w:p>
-      <w:r>
-        <w:rPr>
-          <w:rFonts w:ascii="Arial" w:hAnsi="Arial"/>
-        </w:rPr>
-        <w:t>244. 인가</w:t>
-      </w:r>
-    </w:p>
-    <w:p>
-      <w:r>
-        <w:rPr>
-          <w:rFonts w:ascii="Arial" w:hAnsi="Arial"/>
-        </w:rPr>
-        <w:t>245. 사업시행계획</w:t>
-      </w:r>
-    </w:p>
-    <w:p>
-      <w:r>
-        <w:rPr>
-          <w:rFonts w:ascii="Arial" w:hAnsi="Arial"/>
-        </w:rPr>
-        <w:t>246. 관리처분</w:t>
-      </w:r>
-    </w:p>
-    <w:p>
-      <w:r>
-        <w:rPr>
-          <w:rFonts w:ascii="Arial" w:hAnsi="Arial"/>
-        </w:rPr>
-        <w:t>247. 관리처분</w:t>
-      </w:r>
-    </w:p>
-    <w:p>
-      <w:r>
-        <w:rPr>
-          <w:rFonts w:ascii="Arial" w:hAnsi="Arial"/>
-        </w:rPr>
-        <w:t>248. 인가</w:t>
+        <w:t xml:space="preserve">  159번. 인가</w:t>
       </w:r>
     </w:p>
     <w:sectPr>

--- a/word proj/사례_지자체, 공무원법, 토지보상법, 재개발 등_답안.docx
+++ b/word proj/사례_지자체, 공무원법, 토지보상법, 재개발 등_답안.docx
@@ -30,7 +30,7 @@
         <w:rPr>
           <w:rFonts w:ascii="Arial" w:hAnsi="Arial"/>
         </w:rPr>
-        <w:t xml:space="preserve">  1번. 지방자치단체</w:t>
+        <w:t xml:space="preserve">  4-1. 지방자치단체</w:t>
       </w:r>
     </w:p>
     <w:p>
@@ -38,7 +38,7 @@
         <w:rPr>
           <w:rFonts w:ascii="Arial" w:hAnsi="Arial"/>
         </w:rPr>
-        <w:t xml:space="preserve">  2번. 지방자치단체</w:t>
+        <w:t xml:space="preserve">  7-1. 폐지</w:t>
       </w:r>
     </w:p>
     <w:p>
@@ -46,7 +46,7 @@
         <w:rPr>
           <w:rFonts w:ascii="Arial" w:hAnsi="Arial"/>
         </w:rPr>
-        <w:t xml:space="preserve">  3번. 의회</w:t>
+        <w:t xml:space="preserve">  8-1. 의회</w:t>
       </w:r>
     </w:p>
     <w:p>
@@ -54,7 +54,7 @@
         <w:rPr>
           <w:rFonts w:ascii="Arial" w:hAnsi="Arial"/>
         </w:rPr>
-        <w:t xml:space="preserve">  4번. 지방자치단체</w:t>
+        <w:t xml:space="preserve">  9-1. 의회</w:t>
       </w:r>
     </w:p>
     <w:p>
@@ -72,7 +72,7 @@
         <w:rPr>
           <w:rFonts w:ascii="Arial" w:hAnsi="Arial"/>
         </w:rPr>
-        <w:t xml:space="preserve">  5번. 중지</w:t>
+        <w:t xml:space="preserve">  12-1. 중지</w:t>
       </w:r>
     </w:p>
     <w:p>
@@ -80,7 +80,7 @@
         <w:rPr>
           <w:rFonts w:ascii="Arial" w:hAnsi="Arial"/>
         </w:rPr>
-        <w:t xml:space="preserve">  6번. 지방자치단체</w:t>
+        <w:t xml:space="preserve">  15-1. 자치사무</w:t>
       </w:r>
     </w:p>
     <w:p>
@@ -88,7 +88,7 @@
         <w:rPr>
           <w:rFonts w:ascii="Arial" w:hAnsi="Arial"/>
         </w:rPr>
-        <w:t xml:space="preserve">  7번. 지방자치단체</w:t>
+        <w:t xml:space="preserve">  18-1. 관리처분</w:t>
       </w:r>
     </w:p>
     <w:p>
@@ -96,7 +96,7 @@
         <w:rPr>
           <w:rFonts w:ascii="Arial" w:hAnsi="Arial"/>
         </w:rPr>
-        <w:t xml:space="preserve">  8번. 지방자치단체</w:t>
+        <w:t xml:space="preserve">  21-1. 행정소송</w:t>
       </w:r>
     </w:p>
     <w:p>
@@ -104,7 +104,7 @@
         <w:rPr>
           <w:rFonts w:ascii="Arial" w:hAnsi="Arial"/>
         </w:rPr>
-        <w:t xml:space="preserve">  9번. 지방자치단체</w:t>
+        <w:t xml:space="preserve">  23-1. 지방자치단체</w:t>
       </w:r>
     </w:p>
     <w:p>
@@ -122,7 +122,7 @@
         <w:rPr>
           <w:rFonts w:ascii="Arial" w:hAnsi="Arial"/>
         </w:rPr>
-        <w:t xml:space="preserve">  10번. 자치사무</w:t>
+        <w:t xml:space="preserve">  32-1. 자치사무</w:t>
       </w:r>
     </w:p>
     <w:p>
@@ -130,7 +130,7 @@
         <w:rPr>
           <w:rFonts w:ascii="Arial" w:hAnsi="Arial"/>
         </w:rPr>
-        <w:t xml:space="preserve">  11번. 지방자치단체</w:t>
+        <w:t xml:space="preserve">  33-1. 위임사무</w:t>
       </w:r>
     </w:p>
     <w:p>
@@ -148,7 +148,7 @@
         <w:rPr>
           <w:rFonts w:ascii="Arial" w:hAnsi="Arial"/>
         </w:rPr>
-        <w:t xml:space="preserve">  12번. 지방자치단체</w:t>
+        <w:t xml:space="preserve">  37-1. 지방자치단체</w:t>
       </w:r>
     </w:p>
     <w:p>
@@ -156,7 +156,7 @@
         <w:rPr>
           <w:rFonts w:ascii="Arial" w:hAnsi="Arial"/>
         </w:rPr>
-        <w:t xml:space="preserve">  13번. 자치사무</w:t>
+        <w:t xml:space="preserve">  38-1. 자치사무</w:t>
       </w:r>
     </w:p>
     <w:p>
@@ -164,7 +164,7 @@
         <w:rPr>
           <w:rFonts w:ascii="Arial" w:hAnsi="Arial"/>
         </w:rPr>
-        <w:t xml:space="preserve">  14번. 자치사무</w:t>
+        <w:t xml:space="preserve">  39-1. 자치사무</w:t>
       </w:r>
     </w:p>
     <w:p>
@@ -172,7 +172,7 @@
         <w:rPr>
           <w:rFonts w:ascii="Arial" w:hAnsi="Arial"/>
         </w:rPr>
-        <w:t xml:space="preserve">  15번. 지방자치단체</w:t>
+        <w:t xml:space="preserve">  42-1. 자치사무</w:t>
       </w:r>
     </w:p>
     <w:p>
@@ -180,7 +180,7 @@
         <w:rPr>
           <w:rFonts w:ascii="Arial" w:hAnsi="Arial"/>
         </w:rPr>
-        <w:t xml:space="preserve">  16번. 의회</w:t>
+        <w:t xml:space="preserve">  43-1. 의회</w:t>
       </w:r>
     </w:p>
     <w:p>
@@ -188,7 +188,7 @@
         <w:rPr>
           <w:rFonts w:ascii="Arial" w:hAnsi="Arial"/>
         </w:rPr>
-        <w:t xml:space="preserve">  17번. 지방자치단체</w:t>
+        <w:t xml:space="preserve">  52-1. 의회</w:t>
       </w:r>
     </w:p>
     <w:p>
@@ -206,7 +206,7 @@
         <w:rPr>
           <w:rFonts w:ascii="Arial" w:hAnsi="Arial"/>
         </w:rPr>
-        <w:t xml:space="preserve">  18번. 자치사무</w:t>
+        <w:t xml:space="preserve">  55-1. 자치사무</w:t>
       </w:r>
     </w:p>
     <w:p>
@@ -214,7 +214,7 @@
         <w:rPr>
           <w:rFonts w:ascii="Arial" w:hAnsi="Arial"/>
         </w:rPr>
-        <w:t xml:space="preserve">  19번. 위임사무</w:t>
+        <w:t xml:space="preserve">  56-1. 위임사무</w:t>
       </w:r>
     </w:p>
     <w:p>
@@ -222,7 +222,7 @@
         <w:rPr>
           <w:rFonts w:ascii="Arial" w:hAnsi="Arial"/>
         </w:rPr>
-        <w:t xml:space="preserve">  20번. 지방자치단체</w:t>
+        <w:t xml:space="preserve">  57-1. 위임사무</w:t>
       </w:r>
     </w:p>
     <w:p>
@@ -240,7 +240,7 @@
         <w:rPr>
           <w:rFonts w:ascii="Arial" w:hAnsi="Arial"/>
         </w:rPr>
-        <w:t xml:space="preserve">  21번. 지방자치단체</w:t>
+        <w:t xml:space="preserve">  60-1. 의회</w:t>
       </w:r>
     </w:p>
     <w:p>
@@ -258,7 +258,7 @@
         <w:rPr>
           <w:rFonts w:ascii="Arial" w:hAnsi="Arial"/>
         </w:rPr>
-        <w:t xml:space="preserve">  22번. 의회</w:t>
+        <w:t xml:space="preserve">  63-1. 의회</w:t>
       </w:r>
     </w:p>
     <w:p>
@@ -276,7 +276,7 @@
         <w:rPr>
           <w:rFonts w:ascii="Arial" w:hAnsi="Arial"/>
         </w:rPr>
-        <w:t xml:space="preserve">  23번. 지방자치단체</w:t>
+        <w:t xml:space="preserve">  67-1. 의회</w:t>
       </w:r>
     </w:p>
     <w:p>
@@ -294,7 +294,7 @@
         <w:rPr>
           <w:rFonts w:ascii="Arial" w:hAnsi="Arial"/>
         </w:rPr>
-        <w:t xml:space="preserve">  24번. 의회</w:t>
+        <w:t xml:space="preserve">  70-1. 의회</w:t>
       </w:r>
     </w:p>
     <w:p>
@@ -302,7 +302,7 @@
         <w:rPr>
           <w:rFonts w:ascii="Arial" w:hAnsi="Arial"/>
         </w:rPr>
-        <w:t xml:space="preserve">  25번. 의회</w:t>
+        <w:t xml:space="preserve">  71-1. 의회</w:t>
       </w:r>
     </w:p>
     <w:p>
@@ -310,7 +310,7 @@
         <w:rPr>
           <w:rFonts w:ascii="Arial" w:hAnsi="Arial"/>
         </w:rPr>
-        <w:t xml:space="preserve">  26번. 지방자치단체</w:t>
+        <w:t xml:space="preserve">  73-1. 의회</w:t>
       </w:r>
     </w:p>
     <w:p>
@@ -328,7 +328,7 @@
         <w:rPr>
           <w:rFonts w:ascii="Arial" w:hAnsi="Arial"/>
         </w:rPr>
-        <w:t xml:space="preserve">  27번. 자치사무</w:t>
+        <w:t xml:space="preserve">  76-1. 자치사무</w:t>
       </w:r>
     </w:p>
     <w:p>
@@ -346,7 +346,7 @@
         <w:rPr>
           <w:rFonts w:ascii="Arial" w:hAnsi="Arial"/>
         </w:rPr>
-        <w:t xml:space="preserve">  28번. 자치사무</w:t>
+        <w:t xml:space="preserve">  79-1. 자치사무</w:t>
       </w:r>
     </w:p>
     <w:p>
@@ -354,7 +354,7 @@
         <w:rPr>
           <w:rFonts w:ascii="Arial" w:hAnsi="Arial"/>
         </w:rPr>
-        <w:t xml:space="preserve">  29번. 자치사무</w:t>
+        <w:t xml:space="preserve">  80-1. 자치사무</w:t>
       </w:r>
     </w:p>
     <w:p>
@@ -362,7 +362,7 @@
         <w:rPr>
           <w:rFonts w:ascii="Arial" w:hAnsi="Arial"/>
         </w:rPr>
-        <w:t xml:space="preserve">  30번. 자치사무</w:t>
+        <w:t xml:space="preserve">  81-1. 자치사무</w:t>
       </w:r>
     </w:p>
     <w:p>
@@ -370,7 +370,7 @@
         <w:rPr>
           <w:rFonts w:ascii="Arial" w:hAnsi="Arial"/>
         </w:rPr>
-        <w:t xml:space="preserve">  31번. 자치사무</w:t>
+        <w:t xml:space="preserve">  83-1. 자치사무</w:t>
       </w:r>
     </w:p>
     <w:p>
@@ -378,7 +378,7 @@
         <w:rPr>
           <w:rFonts w:ascii="Arial" w:hAnsi="Arial"/>
         </w:rPr>
-        <w:t xml:space="preserve">  32번. 지방자치단체</w:t>
+        <w:t xml:space="preserve">  85-1. 지방자치단체</w:t>
       </w:r>
     </w:p>
     <w:p>
@@ -396,7 +396,7 @@
         <w:rPr>
           <w:rFonts w:ascii="Arial" w:hAnsi="Arial"/>
         </w:rPr>
-        <w:t xml:space="preserve">  33번. 위임사무</w:t>
+        <w:t xml:space="preserve">  89-1. 위임사무</w:t>
       </w:r>
     </w:p>
     <w:p>
@@ -404,7 +404,7 @@
         <w:rPr>
           <w:rFonts w:ascii="Arial" w:hAnsi="Arial"/>
         </w:rPr>
-        <w:t xml:space="preserve">  34번. 지방자치단체</w:t>
+        <w:t xml:space="preserve">  91-1. 위임사무</w:t>
       </w:r>
     </w:p>
     <w:p>
@@ -412,7 +412,7 @@
         <w:rPr>
           <w:rFonts w:ascii="Arial" w:hAnsi="Arial"/>
         </w:rPr>
-        <w:t xml:space="preserve">  35번. 지방자치단체</w:t>
+        <w:t xml:space="preserve">  94-1. 위임사무</w:t>
       </w:r>
     </w:p>
     <w:p>
@@ -420,7 +420,7 @@
         <w:rPr>
           <w:rFonts w:ascii="Arial" w:hAnsi="Arial"/>
         </w:rPr>
-        <w:t xml:space="preserve">  36번. 자치사무</w:t>
+        <w:t xml:space="preserve">  95-1. 자치사무</w:t>
       </w:r>
     </w:p>
     <w:p>
@@ -438,7 +438,7 @@
         <w:rPr>
           <w:rFonts w:ascii="Arial" w:hAnsi="Arial"/>
         </w:rPr>
-        <w:t xml:space="preserve">  37번. 지방자치단체</w:t>
+        <w:t xml:space="preserve">  99-1. 지방자치단체</w:t>
       </w:r>
     </w:p>
     <w:p>
@@ -456,7 +456,7 @@
         <w:rPr>
           <w:rFonts w:ascii="Arial" w:hAnsi="Arial"/>
         </w:rPr>
-        <w:t xml:space="preserve">  38번. 임용</w:t>
+        <w:t xml:space="preserve">  105-1. 임용</w:t>
       </w:r>
     </w:p>
     <w:p>
@@ -464,7 +464,7 @@
         <w:rPr>
           <w:rFonts w:ascii="Arial" w:hAnsi="Arial"/>
         </w:rPr>
-        <w:t xml:space="preserve">  39번. 임용</w:t>
+        <w:t xml:space="preserve">  106-1. 임용</w:t>
       </w:r>
     </w:p>
     <w:p>
@@ -482,7 +482,7 @@
         <w:rPr>
           <w:rFonts w:ascii="Arial" w:hAnsi="Arial"/>
         </w:rPr>
-        <w:t xml:space="preserve">  40번. 임용</w:t>
+        <w:t xml:space="preserve">  107-1. 임용</w:t>
       </w:r>
     </w:p>
     <w:p>
@@ -490,7 +490,7 @@
         <w:rPr>
           <w:rFonts w:ascii="Arial" w:hAnsi="Arial"/>
         </w:rPr>
-        <w:t xml:space="preserve">  41번. 임용</w:t>
+        <w:t xml:space="preserve">  111-1. 임용</w:t>
       </w:r>
     </w:p>
     <w:p>
@@ -498,7 +498,7 @@
         <w:rPr>
           <w:rFonts w:ascii="Arial" w:hAnsi="Arial"/>
         </w:rPr>
-        <w:t xml:space="preserve">  42번. 임용</w:t>
+        <w:t xml:space="preserve">  112-1. 임용</w:t>
       </w:r>
     </w:p>
     <w:p>
@@ -516,7 +516,7 @@
         <w:rPr>
           <w:rFonts w:ascii="Arial" w:hAnsi="Arial"/>
         </w:rPr>
-        <w:t xml:space="preserve">  43번. 직무명령</w:t>
+        <w:t xml:space="preserve">  116-1. 직무명령</w:t>
       </w:r>
     </w:p>
     <w:p>
@@ -524,7 +524,7 @@
         <w:rPr>
           <w:rFonts w:ascii="Arial" w:hAnsi="Arial"/>
         </w:rPr>
-        <w:t xml:space="preserve">  44번. 직무명령</w:t>
+        <w:t xml:space="preserve">  117-1. 직무명령</w:t>
       </w:r>
     </w:p>
     <w:p>
@@ -532,7 +532,7 @@
         <w:rPr>
           <w:rFonts w:ascii="Arial" w:hAnsi="Arial"/>
         </w:rPr>
-        <w:t xml:space="preserve">  45번. 직무명령</w:t>
+        <w:t xml:space="preserve">  120-1. 직무명령</w:t>
       </w:r>
     </w:p>
     <w:p>
@@ -540,7 +540,7 @@
         <w:rPr>
           <w:rFonts w:ascii="Arial" w:hAnsi="Arial"/>
         </w:rPr>
-        <w:t xml:space="preserve">  46번. 직무명령</w:t>
+        <w:t xml:space="preserve">  121-1. 직무명령</w:t>
       </w:r>
     </w:p>
     <w:p>
@@ -558,7 +558,7 @@
         <w:rPr>
           <w:rFonts w:ascii="Arial" w:hAnsi="Arial"/>
         </w:rPr>
-        <w:t xml:space="preserve">  47번. 징계</w:t>
+        <w:t xml:space="preserve">  123-1. 징계</w:t>
       </w:r>
     </w:p>
     <w:p>
@@ -566,7 +566,7 @@
         <w:rPr>
           <w:rFonts w:ascii="Arial" w:hAnsi="Arial"/>
         </w:rPr>
-        <w:t xml:space="preserve">  48번. 징계</w:t>
+        <w:t xml:space="preserve">  127-1. 징계</w:t>
       </w:r>
     </w:p>
     <w:p>
@@ -584,7 +584,7 @@
         <w:rPr>
           <w:rFonts w:ascii="Arial" w:hAnsi="Arial"/>
         </w:rPr>
-        <w:t xml:space="preserve">  49번. 징계</w:t>
+        <w:t xml:space="preserve">  128-1. 징계</w:t>
       </w:r>
     </w:p>
     <w:p>
@@ -602,7 +602,7 @@
         <w:rPr>
           <w:rFonts w:ascii="Arial" w:hAnsi="Arial"/>
         </w:rPr>
-        <w:t xml:space="preserve">  50번. 징계</w:t>
+        <w:t xml:space="preserve">  129-1. 징계</w:t>
       </w:r>
     </w:p>
     <w:p>
@@ -610,7 +610,7 @@
         <w:rPr>
           <w:rFonts w:ascii="Arial" w:hAnsi="Arial"/>
         </w:rPr>
-        <w:t xml:space="preserve">  51번. 징계위원회</w:t>
+        <w:t xml:space="preserve">  130-1. 징계위원회</w:t>
       </w:r>
     </w:p>
     <w:p>
@@ -618,7 +618,7 @@
         <w:rPr>
           <w:rFonts w:ascii="Arial" w:hAnsi="Arial"/>
         </w:rPr>
-        <w:t xml:space="preserve">  52번. 행정소송</w:t>
+        <w:t xml:space="preserve">  131-1. 행정소송</w:t>
       </w:r>
     </w:p>
     <w:p>
@@ -626,7 +626,7 @@
         <w:rPr>
           <w:rFonts w:ascii="Arial" w:hAnsi="Arial"/>
         </w:rPr>
-        <w:t xml:space="preserve">  53번. 징계</w:t>
+        <w:t xml:space="preserve">  132-1. 징계</w:t>
       </w:r>
     </w:p>
     <w:p>
@@ -644,7 +644,7 @@
         <w:rPr>
           <w:rFonts w:ascii="Arial" w:hAnsi="Arial"/>
         </w:rPr>
-        <w:t xml:space="preserve">  54번. 징계</w:t>
+        <w:t xml:space="preserve">  133-1. 징계</w:t>
       </w:r>
     </w:p>
     <w:p>
@@ -652,7 +652,7 @@
         <w:rPr>
           <w:rFonts w:ascii="Arial" w:hAnsi="Arial"/>
         </w:rPr>
-        <w:t xml:space="preserve">  55번. 징계</w:t>
+        <w:t xml:space="preserve">  134-1. 징계</w:t>
       </w:r>
     </w:p>
     <w:p>
@@ -660,7 +660,7 @@
         <w:rPr>
           <w:rFonts w:ascii="Arial" w:hAnsi="Arial"/>
         </w:rPr>
-        <w:t xml:space="preserve">  56번. 징계위원회</w:t>
+        <w:t xml:space="preserve">  136-1. 징계위원회</w:t>
       </w:r>
     </w:p>
     <w:p>
@@ -668,7 +668,7 @@
         <w:rPr>
           <w:rFonts w:ascii="Arial" w:hAnsi="Arial"/>
         </w:rPr>
-        <w:t xml:space="preserve">  57번. 징계</w:t>
+        <w:t xml:space="preserve">  137-1. 징계</w:t>
       </w:r>
     </w:p>
     <w:p>
@@ -676,7 +676,7 @@
         <w:rPr>
           <w:rFonts w:ascii="Arial" w:hAnsi="Arial"/>
         </w:rPr>
-        <w:t xml:space="preserve">  58번. 징계위원회</w:t>
+        <w:t xml:space="preserve">  138-1. 징계위원회</w:t>
       </w:r>
     </w:p>
     <w:p>
@@ -694,7 +694,7 @@
         <w:rPr>
           <w:rFonts w:ascii="Arial" w:hAnsi="Arial"/>
         </w:rPr>
-        <w:t xml:space="preserve">  59번. 소청심사</w:t>
+        <w:t xml:space="preserve">  140-1. 소청심사</w:t>
       </w:r>
     </w:p>
     <w:p>
@@ -712,7 +712,7 @@
         <w:rPr>
           <w:rFonts w:ascii="Arial" w:hAnsi="Arial"/>
         </w:rPr>
-        <w:t xml:space="preserve">  60번. 행정소송</w:t>
+        <w:t xml:space="preserve">  142-1. 소청심사</w:t>
       </w:r>
     </w:p>
     <w:p>
@@ -730,7 +730,7 @@
         <w:rPr>
           <w:rFonts w:ascii="Arial" w:hAnsi="Arial"/>
         </w:rPr>
-        <w:t xml:space="preserve">  61번. 소청심사</w:t>
+        <w:t xml:space="preserve">  143-1. 소청심사</w:t>
       </w:r>
     </w:p>
     <w:p>
@@ -738,7 +738,7 @@
         <w:rPr>
           <w:rFonts w:ascii="Arial" w:hAnsi="Arial"/>
         </w:rPr>
-        <w:t xml:space="preserve">  62번. 소청심사</w:t>
+        <w:t xml:space="preserve">  144-1. 소청심사</w:t>
       </w:r>
     </w:p>
     <w:p>
@@ -746,7 +746,7 @@
         <w:rPr>
           <w:rFonts w:ascii="Arial" w:hAnsi="Arial"/>
         </w:rPr>
-        <w:t xml:space="preserve">  63번. 소청심사</w:t>
+        <w:t xml:space="preserve">  145-1. 소청심사</w:t>
       </w:r>
     </w:p>
     <w:p>
@@ -754,7 +754,7 @@
         <w:rPr>
           <w:rFonts w:ascii="Arial" w:hAnsi="Arial"/>
         </w:rPr>
-        <w:t xml:space="preserve">  64번. 징계위원회</w:t>
+        <w:t xml:space="preserve">  146-1. 징계위원회</w:t>
       </w:r>
     </w:p>
     <w:p>
@@ -772,7 +772,7 @@
         <w:rPr>
           <w:rFonts w:ascii="Arial" w:hAnsi="Arial"/>
         </w:rPr>
-        <w:t xml:space="preserve">  65번. 징계</w:t>
+        <w:t xml:space="preserve">  149-1. 징계</w:t>
       </w:r>
     </w:p>
     <w:p>
@@ -780,7 +780,7 @@
         <w:rPr>
           <w:rFonts w:ascii="Arial" w:hAnsi="Arial"/>
         </w:rPr>
-        <w:t xml:space="preserve">  66번. 징계</w:t>
+        <w:t xml:space="preserve">  151-1. 징계</w:t>
       </w:r>
     </w:p>
     <w:p>
@@ -798,7 +798,7 @@
         <w:rPr>
           <w:rFonts w:ascii="Arial" w:hAnsi="Arial"/>
         </w:rPr>
-        <w:t xml:space="preserve">  67번. 징계</w:t>
+        <w:t xml:space="preserve">  153-1. 징계</w:t>
       </w:r>
     </w:p>
     <w:p>
@@ -806,7 +806,7 @@
         <w:rPr>
           <w:rFonts w:ascii="Arial" w:hAnsi="Arial"/>
         </w:rPr>
-        <w:t xml:space="preserve">  68번. 소청심사</w:t>
+        <w:t xml:space="preserve">  154-1. 소청심사</w:t>
       </w:r>
     </w:p>
     <w:p>
@@ -824,7 +824,7 @@
         <w:rPr>
           <w:rFonts w:ascii="Arial" w:hAnsi="Arial"/>
         </w:rPr>
-        <w:t xml:space="preserve">  69번. 징계위원회</w:t>
+        <w:t xml:space="preserve">  156-1. 임용</w:t>
       </w:r>
     </w:p>
     <w:p>
@@ -842,7 +842,7 @@
         <w:rPr>
           <w:rFonts w:ascii="Arial" w:hAnsi="Arial"/>
         </w:rPr>
-        <w:t xml:space="preserve">  70번. 징계</w:t>
+        <w:t xml:space="preserve">  160-1. 징계</w:t>
       </w:r>
     </w:p>
     <w:p>
@@ -850,7 +850,7 @@
         <w:rPr>
           <w:rFonts w:ascii="Arial" w:hAnsi="Arial"/>
         </w:rPr>
-        <w:t xml:space="preserve">  71번. 협의</w:t>
+        <w:t xml:space="preserve">  161-1. 협의</w:t>
       </w:r>
     </w:p>
     <w:p>
@@ -868,7 +868,7 @@
         <w:rPr>
           <w:rFonts w:ascii="Arial" w:hAnsi="Arial"/>
         </w:rPr>
-        <w:t xml:space="preserve">  72번. 임용</w:t>
+        <w:t xml:space="preserve">  163-1. 임용</w:t>
       </w:r>
     </w:p>
     <w:p>
@@ -876,7 +876,7 @@
         <w:rPr>
           <w:rFonts w:ascii="Arial" w:hAnsi="Arial"/>
         </w:rPr>
-        <w:t xml:space="preserve">  73번. 임용</w:t>
+        <w:t xml:space="preserve">  164-1. 임용</w:t>
       </w:r>
     </w:p>
     <w:p>
@@ -884,7 +884,7 @@
         <w:rPr>
           <w:rFonts w:ascii="Arial" w:hAnsi="Arial"/>
         </w:rPr>
-        <w:t xml:space="preserve">  74번. 소청심사</w:t>
+        <w:t xml:space="preserve">  165-1. 소청심사</w:t>
       </w:r>
     </w:p>
     <w:p>
@@ -892,7 +892,7 @@
         <w:rPr>
           <w:rFonts w:ascii="Arial" w:hAnsi="Arial"/>
         </w:rPr>
-        <w:t xml:space="preserve">  75번. 소청심사</w:t>
+        <w:t xml:space="preserve">  166-1. 임용</w:t>
       </w:r>
     </w:p>
     <w:p>
@@ -910,7 +910,7 @@
         <w:rPr>
           <w:rFonts w:ascii="Arial" w:hAnsi="Arial"/>
         </w:rPr>
-        <w:t xml:space="preserve">  76번. 사업인정</w:t>
+        <w:t xml:space="preserve">  169-1. 사업인정</w:t>
       </w:r>
     </w:p>
     <w:p>
@@ -918,7 +918,7 @@
         <w:rPr>
           <w:rFonts w:ascii="Arial" w:hAnsi="Arial"/>
         </w:rPr>
-        <w:t xml:space="preserve">  77번. 관계인</w:t>
+        <w:t xml:space="preserve">  171-1. 사업인정</w:t>
       </w:r>
     </w:p>
     <w:p>
@@ -926,7 +926,7 @@
         <w:rPr>
           <w:rFonts w:ascii="Arial" w:hAnsi="Arial"/>
         </w:rPr>
-        <w:t xml:space="preserve">  78번. 사업시행자</w:t>
+        <w:t xml:space="preserve">  173-1. 사업시행자</w:t>
       </w:r>
     </w:p>
     <w:p>
@@ -934,7 +934,7 @@
         <w:rPr>
           <w:rFonts w:ascii="Arial" w:hAnsi="Arial"/>
         </w:rPr>
-        <w:t xml:space="preserve">  79번. 사업시행자</w:t>
+        <w:t xml:space="preserve">  174-1. 사업시행자</w:t>
       </w:r>
     </w:p>
     <w:p>
@@ -942,7 +942,7 @@
         <w:rPr>
           <w:rFonts w:ascii="Arial" w:hAnsi="Arial"/>
         </w:rPr>
-        <w:t xml:space="preserve">  80번. 사업인정</w:t>
+        <w:t xml:space="preserve">  175-1. 사업인정</w:t>
       </w:r>
     </w:p>
     <w:p>
@@ -950,7 +950,7 @@
         <w:rPr>
           <w:rFonts w:ascii="Arial" w:hAnsi="Arial"/>
         </w:rPr>
-        <w:t xml:space="preserve">  81번. 사업인정</w:t>
+        <w:t xml:space="preserve">  176-1. 사업인정</w:t>
       </w:r>
     </w:p>
     <w:p>
@@ -968,7 +968,7 @@
         <w:rPr>
           <w:rFonts w:ascii="Arial" w:hAnsi="Arial"/>
         </w:rPr>
-        <w:t xml:space="preserve">  82번. 협의</w:t>
+        <w:t xml:space="preserve">  177-1. 협의</w:t>
       </w:r>
     </w:p>
     <w:p>
@@ -976,7 +976,7 @@
         <w:rPr>
           <w:rFonts w:ascii="Arial" w:hAnsi="Arial"/>
         </w:rPr>
-        <w:t xml:space="preserve">  83번. 사업인정</w:t>
+        <w:t xml:space="preserve">  178-1. 사업인정</w:t>
       </w:r>
     </w:p>
     <w:p>
@@ -984,7 +984,7 @@
         <w:rPr>
           <w:rFonts w:ascii="Arial" w:hAnsi="Arial"/>
         </w:rPr>
-        <w:t xml:space="preserve">  84번. 협의</w:t>
+        <w:t xml:space="preserve">  179-1. 협의</w:t>
       </w:r>
     </w:p>
     <w:p>
@@ -992,7 +992,7 @@
         <w:rPr>
           <w:rFonts w:ascii="Arial" w:hAnsi="Arial"/>
         </w:rPr>
-        <w:t xml:space="preserve">  85번. 토지수용위원회</w:t>
+        <w:t xml:space="preserve">  180-1. 토지수용</w:t>
       </w:r>
     </w:p>
     <w:p>
@@ -1010,7 +1010,7 @@
         <w:rPr>
           <w:rFonts w:ascii="Arial" w:hAnsi="Arial"/>
         </w:rPr>
-        <w:t xml:space="preserve">  86번. 재결</w:t>
+        <w:t xml:space="preserve">  181-1. 재결</w:t>
       </w:r>
     </w:p>
     <w:p>
@@ -1018,7 +1018,7 @@
         <w:rPr>
           <w:rFonts w:ascii="Arial" w:hAnsi="Arial"/>
         </w:rPr>
-        <w:t xml:space="preserve">  87번. 토지수용위원회</w:t>
+        <w:t xml:space="preserve">  182-1. 토지소유자</w:t>
       </w:r>
     </w:p>
     <w:p>
@@ -1036,7 +1036,7 @@
         <w:rPr>
           <w:rFonts w:ascii="Arial" w:hAnsi="Arial"/>
         </w:rPr>
-        <w:t xml:space="preserve">  88번. 이의신청</w:t>
+        <w:t xml:space="preserve">  183-1. 이의신청</w:t>
       </w:r>
     </w:p>
     <w:p>
@@ -1044,7 +1044,7 @@
         <w:rPr>
           <w:rFonts w:ascii="Arial" w:hAnsi="Arial"/>
         </w:rPr>
-        <w:t xml:space="preserve">  89번. 토지수용위원회</w:t>
+        <w:t xml:space="preserve">  184-1. 중앙토지수용위원회</w:t>
       </w:r>
     </w:p>
     <w:p>
@@ -1052,7 +1052,7 @@
         <w:rPr>
           <w:rFonts w:ascii="Arial" w:hAnsi="Arial"/>
         </w:rPr>
-        <w:t xml:space="preserve">  90번. 토지수용위원회</w:t>
+        <w:t xml:space="preserve">  185-1. 토지수용</w:t>
       </w:r>
     </w:p>
     <w:p>
@@ -1060,7 +1060,7 @@
         <w:rPr>
           <w:rFonts w:ascii="Arial" w:hAnsi="Arial"/>
         </w:rPr>
-        <w:t xml:space="preserve">  91번. 이의신청</w:t>
+        <w:t xml:space="preserve">  187-1. 이의신청</w:t>
       </w:r>
     </w:p>
     <w:p>
@@ -1068,7 +1068,7 @@
         <w:rPr>
           <w:rFonts w:ascii="Arial" w:hAnsi="Arial"/>
         </w:rPr>
-        <w:t xml:space="preserve">  92번. 행정소송</w:t>
+        <w:t xml:space="preserve">  188-1. 재결</w:t>
       </w:r>
     </w:p>
     <w:p>
@@ -1076,7 +1076,7 @@
         <w:rPr>
           <w:rFonts w:ascii="Arial" w:hAnsi="Arial"/>
         </w:rPr>
-        <w:t xml:space="preserve">  93번. 토지수용위원회</w:t>
+        <w:t xml:space="preserve">  189-1. 중앙토지수용위원회</w:t>
       </w:r>
     </w:p>
     <w:p>
@@ -1094,7 +1094,7 @@
         <w:rPr>
           <w:rFonts w:ascii="Arial" w:hAnsi="Arial"/>
         </w:rPr>
-        <w:t xml:space="preserve">  94번. 행정소송</w:t>
+        <w:t xml:space="preserve">  190-1. 행정소송</w:t>
       </w:r>
     </w:p>
     <w:p>
@@ -1102,7 +1102,7 @@
         <w:rPr>
           <w:rFonts w:ascii="Arial" w:hAnsi="Arial"/>
         </w:rPr>
-        <w:t xml:space="preserve">  95번. 재결</w:t>
+        <w:t xml:space="preserve">  191-1. 이의신청</w:t>
       </w:r>
     </w:p>
     <w:p>
@@ -1110,7 +1110,7 @@
         <w:rPr>
           <w:rFonts w:ascii="Arial" w:hAnsi="Arial"/>
         </w:rPr>
-        <w:t xml:space="preserve">  96번. 재결</w:t>
+        <w:t xml:space="preserve">  192-1. 이의신청</w:t>
       </w:r>
     </w:p>
     <w:p>
@@ -1128,7 +1128,7 @@
         <w:rPr>
           <w:rFonts w:ascii="Arial" w:hAnsi="Arial"/>
         </w:rPr>
-        <w:t xml:space="preserve">  97번. 사업시행자</w:t>
+        <w:t xml:space="preserve">  194-1. 토지소유자</w:t>
       </w:r>
     </w:p>
     <w:p>
@@ -1146,7 +1146,7 @@
         <w:rPr>
           <w:rFonts w:ascii="Arial" w:hAnsi="Arial"/>
         </w:rPr>
-        <w:t xml:space="preserve">  98번. 재결</w:t>
+        <w:t xml:space="preserve">  195-1. 재결</w:t>
       </w:r>
     </w:p>
     <w:p>
@@ -1154,7 +1154,7 @@
         <w:rPr>
           <w:rFonts w:ascii="Arial" w:hAnsi="Arial"/>
         </w:rPr>
-        <w:t xml:space="preserve">  99번. 재결</w:t>
+        <w:t xml:space="preserve">  197-1. 재결</w:t>
       </w:r>
     </w:p>
     <w:p>
@@ -1172,7 +1172,7 @@
         <w:rPr>
           <w:rFonts w:ascii="Arial" w:hAnsi="Arial"/>
         </w:rPr>
-        <w:t xml:space="preserve">  100번. 토지수용위원회</w:t>
+        <w:t xml:space="preserve">  199-1. 토지소유자</w:t>
       </w:r>
     </w:p>
     <w:p>
@@ -1190,7 +1190,7 @@
         <w:rPr>
           <w:rFonts w:ascii="Arial" w:hAnsi="Arial"/>
         </w:rPr>
-        <w:t xml:space="preserve">  101번. 손실보상</w:t>
+        <w:t xml:space="preserve">  200-1. 손실보상</w:t>
       </w:r>
     </w:p>
     <w:p>
@@ -1198,7 +1198,7 @@
         <w:rPr>
           <w:rFonts w:ascii="Arial" w:hAnsi="Arial"/>
         </w:rPr>
-        <w:t xml:space="preserve">  102번. 사업시행자</w:t>
+        <w:t xml:space="preserve">  201-1. 토지소유자</w:t>
       </w:r>
     </w:p>
     <w:p>
@@ -1216,7 +1216,7 @@
         <w:rPr>
           <w:rFonts w:ascii="Arial" w:hAnsi="Arial"/>
         </w:rPr>
-        <w:t xml:space="preserve">  103번. 토지수용위원회</w:t>
+        <w:t xml:space="preserve">  203-1. 토지소유자</w:t>
       </w:r>
     </w:p>
     <w:p>
@@ -1234,7 +1234,7 @@
         <w:rPr>
           <w:rFonts w:ascii="Arial" w:hAnsi="Arial"/>
         </w:rPr>
-        <w:t xml:space="preserve">  104번. 공익사업</w:t>
+        <w:t xml:space="preserve">  205-1. 공익사업</w:t>
       </w:r>
     </w:p>
     <w:p>
@@ -1242,7 +1242,7 @@
         <w:rPr>
           <w:rFonts w:ascii="Arial" w:hAnsi="Arial"/>
         </w:rPr>
-        <w:t xml:space="preserve">  105번. 조합</w:t>
+        <w:t xml:space="preserve">  206-1. 조합</w:t>
       </w:r>
     </w:p>
     <w:p>
@@ -1260,7 +1260,7 @@
         <w:rPr>
           <w:rFonts w:ascii="Arial" w:hAnsi="Arial"/>
         </w:rPr>
-        <w:t xml:space="preserve">  106번. 손실보상</w:t>
+        <w:t xml:space="preserve">  211-1. 손실보상</w:t>
       </w:r>
     </w:p>
     <w:p>
@@ -1268,7 +1268,7 @@
         <w:rPr>
           <w:rFonts w:ascii="Arial" w:hAnsi="Arial"/>
         </w:rPr>
-        <w:t xml:space="preserve">  107번. 손실보상</w:t>
+        <w:t xml:space="preserve">  212-1. 손실보상</w:t>
       </w:r>
     </w:p>
     <w:p>
@@ -1276,7 +1276,7 @@
         <w:rPr>
           <w:rFonts w:ascii="Arial" w:hAnsi="Arial"/>
         </w:rPr>
-        <w:t xml:space="preserve">  108번. 공익사업</w:t>
+        <w:t xml:space="preserve">  213-1. 공익사업</w:t>
       </w:r>
     </w:p>
     <w:p>
@@ -1284,7 +1284,7 @@
         <w:rPr>
           <w:rFonts w:ascii="Arial" w:hAnsi="Arial"/>
         </w:rPr>
-        <w:t xml:space="preserve">  109번. 공익사업</w:t>
+        <w:t xml:space="preserve">  214-1. 토지소유자</w:t>
       </w:r>
     </w:p>
     <w:p>
@@ -1292,7 +1292,7 @@
         <w:rPr>
           <w:rFonts w:ascii="Arial" w:hAnsi="Arial"/>
         </w:rPr>
-        <w:t xml:space="preserve">  110번. 손실보상</w:t>
+        <w:t xml:space="preserve">  215-1. 손실보상</w:t>
       </w:r>
     </w:p>
     <w:p>
@@ -1300,7 +1300,7 @@
         <w:rPr>
           <w:rFonts w:ascii="Arial" w:hAnsi="Arial"/>
         </w:rPr>
-        <w:t xml:space="preserve">  111번. 공익사업</w:t>
+        <w:t xml:space="preserve">  216-1. 공익사업</w:t>
       </w:r>
     </w:p>
     <w:p>
@@ -1308,7 +1308,7 @@
         <w:rPr>
           <w:rFonts w:ascii="Arial" w:hAnsi="Arial"/>
         </w:rPr>
-        <w:t xml:space="preserve">  112번. 공익사업</w:t>
+        <w:t xml:space="preserve">  217-1. 공익사업</w:t>
       </w:r>
     </w:p>
     <w:p>
@@ -1316,7 +1316,7 @@
         <w:rPr>
           <w:rFonts w:ascii="Arial" w:hAnsi="Arial"/>
         </w:rPr>
-        <w:t xml:space="preserve">  113번. 공익사업</w:t>
+        <w:t xml:space="preserve">  218-1. 공익사업</w:t>
       </w:r>
     </w:p>
     <w:p>
@@ -1334,7 +1334,7 @@
         <w:rPr>
           <w:rFonts w:ascii="Arial" w:hAnsi="Arial"/>
         </w:rPr>
-        <w:t xml:space="preserve">  114번. 토지소유자</w:t>
+        <w:t xml:space="preserve">  221-1. 토지소유자</w:t>
       </w:r>
     </w:p>
     <w:p>
@@ -1342,7 +1342,7 @@
         <w:rPr>
           <w:rFonts w:ascii="Arial" w:hAnsi="Arial"/>
         </w:rPr>
-        <w:t xml:space="preserve">  115번. 폐지</w:t>
+        <w:t xml:space="preserve">  222-1. 폐지</w:t>
       </w:r>
     </w:p>
     <w:p>
@@ -1350,7 +1350,7 @@
         <w:rPr>
           <w:rFonts w:ascii="Arial" w:hAnsi="Arial"/>
         </w:rPr>
-        <w:t xml:space="preserve">  116번. 공익사업</w:t>
+        <w:t xml:space="preserve">  223-1. 사업시행자</w:t>
       </w:r>
     </w:p>
     <w:p>
@@ -1368,7 +1368,7 @@
         <w:rPr>
           <w:rFonts w:ascii="Arial" w:hAnsi="Arial"/>
         </w:rPr>
-        <w:t xml:space="preserve">  117번. 추진위원회</w:t>
+        <w:t xml:space="preserve">  228-1. 추진위원회</w:t>
       </w:r>
     </w:p>
     <w:p>
@@ -1376,7 +1376,7 @@
         <w:rPr>
           <w:rFonts w:ascii="Arial" w:hAnsi="Arial"/>
         </w:rPr>
-        <w:t xml:space="preserve">  118번. 조합</w:t>
+        <w:t xml:space="preserve">  230-1. 토지소유자</w:t>
       </w:r>
     </w:p>
     <w:p>
@@ -1384,7 +1384,7 @@
         <w:rPr>
           <w:rFonts w:ascii="Arial" w:hAnsi="Arial"/>
         </w:rPr>
-        <w:t xml:space="preserve">  119번. 조합</w:t>
+        <w:t xml:space="preserve">  231-1. 조합</w:t>
       </w:r>
     </w:p>
     <w:p>
@@ -1392,7 +1392,7 @@
         <w:rPr>
           <w:rFonts w:ascii="Arial" w:hAnsi="Arial"/>
         </w:rPr>
-        <w:t xml:space="preserve">  120번. 정비사업</w:t>
+        <w:t xml:space="preserve">  233-1. 정비사업</w:t>
       </w:r>
     </w:p>
     <w:p>
@@ -1410,7 +1410,7 @@
         <w:rPr>
           <w:rFonts w:ascii="Arial" w:hAnsi="Arial"/>
         </w:rPr>
-        <w:t xml:space="preserve">  121번. 조합설립인가</w:t>
+        <w:t xml:space="preserve">  234-1. 조합</w:t>
       </w:r>
     </w:p>
     <w:p>
@@ -1418,7 +1418,7 @@
         <w:rPr>
           <w:rFonts w:ascii="Arial" w:hAnsi="Arial"/>
         </w:rPr>
-        <w:t xml:space="preserve">  122번. 재개발</w:t>
+        <w:t xml:space="preserve">  235-1. 조합</w:t>
       </w:r>
     </w:p>
     <w:p>
@@ -1426,7 +1426,7 @@
         <w:rPr>
           <w:rFonts w:ascii="Arial" w:hAnsi="Arial"/>
         </w:rPr>
-        <w:t xml:space="preserve">  123번. 정비사업</w:t>
+        <w:t xml:space="preserve">  236-1. 정비사업</w:t>
       </w:r>
     </w:p>
     <w:p>
@@ -1434,7 +1434,7 @@
         <w:rPr>
           <w:rFonts w:ascii="Arial" w:hAnsi="Arial"/>
         </w:rPr>
-        <w:t xml:space="preserve">  124번. 조합설립인가</w:t>
+        <w:t xml:space="preserve">  237-1. 조합</w:t>
       </w:r>
     </w:p>
     <w:p>
@@ -1442,7 +1442,7 @@
         <w:rPr>
           <w:rFonts w:ascii="Arial" w:hAnsi="Arial"/>
         </w:rPr>
-        <w:t xml:space="preserve">  125번. 재개발</w:t>
+        <w:t xml:space="preserve">  238-1. 조합</w:t>
       </w:r>
     </w:p>
     <w:p>
@@ -1450,7 +1450,7 @@
         <w:rPr>
           <w:rFonts w:ascii="Arial" w:hAnsi="Arial"/>
         </w:rPr>
-        <w:t xml:space="preserve">  126번. 조합설립인가</w:t>
+        <w:t xml:space="preserve">  239-1. 조합</w:t>
       </w:r>
     </w:p>
     <w:p>
@@ -1458,7 +1458,7 @@
         <w:rPr>
           <w:rFonts w:ascii="Arial" w:hAnsi="Arial"/>
         </w:rPr>
-        <w:t xml:space="preserve">  127번. 조합설립인가</w:t>
+        <w:t xml:space="preserve">  240-1. 조합</w:t>
       </w:r>
     </w:p>
     <w:p>
@@ -1466,7 +1466,7 @@
         <w:rPr>
           <w:rFonts w:ascii="Arial" w:hAnsi="Arial"/>
         </w:rPr>
-        <w:t xml:space="preserve">  128번. 조합설립인가</w:t>
+        <w:t xml:space="preserve">  241-1. 조합</w:t>
       </w:r>
     </w:p>
     <w:p>
@@ -1474,7 +1474,7 @@
         <w:rPr>
           <w:rFonts w:ascii="Arial" w:hAnsi="Arial"/>
         </w:rPr>
-        <w:t xml:space="preserve">  129번. 조합설립인가</w:t>
+        <w:t xml:space="preserve">  242-1. 조합</w:t>
       </w:r>
     </w:p>
     <w:p>
@@ -1482,7 +1482,7 @@
         <w:rPr>
           <w:rFonts w:ascii="Arial" w:hAnsi="Arial"/>
         </w:rPr>
-        <w:t xml:space="preserve">  130번. 조합</w:t>
+        <w:t xml:space="preserve">  243-1. 조합</w:t>
       </w:r>
     </w:p>
     <w:p>
@@ -1490,7 +1490,7 @@
         <w:rPr>
           <w:rFonts w:ascii="Arial" w:hAnsi="Arial"/>
         </w:rPr>
-        <w:t xml:space="preserve">  131번. 조합</w:t>
+        <w:t xml:space="preserve">  244-1. 조합</w:t>
       </w:r>
     </w:p>
     <w:p>
@@ -1498,7 +1498,7 @@
         <w:rPr>
           <w:rFonts w:ascii="Arial" w:hAnsi="Arial"/>
         </w:rPr>
-        <w:t xml:space="preserve">  132번. 조합설립인가</w:t>
+        <w:t xml:space="preserve">  245-1. 조합</w:t>
       </w:r>
     </w:p>
     <w:p>
@@ -1506,7 +1506,7 @@
         <w:rPr>
           <w:rFonts w:ascii="Arial" w:hAnsi="Arial"/>
         </w:rPr>
-        <w:t xml:space="preserve">  133번. 조합설립인가</w:t>
+        <w:t xml:space="preserve">  246-1. 조합</w:t>
       </w:r>
     </w:p>
     <w:p>
@@ -1524,7 +1524,7 @@
         <w:rPr>
           <w:rFonts w:ascii="Arial" w:hAnsi="Arial"/>
         </w:rPr>
-        <w:t xml:space="preserve">  134번. 사업시행계획</w:t>
+        <w:t xml:space="preserve">  247-1. 관리처분</w:t>
       </w:r>
     </w:p>
     <w:p>
@@ -1532,7 +1532,7 @@
         <w:rPr>
           <w:rFonts w:ascii="Arial" w:hAnsi="Arial"/>
         </w:rPr>
-        <w:t xml:space="preserve">  135번. 정비사업</w:t>
+        <w:t xml:space="preserve">  249-1. 토지소유자</w:t>
       </w:r>
     </w:p>
     <w:p>
@@ -1540,7 +1540,7 @@
         <w:rPr>
           <w:rFonts w:ascii="Arial" w:hAnsi="Arial"/>
         </w:rPr>
-        <w:t xml:space="preserve">  136번. 재개발</w:t>
+        <w:t xml:space="preserve">  250-1. 조합</w:t>
       </w:r>
     </w:p>
     <w:p>
@@ -1548,7 +1548,7 @@
         <w:rPr>
           <w:rFonts w:ascii="Arial" w:hAnsi="Arial"/>
         </w:rPr>
-        <w:t xml:space="preserve">  137번. 사업시행계획</w:t>
+        <w:t xml:space="preserve">  251-1. 관리처분</w:t>
       </w:r>
     </w:p>
     <w:p>
@@ -1556,7 +1556,7 @@
         <w:rPr>
           <w:rFonts w:ascii="Arial" w:hAnsi="Arial"/>
         </w:rPr>
-        <w:t xml:space="preserve">  138번. 사업시행계획</w:t>
+        <w:t xml:space="preserve">  252-1. 관리처분</w:t>
       </w:r>
     </w:p>
     <w:p>
@@ -1564,7 +1564,7 @@
         <w:rPr>
           <w:rFonts w:ascii="Arial" w:hAnsi="Arial"/>
         </w:rPr>
-        <w:t xml:space="preserve">  139번. 사업시행계획</w:t>
+        <w:t xml:space="preserve">  253-1. 사업시행계획</w:t>
       </w:r>
     </w:p>
     <w:p>
@@ -1572,7 +1572,7 @@
         <w:rPr>
           <w:rFonts w:ascii="Arial" w:hAnsi="Arial"/>
         </w:rPr>
-        <w:t xml:space="preserve">  140번. 사업시행계획</w:t>
+        <w:t xml:space="preserve">  254-1. 관리처분</w:t>
       </w:r>
     </w:p>
     <w:p>
@@ -1580,7 +1580,7 @@
         <w:rPr>
           <w:rFonts w:ascii="Arial" w:hAnsi="Arial"/>
         </w:rPr>
-        <w:t xml:space="preserve">  141번. 인가</w:t>
+        <w:t xml:space="preserve">  255-1. 사업시행인가</w:t>
       </w:r>
     </w:p>
     <w:p>
@@ -1588,7 +1588,7 @@
         <w:rPr>
           <w:rFonts w:ascii="Arial" w:hAnsi="Arial"/>
         </w:rPr>
-        <w:t xml:space="preserve">  142번. 정비사업</w:t>
+        <w:t xml:space="preserve">  256-1. 사업시행인가</w:t>
       </w:r>
     </w:p>
     <w:p>
@@ -1596,7 +1596,7 @@
         <w:rPr>
           <w:rFonts w:ascii="Arial" w:hAnsi="Arial"/>
         </w:rPr>
-        <w:t xml:space="preserve">  143번. 정비사업</w:t>
+        <w:t xml:space="preserve">  257-1. 사업시행인가</w:t>
       </w:r>
     </w:p>
     <w:p>
@@ -1614,7 +1614,7 @@
         <w:rPr>
           <w:rFonts w:ascii="Arial" w:hAnsi="Arial"/>
         </w:rPr>
-        <w:t xml:space="preserve">  144번. 자치사무</w:t>
+        <w:t xml:space="preserve">  280-1. 자치사무</w:t>
       </w:r>
     </w:p>
     <w:p>
@@ -1622,7 +1622,7 @@
         <w:rPr>
           <w:rFonts w:ascii="Arial" w:hAnsi="Arial"/>
         </w:rPr>
-        <w:t xml:space="preserve">  145번. 지방자치단체</w:t>
+        <w:t xml:space="preserve">  280-1. 의회</w:t>
       </w:r>
     </w:p>
     <w:p>
@@ -1630,7 +1630,7 @@
         <w:rPr>
           <w:rFonts w:ascii="Arial" w:hAnsi="Arial"/>
         </w:rPr>
-        <w:t xml:space="preserve">  146번. 지방자치단체</w:t>
+        <w:t xml:space="preserve">  280-1. 의회</w:t>
       </w:r>
     </w:p>
     <w:p>
@@ -1638,7 +1638,7 @@
         <w:rPr>
           <w:rFonts w:ascii="Arial" w:hAnsi="Arial"/>
         </w:rPr>
-        <w:t xml:space="preserve">  147번. 지방자치단체</w:t>
+        <w:t xml:space="preserve">  280-1. 지방자치단체</w:t>
       </w:r>
     </w:p>
     <w:p>
@@ -1646,7 +1646,7 @@
         <w:rPr>
           <w:rFonts w:ascii="Arial" w:hAnsi="Arial"/>
         </w:rPr>
-        <w:t xml:space="preserve">  148번. 지방자치단체</w:t>
+        <w:t xml:space="preserve">  280-1. 의회</w:t>
       </w:r>
     </w:p>
     <w:p>
@@ -1654,7 +1654,7 @@
         <w:rPr>
           <w:rFonts w:ascii="Arial" w:hAnsi="Arial"/>
         </w:rPr>
-        <w:t xml:space="preserve">  149번. 의회</w:t>
+        <w:t xml:space="preserve">  280-1. 의회</w:t>
       </w:r>
     </w:p>
     <w:p>
@@ -1662,7 +1662,7 @@
         <w:rPr>
           <w:rFonts w:ascii="Arial" w:hAnsi="Arial"/>
         </w:rPr>
-        <w:t xml:space="preserve">  150번. 의회</w:t>
+        <w:t xml:space="preserve">  280-1. 의회</w:t>
       </w:r>
     </w:p>
     <w:p>
@@ -1670,7 +1670,7 @@
         <w:rPr>
           <w:rFonts w:ascii="Arial" w:hAnsi="Arial"/>
         </w:rPr>
-        <w:t xml:space="preserve">  151번. 의회</w:t>
+        <w:t xml:space="preserve">  280-1. 의회</w:t>
       </w:r>
     </w:p>
     <w:p>
@@ -1678,7 +1678,7 @@
         <w:rPr>
           <w:rFonts w:ascii="Arial" w:hAnsi="Arial"/>
         </w:rPr>
-        <w:t xml:space="preserve">  152번. 의회</w:t>
+        <w:t xml:space="preserve">  280-1. 의회</w:t>
       </w:r>
     </w:p>
     <w:p>
@@ -1686,7 +1686,7 @@
         <w:rPr>
           <w:rFonts w:ascii="Arial" w:hAnsi="Arial"/>
         </w:rPr>
-        <w:t xml:space="preserve">  153번. 사업시행계획</w:t>
+        <w:t xml:space="preserve">  280-1. 관리처분</w:t>
       </w:r>
     </w:p>
     <w:p>
@@ -1694,7 +1694,7 @@
         <w:rPr>
           <w:rFonts w:ascii="Arial" w:hAnsi="Arial"/>
         </w:rPr>
-        <w:t xml:space="preserve">  154번. 조합</w:t>
+        <w:t xml:space="preserve">  280-1. 조합</w:t>
       </w:r>
     </w:p>
     <w:p>
@@ -1702,7 +1702,7 @@
         <w:rPr>
           <w:rFonts w:ascii="Arial" w:hAnsi="Arial"/>
         </w:rPr>
-        <w:t xml:space="preserve">  155번. 인가</w:t>
+        <w:t xml:space="preserve">  280-1. 인가</w:t>
       </w:r>
     </w:p>
     <w:p>
@@ -1710,7 +1710,7 @@
         <w:rPr>
           <w:rFonts w:ascii="Arial" w:hAnsi="Arial"/>
         </w:rPr>
-        <w:t xml:space="preserve">  156번. 인가</w:t>
+        <w:t xml:space="preserve">  280-1. 관리처분</w:t>
       </w:r>
     </w:p>
     <w:p>
@@ -1718,7 +1718,7 @@
         <w:rPr>
           <w:rFonts w:ascii="Arial" w:hAnsi="Arial"/>
         </w:rPr>
-        <w:t xml:space="preserve">  157번. 인가</w:t>
+        <w:t xml:space="preserve">  280-1. 관리처분</w:t>
       </w:r>
     </w:p>
     <w:p>
@@ -1726,7 +1726,7 @@
         <w:rPr>
           <w:rFonts w:ascii="Arial" w:hAnsi="Arial"/>
         </w:rPr>
-        <w:t xml:space="preserve">  158번. 사업시행계획</w:t>
+        <w:t xml:space="preserve">  280-1. 관리처분</w:t>
       </w:r>
     </w:p>
     <w:p>
@@ -1734,7 +1734,7 @@
         <w:rPr>
           <w:rFonts w:ascii="Arial" w:hAnsi="Arial"/>
         </w:rPr>
-        <w:t xml:space="preserve">  159번. 인가</w:t>
+        <w:t xml:space="preserve">  280-1. 관리처분</w:t>
       </w:r>
     </w:p>
     <w:sectPr>

--- a/word proj/사례_지자체, 공무원법, 토지보상법, 재개발 등_답안.docx
+++ b/word proj/사례_지자체, 공무원법, 토지보상법, 재개발 등_답안.docx
@@ -22,7 +22,7 @@
           <w:b/>
           <w:sz w:val="24"/>
         </w:rPr>
-        <w:t>【1) 주민의 의의와 인정기준】</w:t>
+        <w:t>【I. 지방자치제도 &gt; 1. 주민의 권리와 의무 &gt; 1) 주민의 의의와 인정기준】</w:t>
       </w:r>
     </w:p>
     <w:p>
@@ -30,7 +30,7 @@
         <w:rPr>
           <w:rFonts w:ascii="Arial" w:hAnsi="Arial"/>
         </w:rPr>
-        <w:t xml:space="preserve">  4-1. 지방자치단체</w:t>
+        <w:t xml:space="preserve">  1번. 지방자치단체</w:t>
       </w:r>
     </w:p>
     <w:p>
@@ -38,7 +38,7 @@
         <w:rPr>
           <w:rFonts w:ascii="Arial" w:hAnsi="Arial"/>
         </w:rPr>
-        <w:t xml:space="preserve">  7-1. 폐지</w:t>
+        <w:t xml:space="preserve">  2번. 폐지</w:t>
       </w:r>
     </w:p>
     <w:p>
@@ -46,15 +46,7 @@
         <w:rPr>
           <w:rFonts w:ascii="Arial" w:hAnsi="Arial"/>
         </w:rPr>
-        <w:t xml:space="preserve">  8-1. 의회</w:t>
-      </w:r>
-    </w:p>
-    <w:p>
-      <w:r>
-        <w:rPr>
-          <w:rFonts w:ascii="Arial" w:hAnsi="Arial"/>
-        </w:rPr>
-        <w:t xml:space="preserve">  9-1. 의회</w:t>
+        <w:t xml:space="preserve">  3번. 의회</w:t>
       </w:r>
     </w:p>
     <w:p>
@@ -64,7 +56,7 @@
           <w:b/>
           <w:sz w:val="24"/>
         </w:rPr>
-        <w:t>【2) 주민소송(22조)】</w:t>
+        <w:t>【I. 지방자치제도 &gt; 1. 주민의 권리와 의무 &gt; 2) 주민소송(22조)】</w:t>
       </w:r>
     </w:p>
     <w:p>
@@ -72,7 +64,7 @@
         <w:rPr>
           <w:rFonts w:ascii="Arial" w:hAnsi="Arial"/>
         </w:rPr>
-        <w:t xml:space="preserve">  12-1. 중지</w:t>
+        <w:t xml:space="preserve">  1번. 중지</w:t>
       </w:r>
     </w:p>
     <w:p>
@@ -80,7 +72,7 @@
         <w:rPr>
           <w:rFonts w:ascii="Arial" w:hAnsi="Arial"/>
         </w:rPr>
-        <w:t xml:space="preserve">  15-1. 자치사무</w:t>
+        <w:t xml:space="preserve">  2번. 지방자치단체</w:t>
       </w:r>
     </w:p>
     <w:p>
@@ -88,7 +80,7 @@
         <w:rPr>
           <w:rFonts w:ascii="Arial" w:hAnsi="Arial"/>
         </w:rPr>
-        <w:t xml:space="preserve">  18-1. 관리처분</w:t>
+        <w:t xml:space="preserve">  3번. 관리처분</w:t>
       </w:r>
     </w:p>
     <w:p>
@@ -96,15 +88,7 @@
         <w:rPr>
           <w:rFonts w:ascii="Arial" w:hAnsi="Arial"/>
         </w:rPr>
-        <w:t xml:space="preserve">  21-1. 행정소송</w:t>
-      </w:r>
-    </w:p>
-    <w:p>
-      <w:r>
-        <w:rPr>
-          <w:rFonts w:ascii="Arial" w:hAnsi="Arial"/>
-        </w:rPr>
-        <w:t xml:space="preserve">  23-1. 지방자치단체</w:t>
+        <w:t xml:space="preserve">  4번. 행정소송</w:t>
       </w:r>
     </w:p>
     <w:p>
@@ -114,7 +98,7 @@
           <w:b/>
           <w:sz w:val="24"/>
         </w:rPr>
-        <w:t>【2. 권한의 위임과 재위임】</w:t>
+        <w:t>【I. 지방자치제도 &gt; 2. 권한의 위임과 재위임】</w:t>
       </w:r>
     </w:p>
     <w:p>
@@ -122,7 +106,7 @@
         <w:rPr>
           <w:rFonts w:ascii="Arial" w:hAnsi="Arial"/>
         </w:rPr>
-        <w:t xml:space="preserve">  32-1. 자치사무</w:t>
+        <w:t xml:space="preserve">  1번. 자치사무</w:t>
       </w:r>
     </w:p>
     <w:p>
@@ -130,7 +114,7 @@
         <w:rPr>
           <w:rFonts w:ascii="Arial" w:hAnsi="Arial"/>
         </w:rPr>
-        <w:t xml:space="preserve">  33-1. 위임사무</w:t>
+        <w:t xml:space="preserve">  2번. 지방자치단체</w:t>
       </w:r>
     </w:p>
     <w:p>
@@ -140,7 +124,7 @@
           <w:b/>
           <w:sz w:val="24"/>
         </w:rPr>
-        <w:t>【1) ★조례재정의 한계 – 자치조례】</w:t>
+        <w:t>【I. 지방자치제도 &gt; 3. 조례 &gt; 1) ★조례재정의 한계 – 자치조례】</w:t>
       </w:r>
     </w:p>
     <w:p>
@@ -148,7 +132,7 @@
         <w:rPr>
           <w:rFonts w:ascii="Arial" w:hAnsi="Arial"/>
         </w:rPr>
-        <w:t xml:space="preserve">  37-1. 지방자치단체</w:t>
+        <w:t xml:space="preserve">  1번. 지방자치단체</w:t>
       </w:r>
     </w:p>
     <w:p>
@@ -156,7 +140,7 @@
         <w:rPr>
           <w:rFonts w:ascii="Arial" w:hAnsi="Arial"/>
         </w:rPr>
-        <w:t xml:space="preserve">  38-1. 자치사무</w:t>
+        <w:t xml:space="preserve">  2번. 위임사무</w:t>
       </w:r>
     </w:p>
     <w:p>
@@ -164,7 +148,7 @@
         <w:rPr>
           <w:rFonts w:ascii="Arial" w:hAnsi="Arial"/>
         </w:rPr>
-        <w:t xml:space="preserve">  39-1. 자치사무</w:t>
+        <w:t xml:space="preserve">  3번. 자치사무</w:t>
       </w:r>
     </w:p>
     <w:p>
@@ -172,23 +156,7 @@
         <w:rPr>
           <w:rFonts w:ascii="Arial" w:hAnsi="Arial"/>
         </w:rPr>
-        <w:t xml:space="preserve">  42-1. 자치사무</w:t>
-      </w:r>
-    </w:p>
-    <w:p>
-      <w:r>
-        <w:rPr>
-          <w:rFonts w:ascii="Arial" w:hAnsi="Arial"/>
-        </w:rPr>
-        <w:t xml:space="preserve">  43-1. 의회</w:t>
-      </w:r>
-    </w:p>
-    <w:p>
-      <w:r>
-        <w:rPr>
-          <w:rFonts w:ascii="Arial" w:hAnsi="Arial"/>
-        </w:rPr>
-        <w:t xml:space="preserve">  52-1. 의회</w:t>
+        <w:t xml:space="preserve">  4번. 의회</w:t>
       </w:r>
     </w:p>
     <w:p>
@@ -198,7 +166,7 @@
           <w:b/>
           <w:sz w:val="24"/>
         </w:rPr>
-        <w:t>【2) 조례재정의 한계 – 위임조례】</w:t>
+        <w:t>【I. 지방자치제도 &gt; 3. 조례 &gt; 2) 조례재정의 한계 – 위임조례】</w:t>
       </w:r>
     </w:p>
     <w:p>
@@ -206,7 +174,7 @@
         <w:rPr>
           <w:rFonts w:ascii="Arial" w:hAnsi="Arial"/>
         </w:rPr>
-        <w:t xml:space="preserve">  55-1. 자치사무</w:t>
+        <w:t xml:space="preserve">  1번. 위임사무</w:t>
       </w:r>
     </w:p>
     <w:p>
@@ -214,15 +182,7 @@
         <w:rPr>
           <w:rFonts w:ascii="Arial" w:hAnsi="Arial"/>
         </w:rPr>
-        <w:t xml:space="preserve">  56-1. 위임사무</w:t>
-      </w:r>
-    </w:p>
-    <w:p>
-      <w:r>
-        <w:rPr>
-          <w:rFonts w:ascii="Arial" w:hAnsi="Arial"/>
-        </w:rPr>
-        <w:t xml:space="preserve">  57-1. 위임사무</w:t>
+        <w:t xml:space="preserve">  2번. 지방자치단체</w:t>
       </w:r>
     </w:p>
     <w:p>
@@ -232,7 +192,7 @@
           <w:b/>
           <w:sz w:val="24"/>
         </w:rPr>
-        <w:t>【3) 조례의 처분성】</w:t>
+        <w:t>【I. 지방자치제도 &gt; 3. 조례 &gt; 3) 조례의 처분성】</w:t>
       </w:r>
     </w:p>
     <w:p>
@@ -240,7 +200,7 @@
         <w:rPr>
           <w:rFonts w:ascii="Arial" w:hAnsi="Arial"/>
         </w:rPr>
-        <w:t xml:space="preserve">  60-1. 의회</w:t>
+        <w:t xml:space="preserve">  1번. 지방자치단체</w:t>
       </w:r>
     </w:p>
     <w:p>
@@ -250,7 +210,7 @@
           <w:b/>
           <w:sz w:val="24"/>
         </w:rPr>
-        <w:t>【4. 조례의 통제】</w:t>
+        <w:t>【I. 지방자치제도 &gt; 4. 조례의 통제】</w:t>
       </w:r>
     </w:p>
     <w:p>
@@ -258,7 +218,7 @@
         <w:rPr>
           <w:rFonts w:ascii="Arial" w:hAnsi="Arial"/>
         </w:rPr>
-        <w:t xml:space="preserve">  63-1. 의회</w:t>
+        <w:t xml:space="preserve">  1번. 의회</w:t>
       </w:r>
     </w:p>
     <w:p>
@@ -268,7 +228,7 @@
           <w:b/>
           <w:sz w:val="24"/>
         </w:rPr>
-        <w:t>【1) 지자체장에 의한 통제(재의요구)】</w:t>
+        <w:t>【I. 지방자치제도 &gt; 4. 조례의 통제 &gt; 1) 지자체장에 의한 통제(재의요구)】</w:t>
       </w:r>
     </w:p>
     <w:p>
@@ -276,7 +236,7 @@
         <w:rPr>
           <w:rFonts w:ascii="Arial" w:hAnsi="Arial"/>
         </w:rPr>
-        <w:t xml:space="preserve">  67-1. 의회</w:t>
+        <w:t xml:space="preserve">  1번. 지방자치단체</w:t>
       </w:r>
     </w:p>
     <w:p>
@@ -286,7 +246,7 @@
           <w:b/>
           <w:sz w:val="24"/>
         </w:rPr>
-        <w:t>【2) 감독청의 통제(재의요구 지시)】</w:t>
+        <w:t>【I. 지방자치제도 &gt; 4. 조례의 통제 &gt; 2) 감독청의 통제(재의요구 지시)】</w:t>
       </w:r>
     </w:p>
     <w:p>
@@ -294,7 +254,7 @@
         <w:rPr>
           <w:rFonts w:ascii="Arial" w:hAnsi="Arial"/>
         </w:rPr>
-        <w:t xml:space="preserve">  70-1. 의회</w:t>
+        <w:t xml:space="preserve">  1번. 의회</w:t>
       </w:r>
     </w:p>
     <w:p>
@@ -302,15 +262,7 @@
         <w:rPr>
           <w:rFonts w:ascii="Arial" w:hAnsi="Arial"/>
         </w:rPr>
-        <w:t xml:space="preserve">  71-1. 의회</w:t>
-      </w:r>
-    </w:p>
-    <w:p>
-      <w:r>
-        <w:rPr>
-          <w:rFonts w:ascii="Arial" w:hAnsi="Arial"/>
-        </w:rPr>
-        <w:t xml:space="preserve">  73-1. 의회</w:t>
+        <w:t xml:space="preserve">  2번. 지방자치단체</w:t>
       </w:r>
     </w:p>
     <w:p>
@@ -320,7 +272,7 @@
           <w:b/>
           <w:sz w:val="24"/>
         </w:rPr>
-        <w:t>【5. 자치사무/기관위임사무 통제】</w:t>
+        <w:t>【I. 지방자치제도 &gt; 5. 자치사무/기관위임사무 통제】</w:t>
       </w:r>
     </w:p>
     <w:p>
@@ -328,7 +280,7 @@
         <w:rPr>
           <w:rFonts w:ascii="Arial" w:hAnsi="Arial"/>
         </w:rPr>
-        <w:t xml:space="preserve">  76-1. 자치사무</w:t>
+        <w:t xml:space="preserve">  1번. 위임사무</w:t>
       </w:r>
     </w:p>
     <w:p>
@@ -338,7 +290,7 @@
           <w:b/>
           <w:sz w:val="24"/>
         </w:rPr>
-        <w:t>【1) 자치사무에 대한 통제 : 감독청의 시정명령 및 취소정지(188조)】</w:t>
+        <w:t>【I. 지방자치제도 &gt; 5. 자치사무/기관위임사무 통제 &gt; 1) 자치사무에 대한 통제 : 감독청의 시정명령 및 취소정지(188조)】</w:t>
       </w:r>
     </w:p>
     <w:p>
@@ -346,7 +298,7 @@
         <w:rPr>
           <w:rFonts w:ascii="Arial" w:hAnsi="Arial"/>
         </w:rPr>
-        <w:t xml:space="preserve">  79-1. 자치사무</w:t>
+        <w:t xml:space="preserve">  1번. 자치사무</w:t>
       </w:r>
     </w:p>
     <w:p>
@@ -354,7 +306,7 @@
         <w:rPr>
           <w:rFonts w:ascii="Arial" w:hAnsi="Arial"/>
         </w:rPr>
-        <w:t xml:space="preserve">  80-1. 자치사무</w:t>
+        <w:t xml:space="preserve">  2번. 위임사무</w:t>
       </w:r>
     </w:p>
     <w:p>
@@ -362,23 +314,7 @@
         <w:rPr>
           <w:rFonts w:ascii="Arial" w:hAnsi="Arial"/>
         </w:rPr>
-        <w:t xml:space="preserve">  81-1. 자치사무</w:t>
-      </w:r>
-    </w:p>
-    <w:p>
-      <w:r>
-        <w:rPr>
-          <w:rFonts w:ascii="Arial" w:hAnsi="Arial"/>
-        </w:rPr>
-        <w:t xml:space="preserve">  83-1. 자치사무</w:t>
-      </w:r>
-    </w:p>
-    <w:p>
-      <w:r>
-        <w:rPr>
-          <w:rFonts w:ascii="Arial" w:hAnsi="Arial"/>
-        </w:rPr>
-        <w:t xml:space="preserve">  85-1. 지방자치단체</w:t>
+        <w:t xml:space="preserve">  3번. 지방자치단체</w:t>
       </w:r>
     </w:p>
     <w:p>
@@ -388,7 +324,7 @@
           <w:b/>
           <w:sz w:val="24"/>
         </w:rPr>
-        <w:t>【2) 기관위임사무에 대한 통제】</w:t>
+        <w:t>【I. 지방자치제도 &gt; 5. 자치사무/기관위임사무 통제 &gt; 2) 기관위임사무에 대한 통제】</w:t>
       </w:r>
     </w:p>
     <w:p>
@@ -396,7 +332,7 @@
         <w:rPr>
           <w:rFonts w:ascii="Arial" w:hAnsi="Arial"/>
         </w:rPr>
-        <w:t xml:space="preserve">  89-1. 위임사무</w:t>
+        <w:t xml:space="preserve">  1번. 위임사무</w:t>
       </w:r>
     </w:p>
     <w:p>
@@ -404,7 +340,7 @@
         <w:rPr>
           <w:rFonts w:ascii="Arial" w:hAnsi="Arial"/>
         </w:rPr>
-        <w:t xml:space="preserve">  91-1. 위임사무</w:t>
+        <w:t xml:space="preserve">  2번. 지방자치단체</w:t>
       </w:r>
     </w:p>
     <w:p>
@@ -412,15 +348,7 @@
         <w:rPr>
           <w:rFonts w:ascii="Arial" w:hAnsi="Arial"/>
         </w:rPr>
-        <w:t xml:space="preserve">  94-1. 위임사무</w:t>
-      </w:r>
-    </w:p>
-    <w:p>
-      <w:r>
-        <w:rPr>
-          <w:rFonts w:ascii="Arial" w:hAnsi="Arial"/>
-        </w:rPr>
-        <w:t xml:space="preserve">  95-1. 자치사무</w:t>
+        <w:t xml:space="preserve">  3번. 자치사무</w:t>
       </w:r>
     </w:p>
     <w:p>
@@ -430,7 +358,7 @@
           <w:b/>
           <w:sz w:val="24"/>
         </w:rPr>
-        <w:t>【6. 분쟁조정결정제도】</w:t>
+        <w:t>【I. 지방자치제도 &gt; 6. 분쟁조정결정제도】</w:t>
       </w:r>
     </w:p>
     <w:p>
@@ -438,7 +366,7 @@
         <w:rPr>
           <w:rFonts w:ascii="Arial" w:hAnsi="Arial"/>
         </w:rPr>
-        <w:t xml:space="preserve">  99-1. 지방자치단체</w:t>
+        <w:t xml:space="preserve">  1번. 지방자치단체</w:t>
       </w:r>
     </w:p>
     <w:p>
@@ -448,7 +376,7 @@
           <w:b/>
           <w:sz w:val="24"/>
         </w:rPr>
-        <w:t>【1. 공무원 임명행위】</w:t>
+        <w:t>【II. 공무원법 &gt; 1. 공무원 임명행위】</w:t>
       </w:r>
     </w:p>
     <w:p>
@@ -456,15 +384,7 @@
         <w:rPr>
           <w:rFonts w:ascii="Arial" w:hAnsi="Arial"/>
         </w:rPr>
-        <w:t xml:space="preserve">  105-1. 임용</w:t>
-      </w:r>
-    </w:p>
-    <w:p>
-      <w:r>
-        <w:rPr>
-          <w:rFonts w:ascii="Arial" w:hAnsi="Arial"/>
-        </w:rPr>
-        <w:t xml:space="preserve">  106-1. 임용</w:t>
+        <w:t xml:space="preserve">  1번. 임용</w:t>
       </w:r>
     </w:p>
     <w:p>
@@ -474,7 +394,7 @@
           <w:b/>
           <w:sz w:val="24"/>
         </w:rPr>
-        <w:t>【1) 결격사유있는 공무원 임용의 효력】</w:t>
+        <w:t>【II. 공무원법 &gt; 1. 공무원 임명행위 &gt; 1) 결격사유있는 공무원 임용의 효력】</w:t>
       </w:r>
     </w:p>
     <w:p>
@@ -482,23 +402,7 @@
         <w:rPr>
           <w:rFonts w:ascii="Arial" w:hAnsi="Arial"/>
         </w:rPr>
-        <w:t xml:space="preserve">  107-1. 임용</w:t>
-      </w:r>
-    </w:p>
-    <w:p>
-      <w:r>
-        <w:rPr>
-          <w:rFonts w:ascii="Arial" w:hAnsi="Arial"/>
-        </w:rPr>
-        <w:t xml:space="preserve">  111-1. 임용</w:t>
-      </w:r>
-    </w:p>
-    <w:p>
-      <w:r>
-        <w:rPr>
-          <w:rFonts w:ascii="Arial" w:hAnsi="Arial"/>
-        </w:rPr>
-        <w:t xml:space="preserve">  112-1. 임용</w:t>
+        <w:t xml:space="preserve">  1번. 임용</w:t>
       </w:r>
     </w:p>
     <w:p>
@@ -508,7 +412,7 @@
           <w:b/>
           <w:sz w:val="24"/>
         </w:rPr>
-        <w:t>【3. 직무명령 복종의무】</w:t>
+        <w:t>【II. 공무원법 &gt; 3. 직무명령 복종의무】</w:t>
       </w:r>
     </w:p>
     <w:p>
@@ -516,7 +420,7 @@
         <w:rPr>
           <w:rFonts w:ascii="Arial" w:hAnsi="Arial"/>
         </w:rPr>
-        <w:t xml:space="preserve">  116-1. 직무명령</w:t>
+        <w:t xml:space="preserve">  1번. 직무명령</w:t>
       </w:r>
     </w:p>
     <w:p>
@@ -524,23 +428,7 @@
         <w:rPr>
           <w:rFonts w:ascii="Arial" w:hAnsi="Arial"/>
         </w:rPr>
-        <w:t xml:space="preserve">  117-1. 직무명령</w:t>
-      </w:r>
-    </w:p>
-    <w:p>
-      <w:r>
-        <w:rPr>
-          <w:rFonts w:ascii="Arial" w:hAnsi="Arial"/>
-        </w:rPr>
-        <w:t xml:space="preserve">  120-1. 직무명령</w:t>
-      </w:r>
-    </w:p>
-    <w:p>
-      <w:r>
-        <w:rPr>
-          <w:rFonts w:ascii="Arial" w:hAnsi="Arial"/>
-        </w:rPr>
-        <w:t xml:space="preserve">  121-1. 직무명령</w:t>
+        <w:t xml:space="preserve">  2번. 징계</w:t>
       </w:r>
     </w:p>
     <w:p>
@@ -550,7 +438,7 @@
           <w:b/>
           <w:sz w:val="24"/>
         </w:rPr>
-        <w:t>【1) 행정규칙에 기한 직무상명령 준수의무】</w:t>
+        <w:t>【II. 공무원법 &gt; 3. 직무명령 복종의무 &gt; 1) 행정규칙에 기한 직무상명령 준수의무】</w:t>
       </w:r>
     </w:p>
     <w:p>
@@ -558,15 +446,7 @@
         <w:rPr>
           <w:rFonts w:ascii="Arial" w:hAnsi="Arial"/>
         </w:rPr>
-        <w:t xml:space="preserve">  123-1. 징계</w:t>
-      </w:r>
-    </w:p>
-    <w:p>
-      <w:r>
-        <w:rPr>
-          <w:rFonts w:ascii="Arial" w:hAnsi="Arial"/>
-        </w:rPr>
-        <w:t xml:space="preserve">  127-1. 징계</w:t>
+        <w:t xml:space="preserve">  1번. 징계</w:t>
       </w:r>
     </w:p>
     <w:p>
@@ -576,7 +456,7 @@
           <w:b/>
           <w:sz w:val="24"/>
         </w:rPr>
-        <w:t>【4. 공무원 징계】</w:t>
+        <w:t>【II. 공무원법 &gt; 4. 공무원 징계】</w:t>
       </w:r>
     </w:p>
     <w:p>
@@ -584,7 +464,7 @@
         <w:rPr>
           <w:rFonts w:ascii="Arial" w:hAnsi="Arial"/>
         </w:rPr>
-        <w:t xml:space="preserve">  128-1. 징계</w:t>
+        <w:t xml:space="preserve">  1번. 징계</w:t>
       </w:r>
     </w:p>
     <w:p>
@@ -594,7 +474,7 @@
           <w:b/>
           <w:sz w:val="24"/>
         </w:rPr>
-        <w:t>【1) 징계절차】</w:t>
+        <w:t>【II. 공무원법 &gt; 4. 공무원 징계 &gt; 1) 징계절차】</w:t>
       </w:r>
     </w:p>
     <w:p>
@@ -602,7 +482,7 @@
         <w:rPr>
           <w:rFonts w:ascii="Arial" w:hAnsi="Arial"/>
         </w:rPr>
-        <w:t xml:space="preserve">  129-1. 징계</w:t>
+        <w:t xml:space="preserve">  1번. 징계</w:t>
       </w:r>
     </w:p>
     <w:p>
@@ -610,7 +490,7 @@
         <w:rPr>
           <w:rFonts w:ascii="Arial" w:hAnsi="Arial"/>
         </w:rPr>
-        <w:t xml:space="preserve">  130-1. 징계위원회</w:t>
+        <w:t xml:space="preserve">  2번. 징계위원회</w:t>
       </w:r>
     </w:p>
     <w:p>
@@ -618,15 +498,7 @@
         <w:rPr>
           <w:rFonts w:ascii="Arial" w:hAnsi="Arial"/>
         </w:rPr>
-        <w:t xml:space="preserve">  131-1. 행정소송</w:t>
-      </w:r>
-    </w:p>
-    <w:p>
-      <w:r>
-        <w:rPr>
-          <w:rFonts w:ascii="Arial" w:hAnsi="Arial"/>
-        </w:rPr>
-        <w:t xml:space="preserve">  132-1. 징계</w:t>
+        <w:t xml:space="preserve">  3번. 행정소송</w:t>
       </w:r>
     </w:p>
     <w:p>
@@ -636,7 +508,7 @@
           <w:b/>
           <w:sz w:val="24"/>
         </w:rPr>
-        <w:t>【2) 징계의결의 하자와 방어권 행사】</w:t>
+        <w:t>【II. 공무원법 &gt; 4. 공무원 징계 &gt; 2) 징계의결의 하자와 방어권 행사】</w:t>
       </w:r>
     </w:p>
     <w:p>
@@ -644,7 +516,7 @@
         <w:rPr>
           <w:rFonts w:ascii="Arial" w:hAnsi="Arial"/>
         </w:rPr>
-        <w:t xml:space="preserve">  133-1. 징계</w:t>
+        <w:t xml:space="preserve">  1번. 징계</w:t>
       </w:r>
     </w:p>
     <w:p>
@@ -652,31 +524,7 @@
         <w:rPr>
           <w:rFonts w:ascii="Arial" w:hAnsi="Arial"/>
         </w:rPr>
-        <w:t xml:space="preserve">  134-1. 징계</w:t>
-      </w:r>
-    </w:p>
-    <w:p>
-      <w:r>
-        <w:rPr>
-          <w:rFonts w:ascii="Arial" w:hAnsi="Arial"/>
-        </w:rPr>
-        <w:t xml:space="preserve">  136-1. 징계위원회</w:t>
-      </w:r>
-    </w:p>
-    <w:p>
-      <w:r>
-        <w:rPr>
-          <w:rFonts w:ascii="Arial" w:hAnsi="Arial"/>
-        </w:rPr>
-        <w:t xml:space="preserve">  137-1. 징계</w:t>
-      </w:r>
-    </w:p>
-    <w:p>
-      <w:r>
-        <w:rPr>
-          <w:rFonts w:ascii="Arial" w:hAnsi="Arial"/>
-        </w:rPr>
-        <w:t xml:space="preserve">  138-1. 징계위원회</w:t>
+        <w:t xml:space="preserve">  2번. 징계위원회</w:t>
       </w:r>
     </w:p>
     <w:p>
@@ -686,7 +534,7 @@
           <w:b/>
           <w:sz w:val="24"/>
         </w:rPr>
-        <w:t>【5. 소청절차】</w:t>
+        <w:t>【II. 공무원법 &gt; 5. 소청절차】</w:t>
       </w:r>
     </w:p>
     <w:p>
@@ -694,7 +542,7 @@
         <w:rPr>
           <w:rFonts w:ascii="Arial" w:hAnsi="Arial"/>
         </w:rPr>
-        <w:t xml:space="preserve">  140-1. 소청심사</w:t>
+        <w:t xml:space="preserve">  1번. 징계</w:t>
       </w:r>
     </w:p>
     <w:p>
@@ -704,7 +552,7 @@
           <w:b/>
           <w:sz w:val="24"/>
         </w:rPr>
-        <w:t>【1) 필요적 전심절차】</w:t>
+        <w:t>【II. 공무원법 &gt; 5. 소청절차 &gt; 1) 필요적 전심절차】</w:t>
       </w:r>
     </w:p>
     <w:p>
@@ -712,7 +560,7 @@
         <w:rPr>
           <w:rFonts w:ascii="Arial" w:hAnsi="Arial"/>
         </w:rPr>
-        <w:t xml:space="preserve">  142-1. 소청심사</w:t>
+        <w:t xml:space="preserve">  1번. 징계</w:t>
       </w:r>
     </w:p>
     <w:p>
@@ -722,7 +570,7 @@
           <w:b/>
           <w:sz w:val="24"/>
         </w:rPr>
-        <w:t>【2) 소청심사위원회 법적지위 (합의제행정청)】</w:t>
+        <w:t>【II. 공무원법 &gt; 5. 소청절차 &gt; 2) 소청심사위원회 법적지위 (합의제행정청)】</w:t>
       </w:r>
     </w:p>
     <w:p>
@@ -730,7 +578,7 @@
         <w:rPr>
           <w:rFonts w:ascii="Arial" w:hAnsi="Arial"/>
         </w:rPr>
-        <w:t xml:space="preserve">  143-1. 소청심사</w:t>
+        <w:t xml:space="preserve">  1번. 소청심사</w:t>
       </w:r>
     </w:p>
     <w:p>
@@ -738,7 +586,7 @@
         <w:rPr>
           <w:rFonts w:ascii="Arial" w:hAnsi="Arial"/>
         </w:rPr>
-        <w:t xml:space="preserve">  144-1. 소청심사</w:t>
+        <w:t xml:space="preserve">  2번. 징계</w:t>
       </w:r>
     </w:p>
     <w:p>
@@ -746,15 +594,7 @@
         <w:rPr>
           <w:rFonts w:ascii="Arial" w:hAnsi="Arial"/>
         </w:rPr>
-        <w:t xml:space="preserve">  145-1. 소청심사</w:t>
-      </w:r>
-    </w:p>
-    <w:p>
-      <w:r>
-        <w:rPr>
-          <w:rFonts w:ascii="Arial" w:hAnsi="Arial"/>
-        </w:rPr>
-        <w:t xml:space="preserve">  146-1. 징계위원회</w:t>
+        <w:t xml:space="preserve">  3번. 징계위원회</w:t>
       </w:r>
     </w:p>
     <w:p>
@@ -764,7 +604,7 @@
           <w:b/>
           <w:sz w:val="24"/>
         </w:rPr>
-        <w:t>【1) 의의 및 징계와의 구분】</w:t>
+        <w:t>【II. 공무원법 &gt; 6. 직위해제 &gt; 1) 의의 및 징계와의 구분】</w:t>
       </w:r>
     </w:p>
     <w:p>
@@ -772,15 +612,7 @@
         <w:rPr>
           <w:rFonts w:ascii="Arial" w:hAnsi="Arial"/>
         </w:rPr>
-        <w:t xml:space="preserve">  149-1. 징계</w:t>
-      </w:r>
-    </w:p>
-    <w:p>
-      <w:r>
-        <w:rPr>
-          <w:rFonts w:ascii="Arial" w:hAnsi="Arial"/>
-        </w:rPr>
-        <w:t xml:space="preserve">  151-1. 징계</w:t>
+        <w:t xml:space="preserve">  1번. 징계</w:t>
       </w:r>
     </w:p>
     <w:p>
@@ -790,7 +622,7 @@
           <w:b/>
           <w:sz w:val="24"/>
         </w:rPr>
-        <w:t>【2) 직위해제 시 행정절차법 적용 여부】</w:t>
+        <w:t>【II. 공무원법 &gt; 6. 직위해제 &gt; 2) 직위해제 시 행정절차법 적용 여부】</w:t>
       </w:r>
     </w:p>
     <w:p>
@@ -798,7 +630,7 @@
         <w:rPr>
           <w:rFonts w:ascii="Arial" w:hAnsi="Arial"/>
         </w:rPr>
-        <w:t xml:space="preserve">  153-1. 징계</w:t>
+        <w:t xml:space="preserve">  1번. 징계</w:t>
       </w:r>
     </w:p>
     <w:p>
@@ -806,7 +638,7 @@
         <w:rPr>
           <w:rFonts w:ascii="Arial" w:hAnsi="Arial"/>
         </w:rPr>
-        <w:t xml:space="preserve">  154-1. 소청심사</w:t>
+        <w:t xml:space="preserve">  2번. 소청심사</w:t>
       </w:r>
     </w:p>
     <w:p>
@@ -816,7 +648,7 @@
           <w:b/>
           <w:sz w:val="24"/>
         </w:rPr>
-        <w:t>【3) 직위해제와 직권면직 사이 하자승계 부정】</w:t>
+        <w:t>【II. 공무원법 &gt; 6. 직위해제 &gt; 3) 직위해제와 직권면직 사이 하자승계 부정】</w:t>
       </w:r>
     </w:p>
     <w:p>
@@ -824,7 +656,7 @@
         <w:rPr>
           <w:rFonts w:ascii="Arial" w:hAnsi="Arial"/>
         </w:rPr>
-        <w:t xml:space="preserve">  156-1. 임용</w:t>
+        <w:t xml:space="preserve">  1번. 징계위원회</w:t>
       </w:r>
     </w:p>
     <w:p>
@@ -834,7 +666,7 @@
           <w:b/>
           <w:sz w:val="24"/>
         </w:rPr>
-        <w:t>【4) 직위해제와 소의이익】</w:t>
+        <w:t>【II. 공무원법 &gt; 6. 직위해제 &gt; 4) 직위해제와 소의이익】</w:t>
       </w:r>
     </w:p>
     <w:p>
@@ -842,7 +674,7 @@
         <w:rPr>
           <w:rFonts w:ascii="Arial" w:hAnsi="Arial"/>
         </w:rPr>
-        <w:t xml:space="preserve">  160-1. 징계</w:t>
+        <w:t xml:space="preserve">  1번. 징계</w:t>
       </w:r>
     </w:p>
     <w:p>
@@ -850,7 +682,7 @@
         <w:rPr>
           <w:rFonts w:ascii="Arial" w:hAnsi="Arial"/>
         </w:rPr>
-        <w:t xml:space="preserve">  161-1. 협의</w:t>
+        <w:t xml:space="preserve">  2번. 협의</w:t>
       </w:r>
     </w:p>
     <w:p>
@@ -860,7 +692,7 @@
           <w:b/>
           <w:sz w:val="24"/>
         </w:rPr>
-        <w:t>【7. 사립학교 교원에 대한 재임용거부】</w:t>
+        <w:t>【II. 공무원법 &gt; 7. 사립학교 교원에 대한 재임용거부】</w:t>
       </w:r>
     </w:p>
     <w:p>
@@ -868,7 +700,7 @@
         <w:rPr>
           <w:rFonts w:ascii="Arial" w:hAnsi="Arial"/>
         </w:rPr>
-        <w:t xml:space="preserve">  163-1. 임용</w:t>
+        <w:t xml:space="preserve">  1번. 임용</w:t>
       </w:r>
     </w:p>
     <w:p>
@@ -876,7 +708,7 @@
         <w:rPr>
           <w:rFonts w:ascii="Arial" w:hAnsi="Arial"/>
         </w:rPr>
-        <w:t xml:space="preserve">  164-1. 임용</w:t>
+        <w:t xml:space="preserve">  2번. 징계</w:t>
       </w:r>
     </w:p>
     <w:p>
@@ -884,15 +716,7 @@
         <w:rPr>
           <w:rFonts w:ascii="Arial" w:hAnsi="Arial"/>
         </w:rPr>
-        <w:t xml:space="preserve">  165-1. 소청심사</w:t>
-      </w:r>
-    </w:p>
-    <w:p>
-      <w:r>
-        <w:rPr>
-          <w:rFonts w:ascii="Arial" w:hAnsi="Arial"/>
-        </w:rPr>
-        <w:t xml:space="preserve">  166-1. 임용</w:t>
+        <w:t xml:space="preserve">  3번. 소청심사</w:t>
       </w:r>
     </w:p>
     <w:p>
@@ -902,7 +726,7 @@
           <w:b/>
           <w:sz w:val="24"/>
         </w:rPr>
-        <w:t>【1. 사업인정, 사업인정고시(=지정승인고시)의 처분성】</w:t>
+        <w:t>【III. 토지보상법 &gt; 1. 사업인정, 사업인정고시(=지정승인고시)의 처분성】</w:t>
       </w:r>
     </w:p>
     <w:p>
@@ -910,7 +734,7 @@
         <w:rPr>
           <w:rFonts w:ascii="Arial" w:hAnsi="Arial"/>
         </w:rPr>
-        <w:t xml:space="preserve">  169-1. 사업인정</w:t>
+        <w:t xml:space="preserve">  1번. 사업인정</w:t>
       </w:r>
     </w:p>
     <w:p>
@@ -918,7 +742,7 @@
         <w:rPr>
           <w:rFonts w:ascii="Arial" w:hAnsi="Arial"/>
         </w:rPr>
-        <w:t xml:space="preserve">  171-1. 사업인정</w:t>
+        <w:t xml:space="preserve">  2번. 관계인</w:t>
       </w:r>
     </w:p>
     <w:p>
@@ -926,31 +750,7 @@
         <w:rPr>
           <w:rFonts w:ascii="Arial" w:hAnsi="Arial"/>
         </w:rPr>
-        <w:t xml:space="preserve">  173-1. 사업시행자</w:t>
-      </w:r>
-    </w:p>
-    <w:p>
-      <w:r>
-        <w:rPr>
-          <w:rFonts w:ascii="Arial" w:hAnsi="Arial"/>
-        </w:rPr>
-        <w:t xml:space="preserve">  174-1. 사업시행자</w:t>
-      </w:r>
-    </w:p>
-    <w:p>
-      <w:r>
-        <w:rPr>
-          <w:rFonts w:ascii="Arial" w:hAnsi="Arial"/>
-        </w:rPr>
-        <w:t xml:space="preserve">  175-1. 사업인정</w:t>
-      </w:r>
-    </w:p>
-    <w:p>
-      <w:r>
-        <w:rPr>
-          <w:rFonts w:ascii="Arial" w:hAnsi="Arial"/>
-        </w:rPr>
-        <w:t xml:space="preserve">  176-1. 사업인정</w:t>
+        <w:t xml:space="preserve">  3번. 사업시행자</w:t>
       </w:r>
     </w:p>
     <w:p>
@@ -960,7 +760,7 @@
           <w:b/>
           <w:sz w:val="24"/>
         </w:rPr>
-        <w:t>【2. 토지보상법상 협의】</w:t>
+        <w:t>【III. 토지보상법 &gt; 2. 토지보상법상 협의】</w:t>
       </w:r>
     </w:p>
     <w:p>
@@ -968,7 +768,7 @@
         <w:rPr>
           <w:rFonts w:ascii="Arial" w:hAnsi="Arial"/>
         </w:rPr>
-        <w:t xml:space="preserve">  177-1. 협의</w:t>
+        <w:t xml:space="preserve">  1번. 협의</w:t>
       </w:r>
     </w:p>
     <w:p>
@@ -976,7 +776,7 @@
         <w:rPr>
           <w:rFonts w:ascii="Arial" w:hAnsi="Arial"/>
         </w:rPr>
-        <w:t xml:space="preserve">  178-1. 사업인정</w:t>
+        <w:t xml:space="preserve">  2번. 사업인정</w:t>
       </w:r>
     </w:p>
     <w:p>
@@ -984,15 +784,7 @@
         <w:rPr>
           <w:rFonts w:ascii="Arial" w:hAnsi="Arial"/>
         </w:rPr>
-        <w:t xml:space="preserve">  179-1. 협의</w:t>
-      </w:r>
-    </w:p>
-    <w:p>
-      <w:r>
-        <w:rPr>
-          <w:rFonts w:ascii="Arial" w:hAnsi="Arial"/>
-        </w:rPr>
-        <w:t xml:space="preserve">  180-1. 토지수용</w:t>
+        <w:t xml:space="preserve">  3번. 토지수용위원회</w:t>
       </w:r>
     </w:p>
     <w:p>
@@ -1002,7 +794,7 @@
           <w:b/>
           <w:sz w:val="24"/>
         </w:rPr>
-        <w:t>【3. 수용재결의 법적성질 및 불복방법】</w:t>
+        <w:t>【III. 토지보상법 &gt; 3. 수용재결의 법적성질 및 불복방법】</w:t>
       </w:r>
     </w:p>
     <w:p>
@@ -1010,7 +802,7 @@
         <w:rPr>
           <w:rFonts w:ascii="Arial" w:hAnsi="Arial"/>
         </w:rPr>
-        <w:t xml:space="preserve">  181-1. 재결</w:t>
+        <w:t xml:space="preserve">  1번. 재결</w:t>
       </w:r>
     </w:p>
     <w:p>
@@ -1018,7 +810,7 @@
         <w:rPr>
           <w:rFonts w:ascii="Arial" w:hAnsi="Arial"/>
         </w:rPr>
-        <w:t xml:space="preserve">  182-1. 토지소유자</w:t>
+        <w:t xml:space="preserve">  2번. 사업시행자</w:t>
       </w:r>
     </w:p>
     <w:p>
@@ -1028,7 +820,7 @@
           <w:b/>
           <w:sz w:val="24"/>
         </w:rPr>
-        <w:t>【1) 이의신청】</w:t>
+        <w:t>【III. 토지보상법 &gt; 3. 수용재결의 법적성질 및 불복방법 &gt; 1) 이의신청】</w:t>
       </w:r>
     </w:p>
     <w:p>
@@ -1036,7 +828,7 @@
         <w:rPr>
           <w:rFonts w:ascii="Arial" w:hAnsi="Arial"/>
         </w:rPr>
-        <w:t xml:space="preserve">  183-1. 이의신청</w:t>
+        <w:t xml:space="preserve">  1번. 이의신청</w:t>
       </w:r>
     </w:p>
     <w:p>
@@ -1044,7 +836,7 @@
         <w:rPr>
           <w:rFonts w:ascii="Arial" w:hAnsi="Arial"/>
         </w:rPr>
-        <w:t xml:space="preserve">  184-1. 중앙토지수용위원회</w:t>
+        <w:t xml:space="preserve">  2번. 토지수용위원회</w:t>
       </w:r>
     </w:p>
     <w:p>
@@ -1052,7 +844,7 @@
         <w:rPr>
           <w:rFonts w:ascii="Arial" w:hAnsi="Arial"/>
         </w:rPr>
-        <w:t xml:space="preserve">  185-1. 토지수용</w:t>
+        <w:t xml:space="preserve">  3번. 토지수용</w:t>
       </w:r>
     </w:p>
     <w:p>
@@ -1060,7 +852,7 @@
         <w:rPr>
           <w:rFonts w:ascii="Arial" w:hAnsi="Arial"/>
         </w:rPr>
-        <w:t xml:space="preserve">  187-1. 이의신청</w:t>
+        <w:t xml:space="preserve">  4번. 행정소송</w:t>
       </w:r>
     </w:p>
     <w:p>
@@ -1068,15 +860,7 @@
         <w:rPr>
           <w:rFonts w:ascii="Arial" w:hAnsi="Arial"/>
         </w:rPr>
-        <w:t xml:space="preserve">  188-1. 재결</w:t>
-      </w:r>
-    </w:p>
-    <w:p>
-      <w:r>
-        <w:rPr>
-          <w:rFonts w:ascii="Arial" w:hAnsi="Arial"/>
-        </w:rPr>
-        <w:t xml:space="preserve">  189-1. 중앙토지수용위원회</w:t>
+        <w:t xml:space="preserve">  5번. 재결</w:t>
       </w:r>
     </w:p>
     <w:p>
@@ -1086,7 +870,7 @@
           <w:b/>
           <w:sz w:val="24"/>
         </w:rPr>
-        <w:t>【2) 행정소송】</w:t>
+        <w:t>【III. 토지보상법 &gt; 3. 수용재결의 법적성질 및 불복방법 &gt; 2) 행정소송】</w:t>
       </w:r>
     </w:p>
     <w:p>
@@ -1094,7 +878,7 @@
         <w:rPr>
           <w:rFonts w:ascii="Arial" w:hAnsi="Arial"/>
         </w:rPr>
-        <w:t xml:space="preserve">  190-1. 행정소송</w:t>
+        <w:t xml:space="preserve">  1번. 행정소송</w:t>
       </w:r>
     </w:p>
     <w:p>
@@ -1102,7 +886,7 @@
         <w:rPr>
           <w:rFonts w:ascii="Arial" w:hAnsi="Arial"/>
         </w:rPr>
-        <w:t xml:space="preserve">  191-1. 이의신청</w:t>
+        <w:t xml:space="preserve">  2번. 이의신청</w:t>
       </w:r>
     </w:p>
     <w:p>
@@ -1110,7 +894,7 @@
         <w:rPr>
           <w:rFonts w:ascii="Arial" w:hAnsi="Arial"/>
         </w:rPr>
-        <w:t xml:space="preserve">  192-1. 이의신청</w:t>
+        <w:t xml:space="preserve">  3번. 재결</w:t>
       </w:r>
     </w:p>
     <w:p>
@@ -1120,7 +904,7 @@
           <w:b/>
           <w:sz w:val="24"/>
         </w:rPr>
-        <w:t>【3) 당사자소송】</w:t>
+        <w:t>【III. 토지보상법 &gt; 3. 수용재결의 법적성질 및 불복방법 &gt; 3) 당사자소송】</w:t>
       </w:r>
     </w:p>
     <w:p>
@@ -1128,7 +912,7 @@
         <w:rPr>
           <w:rFonts w:ascii="Arial" w:hAnsi="Arial"/>
         </w:rPr>
-        <w:t xml:space="preserve">  194-1. 토지소유자</w:t>
+        <w:t xml:space="preserve">  1번. 사업시행자</w:t>
       </w:r>
     </w:p>
     <w:p>
@@ -1138,7 +922,7 @@
           <w:b/>
           <w:sz w:val="24"/>
         </w:rPr>
-        <w:t>【4) 수용재결 취소를 구함이 없이 말소청구 가부】</w:t>
+        <w:t>【III. 토지보상법 &gt; 3. 수용재결의 법적성질 및 불복방법 &gt; 4) 수용재결 취소를 구함이 없이 말소청구 가부】</w:t>
       </w:r>
     </w:p>
     <w:p>
@@ -1146,15 +930,7 @@
         <w:rPr>
           <w:rFonts w:ascii="Arial" w:hAnsi="Arial"/>
         </w:rPr>
-        <w:t xml:space="preserve">  195-1. 재결</w:t>
-      </w:r>
-    </w:p>
-    <w:p>
-      <w:r>
-        <w:rPr>
-          <w:rFonts w:ascii="Arial" w:hAnsi="Arial"/>
-        </w:rPr>
-        <w:t xml:space="preserve">  197-1. 재결</w:t>
+        <w:t xml:space="preserve">  1번. 재결</w:t>
       </w:r>
     </w:p>
     <w:p>
@@ -1164,7 +940,7 @@
           <w:b/>
           <w:sz w:val="24"/>
         </w:rPr>
-        <w:t>【4. 잔여지 또는 사용하는 토지 소유자에 대한 권리구제수단】</w:t>
+        <w:t>【III. 토지보상법 &gt; 4. 잔여지 또는 사용하는 토지 소유자에 대한 권리구제수단】</w:t>
       </w:r>
     </w:p>
     <w:p>
@@ -1172,7 +948,7 @@
         <w:rPr>
           <w:rFonts w:ascii="Arial" w:hAnsi="Arial"/>
         </w:rPr>
-        <w:t xml:space="preserve">  199-1. 토지소유자</w:t>
+        <w:t xml:space="preserve">  1번. 사업시행자</w:t>
       </w:r>
     </w:p>
     <w:p>
@@ -1182,7 +958,7 @@
           <w:b/>
           <w:sz w:val="24"/>
         </w:rPr>
-        <w:t>【1) 손실보상청구】</w:t>
+        <w:t>【III. 토지보상법 &gt; 4. 잔여지 또는 사용하는 토지 소유자에 대한 권리구제수단 &gt; 1) 손실보상청구】</w:t>
       </w:r>
     </w:p>
     <w:p>
@@ -1190,7 +966,7 @@
         <w:rPr>
           <w:rFonts w:ascii="Arial" w:hAnsi="Arial"/>
         </w:rPr>
-        <w:t xml:space="preserve">  200-1. 손실보상</w:t>
+        <w:t xml:space="preserve">  1번. 손실보상</w:t>
       </w:r>
     </w:p>
     <w:p>
@@ -1198,7 +974,7 @@
         <w:rPr>
           <w:rFonts w:ascii="Arial" w:hAnsi="Arial"/>
         </w:rPr>
-        <w:t xml:space="preserve">  201-1. 토지소유자</w:t>
+        <w:t xml:space="preserve">  2번. 사업시행자</w:t>
       </w:r>
     </w:p>
     <w:p>
@@ -1208,7 +984,7 @@
           <w:b/>
           <w:sz w:val="24"/>
         </w:rPr>
-        <w:t>【2) 수용청구】</w:t>
+        <w:t>【III. 토지보상법 &gt; 4. 잔여지 또는 사용하는 토지 소유자에 대한 권리구제수단 &gt; 2) 수용청구】</w:t>
       </w:r>
     </w:p>
     <w:p>
@@ -1216,7 +992,7 @@
         <w:rPr>
           <w:rFonts w:ascii="Arial" w:hAnsi="Arial"/>
         </w:rPr>
-        <w:t xml:space="preserve">  203-1. 토지소유자</w:t>
+        <w:t xml:space="preserve">  1번. 사업시행자</w:t>
       </w:r>
     </w:p>
     <w:p>
@@ -1226,7 +1002,7 @@
           <w:b/>
           <w:sz w:val="24"/>
         </w:rPr>
-        <w:t>【5. 이주대책/생활대책 대상자】</w:t>
+        <w:t>【III. 토지보상법 &gt; 5. 이주대책/생활대책 대상자】</w:t>
       </w:r>
     </w:p>
     <w:p>
@@ -1234,7 +1010,7 @@
         <w:rPr>
           <w:rFonts w:ascii="Arial" w:hAnsi="Arial"/>
         </w:rPr>
-        <w:t xml:space="preserve">  205-1. 공익사업</w:t>
+        <w:t xml:space="preserve">  1번. 공익사업</w:t>
       </w:r>
     </w:p>
     <w:p>
@@ -1242,7 +1018,7 @@
         <w:rPr>
           <w:rFonts w:ascii="Arial" w:hAnsi="Arial"/>
         </w:rPr>
-        <w:t xml:space="preserve">  206-1. 조합</w:t>
+        <w:t xml:space="preserve">  2번. 조합</w:t>
       </w:r>
     </w:p>
     <w:p>
@@ -1252,7 +1028,7 @@
           <w:b/>
           <w:sz w:val="24"/>
         </w:rPr>
-        <w:t>【6. 간접손실보상】</w:t>
+        <w:t>【III. 토지보상법 &gt; 6. 간접손실보상】</w:t>
       </w:r>
     </w:p>
     <w:p>
@@ -1260,7 +1036,7 @@
         <w:rPr>
           <w:rFonts w:ascii="Arial" w:hAnsi="Arial"/>
         </w:rPr>
-        <w:t xml:space="preserve">  211-1. 손실보상</w:t>
+        <w:t xml:space="preserve">  1번. 손실보상</w:t>
       </w:r>
     </w:p>
     <w:p>
@@ -1268,7 +1044,7 @@
         <w:rPr>
           <w:rFonts w:ascii="Arial" w:hAnsi="Arial"/>
         </w:rPr>
-        <w:t xml:space="preserve">  212-1. 손실보상</w:t>
+        <w:t xml:space="preserve">  2번. 공익사업</w:t>
       </w:r>
     </w:p>
     <w:p>
@@ -1276,47 +1052,7 @@
         <w:rPr>
           <w:rFonts w:ascii="Arial" w:hAnsi="Arial"/>
         </w:rPr>
-        <w:t xml:space="preserve">  213-1. 공익사업</w:t>
-      </w:r>
-    </w:p>
-    <w:p>
-      <w:r>
-        <w:rPr>
-          <w:rFonts w:ascii="Arial" w:hAnsi="Arial"/>
-        </w:rPr>
-        <w:t xml:space="preserve">  214-1. 토지소유자</w:t>
-      </w:r>
-    </w:p>
-    <w:p>
-      <w:r>
-        <w:rPr>
-          <w:rFonts w:ascii="Arial" w:hAnsi="Arial"/>
-        </w:rPr>
-        <w:t xml:space="preserve">  215-1. 손실보상</w:t>
-      </w:r>
-    </w:p>
-    <w:p>
-      <w:r>
-        <w:rPr>
-          <w:rFonts w:ascii="Arial" w:hAnsi="Arial"/>
-        </w:rPr>
-        <w:t xml:space="preserve">  216-1. 공익사업</w:t>
-      </w:r>
-    </w:p>
-    <w:p>
-      <w:r>
-        <w:rPr>
-          <w:rFonts w:ascii="Arial" w:hAnsi="Arial"/>
-        </w:rPr>
-        <w:t xml:space="preserve">  217-1. 공익사업</w:t>
-      </w:r>
-    </w:p>
-    <w:p>
-      <w:r>
-        <w:rPr>
-          <w:rFonts w:ascii="Arial" w:hAnsi="Arial"/>
-        </w:rPr>
-        <w:t xml:space="preserve">  218-1. 공익사업</w:t>
+        <w:t xml:space="preserve">  3번. 토지소유자</w:t>
       </w:r>
     </w:p>
     <w:p>
@@ -1326,7 +1062,7 @@
           <w:b/>
           <w:sz w:val="24"/>
         </w:rPr>
-        <w:t>【7. 환매권】</w:t>
+        <w:t>【III. 토지보상법 &gt; 7. 환매권】</w:t>
       </w:r>
     </w:p>
     <w:p>
@@ -1334,7 +1070,7 @@
         <w:rPr>
           <w:rFonts w:ascii="Arial" w:hAnsi="Arial"/>
         </w:rPr>
-        <w:t xml:space="preserve">  221-1. 토지소유자</w:t>
+        <w:t xml:space="preserve">  1번. 토지소유자</w:t>
       </w:r>
     </w:p>
     <w:p>
@@ -1342,7 +1078,7 @@
         <w:rPr>
           <w:rFonts w:ascii="Arial" w:hAnsi="Arial"/>
         </w:rPr>
-        <w:t xml:space="preserve">  222-1. 폐지</w:t>
+        <w:t xml:space="preserve">  2번. 폐지</w:t>
       </w:r>
     </w:p>
     <w:p>
@@ -1350,7 +1086,7 @@
         <w:rPr>
           <w:rFonts w:ascii="Arial" w:hAnsi="Arial"/>
         </w:rPr>
-        <w:t xml:space="preserve">  223-1. 사업시행자</w:t>
+        <w:t xml:space="preserve">  3번. 사업시행자</w:t>
       </w:r>
     </w:p>
     <w:p>
@@ -1360,7 +1096,7 @@
           <w:b/>
           <w:sz w:val="24"/>
         </w:rPr>
-        <w:t>【1. 추진위원회 구성승인】</w:t>
+        <w:t>【IV. 공용환권 &gt; 1. 추진위원회 구성승인】</w:t>
       </w:r>
     </w:p>
     <w:p>
@@ -1368,7 +1104,7 @@
         <w:rPr>
           <w:rFonts w:ascii="Arial" w:hAnsi="Arial"/>
         </w:rPr>
-        <w:t xml:space="preserve">  228-1. 추진위원회</w:t>
+        <w:t xml:space="preserve">  1번. 추진위원회</w:t>
       </w:r>
     </w:p>
     <w:p>
@@ -1376,7 +1112,7 @@
         <w:rPr>
           <w:rFonts w:ascii="Arial" w:hAnsi="Arial"/>
         </w:rPr>
-        <w:t xml:space="preserve">  230-1. 토지소유자</w:t>
+        <w:t xml:space="preserve">  2번. 토지소유자</w:t>
       </w:r>
     </w:p>
     <w:p>
@@ -1384,7 +1120,7 @@
         <w:rPr>
           <w:rFonts w:ascii="Arial" w:hAnsi="Arial"/>
         </w:rPr>
-        <w:t xml:space="preserve">  231-1. 조합</w:t>
+        <w:t xml:space="preserve">  3번. 조합</w:t>
       </w:r>
     </w:p>
     <w:p>
@@ -1392,7 +1128,7 @@
         <w:rPr>
           <w:rFonts w:ascii="Arial" w:hAnsi="Arial"/>
         </w:rPr>
-        <w:t xml:space="preserve">  233-1. 정비사업</w:t>
+        <w:t xml:space="preserve">  4번. 조합설립인가</w:t>
       </w:r>
     </w:p>
     <w:p>
@@ -1402,7 +1138,7 @@
           <w:b/>
           <w:sz w:val="24"/>
         </w:rPr>
-        <w:t>【2. 조합설립인가】</w:t>
+        <w:t>【IV. 공용환권 &gt; 2. 조합설립인가】</w:t>
       </w:r>
     </w:p>
     <w:p>
@@ -1410,7 +1146,7 @@
         <w:rPr>
           <w:rFonts w:ascii="Arial" w:hAnsi="Arial"/>
         </w:rPr>
-        <w:t xml:space="preserve">  234-1. 조합</w:t>
+        <w:t xml:space="preserve">  1번. 조합설립인가</w:t>
       </w:r>
     </w:p>
     <w:p>
@@ -1418,7 +1154,7 @@
         <w:rPr>
           <w:rFonts w:ascii="Arial" w:hAnsi="Arial"/>
         </w:rPr>
-        <w:t xml:space="preserve">  235-1. 조합</w:t>
+        <w:t xml:space="preserve">  2번. 조합</w:t>
       </w:r>
     </w:p>
     <w:p>
@@ -1426,7 +1162,7 @@
         <w:rPr>
           <w:rFonts w:ascii="Arial" w:hAnsi="Arial"/>
         </w:rPr>
-        <w:t xml:space="preserve">  236-1. 정비사업</w:t>
+        <w:t xml:space="preserve">  3번. 사업시행자</w:t>
       </w:r>
     </w:p>
     <w:p>
@@ -1434,7 +1170,7 @@
         <w:rPr>
           <w:rFonts w:ascii="Arial" w:hAnsi="Arial"/>
         </w:rPr>
-        <w:t xml:space="preserve">  237-1. 조합</w:t>
+        <w:t xml:space="preserve">  4번. 조합설립</w:t>
       </w:r>
     </w:p>
     <w:p>
@@ -1442,7 +1178,7 @@
         <w:rPr>
           <w:rFonts w:ascii="Arial" w:hAnsi="Arial"/>
         </w:rPr>
-        <w:t xml:space="preserve">  238-1. 조합</w:t>
+        <w:t xml:space="preserve">  5번. 추진위원회</w:t>
       </w:r>
     </w:p>
     <w:p>
@@ -1450,7 +1186,7 @@
         <w:rPr>
           <w:rFonts w:ascii="Arial" w:hAnsi="Arial"/>
         </w:rPr>
-        <w:t xml:space="preserve">  239-1. 조합</w:t>
+        <w:t xml:space="preserve">  6번. 변경인가</w:t>
       </w:r>
     </w:p>
     <w:p>
@@ -1458,7 +1194,7 @@
         <w:rPr>
           <w:rFonts w:ascii="Arial" w:hAnsi="Arial"/>
         </w:rPr>
-        <w:t xml:space="preserve">  240-1. 조합</w:t>
+        <w:t xml:space="preserve">  7번. 인가</w:t>
       </w:r>
     </w:p>
     <w:p>
@@ -1466,7 +1202,7 @@
         <w:rPr>
           <w:rFonts w:ascii="Arial" w:hAnsi="Arial"/>
         </w:rPr>
-        <w:t xml:space="preserve">  241-1. 조합</w:t>
+        <w:t xml:space="preserve">  8번. 도시 및 주거환경정비법</w:t>
       </w:r>
     </w:p>
     <w:p>
@@ -1474,7 +1210,7 @@
         <w:rPr>
           <w:rFonts w:ascii="Arial" w:hAnsi="Arial"/>
         </w:rPr>
-        <w:t xml:space="preserve">  242-1. 조합</w:t>
+        <w:t xml:space="preserve">  9번. 사업시행계획</w:t>
       </w:r>
     </w:p>
     <w:p>
@@ -1482,31 +1218,7 @@
         <w:rPr>
           <w:rFonts w:ascii="Arial" w:hAnsi="Arial"/>
         </w:rPr>
-        <w:t xml:space="preserve">  243-1. 조합</w:t>
-      </w:r>
-    </w:p>
-    <w:p>
-      <w:r>
-        <w:rPr>
-          <w:rFonts w:ascii="Arial" w:hAnsi="Arial"/>
-        </w:rPr>
-        <w:t xml:space="preserve">  244-1. 조합</w:t>
-      </w:r>
-    </w:p>
-    <w:p>
-      <w:r>
-        <w:rPr>
-          <w:rFonts w:ascii="Arial" w:hAnsi="Arial"/>
-        </w:rPr>
-        <w:t xml:space="preserve">  245-1. 조합</w:t>
-      </w:r>
-    </w:p>
-    <w:p>
-      <w:r>
-        <w:rPr>
-          <w:rFonts w:ascii="Arial" w:hAnsi="Arial"/>
-        </w:rPr>
-        <w:t xml:space="preserve">  246-1. 조합</w:t>
+        <w:t xml:space="preserve">  10번. 행정소송</w:t>
       </w:r>
     </w:p>
     <w:p>
@@ -1516,7 +1228,7 @@
           <w:b/>
           <w:sz w:val="24"/>
         </w:rPr>
-        <w:t>【3. 관리처분계획·사업시행계획】</w:t>
+        <w:t>【IV. 공용환권 &gt; 3. 관리처분계획·사업시행계획】</w:t>
       </w:r>
     </w:p>
     <w:p>
@@ -1524,7 +1236,7 @@
         <w:rPr>
           <w:rFonts w:ascii="Arial" w:hAnsi="Arial"/>
         </w:rPr>
-        <w:t xml:space="preserve">  247-1. 관리처분</w:t>
+        <w:t xml:space="preserve">  1번. 사업시행계획</w:t>
       </w:r>
     </w:p>
     <w:p>
@@ -1532,7 +1244,7 @@
         <w:rPr>
           <w:rFonts w:ascii="Arial" w:hAnsi="Arial"/>
         </w:rPr>
-        <w:t xml:space="preserve">  249-1. 토지소유자</w:t>
+        <w:t xml:space="preserve">  2번. 토지소유자</w:t>
       </w:r>
     </w:p>
     <w:p>
@@ -1540,7 +1252,7 @@
         <w:rPr>
           <w:rFonts w:ascii="Arial" w:hAnsi="Arial"/>
         </w:rPr>
-        <w:t xml:space="preserve">  250-1. 조합</w:t>
+        <w:t xml:space="preserve">  3번. 조합</w:t>
       </w:r>
     </w:p>
     <w:p>
@@ -1548,7 +1260,7 @@
         <w:rPr>
           <w:rFonts w:ascii="Arial" w:hAnsi="Arial"/>
         </w:rPr>
-        <w:t xml:space="preserve">  251-1. 관리처분</w:t>
+        <w:t xml:space="preserve">  4번. 관리처분</w:t>
       </w:r>
     </w:p>
     <w:p>
@@ -1556,7 +1268,7 @@
         <w:rPr>
           <w:rFonts w:ascii="Arial" w:hAnsi="Arial"/>
         </w:rPr>
-        <w:t xml:space="preserve">  252-1. 관리처분</w:t>
+        <w:t xml:space="preserve">  5번. 인가</w:t>
       </w:r>
     </w:p>
     <w:p>
@@ -1564,7 +1276,7 @@
         <w:rPr>
           <w:rFonts w:ascii="Arial" w:hAnsi="Arial"/>
         </w:rPr>
-        <w:t xml:space="preserve">  253-1. 사업시행계획</w:t>
+        <w:t xml:space="preserve">  6번. 사업시행인가</w:t>
       </w:r>
     </w:p>
     <w:p>
@@ -1572,7 +1284,7 @@
         <w:rPr>
           <w:rFonts w:ascii="Arial" w:hAnsi="Arial"/>
         </w:rPr>
-        <w:t xml:space="preserve">  254-1. 관리처분</w:t>
+        <w:t xml:space="preserve">  7번. 정비사업</w:t>
       </w:r>
     </w:p>
     <w:p>
@@ -1580,23 +1292,7 @@
         <w:rPr>
           <w:rFonts w:ascii="Arial" w:hAnsi="Arial"/>
         </w:rPr>
-        <w:t xml:space="preserve">  255-1. 사업시행인가</w:t>
-      </w:r>
-    </w:p>
-    <w:p>
-      <w:r>
-        <w:rPr>
-          <w:rFonts w:ascii="Arial" w:hAnsi="Arial"/>
-        </w:rPr>
-        <w:t xml:space="preserve">  256-1. 사업시행인가</w:t>
-      </w:r>
-    </w:p>
-    <w:p>
-      <w:r>
-        <w:rPr>
-          <w:rFonts w:ascii="Arial" w:hAnsi="Arial"/>
-        </w:rPr>
-        <w:t xml:space="preserve">  257-1. 사업시행인가</w:t>
+        <w:t xml:space="preserve">  8번. 도시정비법</w:t>
       </w:r>
     </w:p>
     <w:p>
@@ -1606,7 +1302,7 @@
           <w:b/>
           <w:sz w:val="24"/>
         </w:rPr>
-        <w:t>【2) 취소소송과 ‘병합’제기】</w:t>
+        <w:t>【표 1】</w:t>
       </w:r>
     </w:p>
     <w:p>
@@ -1614,7 +1310,17 @@
         <w:rPr>
           <w:rFonts w:ascii="Arial" w:hAnsi="Arial"/>
         </w:rPr>
-        <w:t xml:space="preserve">  280-1. 자치사무</w:t>
+        <w:t xml:space="preserve">  1번. 자치사무</w:t>
+      </w:r>
+    </w:p>
+    <w:p>
+      <w:r>
+        <w:rPr>
+          <w:rFonts w:ascii="Arial" w:hAnsi="Arial"/>
+          <w:b/>
+          <w:sz w:val="24"/>
+        </w:rPr>
+        <w:t>【표 3】</w:t>
       </w:r>
     </w:p>
     <w:p>
@@ -1622,7 +1328,7 @@
         <w:rPr>
           <w:rFonts w:ascii="Arial" w:hAnsi="Arial"/>
         </w:rPr>
-        <w:t xml:space="preserve">  280-1. 의회</w:t>
+        <w:t xml:space="preserve">  1번. 지방자치단체</w:t>
       </w:r>
     </w:p>
     <w:p>
@@ -1630,7 +1336,17 @@
         <w:rPr>
           <w:rFonts w:ascii="Arial" w:hAnsi="Arial"/>
         </w:rPr>
-        <w:t xml:space="preserve">  280-1. 의회</w:t>
+        <w:t xml:space="preserve">  2번. 의회</w:t>
+      </w:r>
+    </w:p>
+    <w:p>
+      <w:r>
+        <w:rPr>
+          <w:rFonts w:ascii="Arial" w:hAnsi="Arial"/>
+          <w:b/>
+          <w:sz w:val="24"/>
+        </w:rPr>
+        <w:t>【표 4】</w:t>
       </w:r>
     </w:p>
     <w:p>
@@ -1638,7 +1354,17 @@
         <w:rPr>
           <w:rFonts w:ascii="Arial" w:hAnsi="Arial"/>
         </w:rPr>
-        <w:t xml:space="preserve">  280-1. 지방자치단체</w:t>
+        <w:t xml:space="preserve">  1번. 의회</w:t>
+      </w:r>
+    </w:p>
+    <w:p>
+      <w:r>
+        <w:rPr>
+          <w:rFonts w:ascii="Arial" w:hAnsi="Arial"/>
+          <w:b/>
+          <w:sz w:val="24"/>
+        </w:rPr>
+        <w:t>【표 5】</w:t>
       </w:r>
     </w:p>
     <w:p>
@@ -1646,7 +1372,17 @@
         <w:rPr>
           <w:rFonts w:ascii="Arial" w:hAnsi="Arial"/>
         </w:rPr>
-        <w:t xml:space="preserve">  280-1. 의회</w:t>
+        <w:t xml:space="preserve">  1번. 의회</w:t>
+      </w:r>
+    </w:p>
+    <w:p>
+      <w:r>
+        <w:rPr>
+          <w:rFonts w:ascii="Arial" w:hAnsi="Arial"/>
+          <w:b/>
+          <w:sz w:val="24"/>
+        </w:rPr>
+        <w:t>【표 6】</w:t>
       </w:r>
     </w:p>
     <w:p>
@@ -1654,7 +1390,7 @@
         <w:rPr>
           <w:rFonts w:ascii="Arial" w:hAnsi="Arial"/>
         </w:rPr>
-        <w:t xml:space="preserve">  280-1. 의회</w:t>
+        <w:t xml:space="preserve">  1번. 사업시행계획</w:t>
       </w:r>
     </w:p>
     <w:p>
@@ -1662,7 +1398,7 @@
         <w:rPr>
           <w:rFonts w:ascii="Arial" w:hAnsi="Arial"/>
         </w:rPr>
-        <w:t xml:space="preserve">  280-1. 의회</w:t>
+        <w:t xml:space="preserve">  2번. 조합</w:t>
       </w:r>
     </w:p>
     <w:p>
@@ -1670,7 +1406,7 @@
         <w:rPr>
           <w:rFonts w:ascii="Arial" w:hAnsi="Arial"/>
         </w:rPr>
-        <w:t xml:space="preserve">  280-1. 의회</w:t>
+        <w:t xml:space="preserve">  3번. 인가</w:t>
       </w:r>
     </w:p>
     <w:p>
@@ -1678,7 +1414,7 @@
         <w:rPr>
           <w:rFonts w:ascii="Arial" w:hAnsi="Arial"/>
         </w:rPr>
-        <w:t xml:space="preserve">  280-1. 의회</w:t>
+        <w:t xml:space="preserve">  4번. 관리처분계획인가</w:t>
       </w:r>
     </w:p>
     <w:p>
@@ -1686,55 +1422,7 @@
         <w:rPr>
           <w:rFonts w:ascii="Arial" w:hAnsi="Arial"/>
         </w:rPr>
-        <w:t xml:space="preserve">  280-1. 관리처분</w:t>
-      </w:r>
-    </w:p>
-    <w:p>
-      <w:r>
-        <w:rPr>
-          <w:rFonts w:ascii="Arial" w:hAnsi="Arial"/>
-        </w:rPr>
-        <w:t xml:space="preserve">  280-1. 조합</w:t>
-      </w:r>
-    </w:p>
-    <w:p>
-      <w:r>
-        <w:rPr>
-          <w:rFonts w:ascii="Arial" w:hAnsi="Arial"/>
-        </w:rPr>
-        <w:t xml:space="preserve">  280-1. 인가</w:t>
-      </w:r>
-    </w:p>
-    <w:p>
-      <w:r>
-        <w:rPr>
-          <w:rFonts w:ascii="Arial" w:hAnsi="Arial"/>
-        </w:rPr>
-        <w:t xml:space="preserve">  280-1. 관리처분</w:t>
-      </w:r>
-    </w:p>
-    <w:p>
-      <w:r>
-        <w:rPr>
-          <w:rFonts w:ascii="Arial" w:hAnsi="Arial"/>
-        </w:rPr>
-        <w:t xml:space="preserve">  280-1. 관리처분</w:t>
-      </w:r>
-    </w:p>
-    <w:p>
-      <w:r>
-        <w:rPr>
-          <w:rFonts w:ascii="Arial" w:hAnsi="Arial"/>
-        </w:rPr>
-        <w:t xml:space="preserve">  280-1. 관리처분</w:t>
-      </w:r>
-    </w:p>
-    <w:p>
-      <w:r>
-        <w:rPr>
-          <w:rFonts w:ascii="Arial" w:hAnsi="Arial"/>
-        </w:rPr>
-        <w:t xml:space="preserve">  280-1. 관리처분</w:t>
+        <w:t xml:space="preserve">  5번. 관리처분</w:t>
       </w:r>
     </w:p>
     <w:sectPr>
